--- a/clients/kelly_mulroy/Kelly_Mulroy_5Day_Training_Plan.docx
+++ b/clients/kelly_mulroy/Kelly_Mulroy_5Day_Training_Plan.docx
@@ -4148,7 +4148,7 @@
                 <w:sz w:val="18"/>
                 <w:szCs w:val="18"/>
               </w:rPr>
-              <w:t xml:space="preserve">Step-Up (Left Lead)</w:t>
+              <w:t>Single-Leg Glute Bridge (Left Lead)</w:t>
             </w:r>
           </w:p>
         </w:tc>
@@ -4184,7 +4184,7 @@
                 <w:sz w:val="15"/>
                 <w:szCs w:val="15"/>
               </w:rPr>
-              <w:t xml:space="preserve">3</w:t>
+              <w:t>3</w:t>
             </w:r>
           </w:p>
         </w:tc>
@@ -4220,7 +4220,7 @@
                 <w:sz w:val="15"/>
                 <w:szCs w:val="15"/>
               </w:rPr>
-              <w:t xml:space="preserve">10 ea</w:t>
+              <w:t>12 ea</w:t>
             </w:r>
           </w:p>
         </w:tc>
@@ -4256,7 +4256,7 @@
                 <w:sz w:val="15"/>
                 <w:szCs w:val="15"/>
               </w:rPr>
-              <w:t xml:space="preserve">15–20 lbs/hand</w:t>
+              <w:t>Bodyweight</w:t>
             </w:r>
           </w:p>
         </w:tc>
@@ -4292,7 +4292,7 @@
                 <w:sz w:val="15"/>
                 <w:szCs w:val="15"/>
               </w:rPr>
-              <w:t xml:space="preserve">2-1-1</w:t>
+              <w:t>2-2-1</w:t>
             </w:r>
           </w:p>
         </w:tc>
@@ -4328,7 +4328,7 @@
                 <w:sz w:val="15"/>
                 <w:szCs w:val="15"/>
               </w:rPr>
-              <w:t xml:space="preserve">60s</w:t>
+              <w:t>30s</w:t>
             </w:r>
           </w:p>
         </w:tc>
@@ -4364,7 +4364,7 @@
                 <w:sz w:val="17"/>
                 <w:szCs w:val="17"/>
               </w:rPr>
-              <w:t xml:space="preserve">LEFT leg first all sets — Styku scan shows right leg carries more lean tissue (16.5 vs 15.7 lbs). Drive through heel, full hip extension at top.</w:t>
+              <w:t>LEFT leg first. Drive through heel, hold squeeze. Unilateral correction for scan-confirmed leg asymmetry.</w:t>
             </w:r>
           </w:p>
         </w:tc>
@@ -5242,7 +5242,7 @@
                 <w:sz w:val="18"/>
                 <w:szCs w:val="18"/>
               </w:rPr>
-              <w:t xml:space="preserve">Single-Leg Glute Bridge (Left Lead)</w:t>
+              <w:t>Step-Up (Left Lead)</w:t>
             </w:r>
           </w:p>
         </w:tc>
@@ -5278,7 +5278,7 @@
                 <w:sz w:val="15"/>
                 <w:szCs w:val="15"/>
               </w:rPr>
-              <w:t xml:space="preserve">3</w:t>
+              <w:t>3</w:t>
             </w:r>
           </w:p>
         </w:tc>
@@ -5314,7 +5314,7 @@
                 <w:sz w:val="15"/>
                 <w:szCs w:val="15"/>
               </w:rPr>
-              <w:t xml:space="preserve">12 ea</w:t>
+              <w:t>10 ea</w:t>
             </w:r>
           </w:p>
         </w:tc>
@@ -5350,7 +5350,7 @@
                 <w:sz w:val="15"/>
                 <w:szCs w:val="15"/>
               </w:rPr>
-              <w:t xml:space="preserve">Bodyweight</w:t>
+              <w:t>15–20 lbs/hand</w:t>
             </w:r>
           </w:p>
         </w:tc>
@@ -5386,7 +5386,7 @@
                 <w:sz w:val="15"/>
                 <w:szCs w:val="15"/>
               </w:rPr>
-              <w:t xml:space="preserve">2-2-1</w:t>
+              <w:t>2-1-1</w:t>
             </w:r>
           </w:p>
         </w:tc>
@@ -5422,7 +5422,7 @@
                 <w:sz w:val="15"/>
                 <w:szCs w:val="15"/>
               </w:rPr>
-              <w:t xml:space="preserve">30s</w:t>
+              <w:t>60s</w:t>
             </w:r>
           </w:p>
         </w:tc>
@@ -5458,7 +5458,7 @@
                 <w:sz w:val="17"/>
                 <w:szCs w:val="17"/>
               </w:rPr>
-              <w:t xml:space="preserve">LEFT leg first. Drive through heel, hold squeeze. Unilateral correction for scan-confirmed leg asymmetry.</w:t>
+              <w:t>LEFT leg first all sets — Styku scan shows right leg carries more lean tissue (16.5 vs 15.7 lbs). Drive through heel, full hip extension at top.</w:t>
             </w:r>
           </w:p>
         </w:tc>

--- a/clients/kelly_mulroy/Kelly_Mulroy_5Day_Training_Plan.docx
+++ b/clients/kelly_mulroy/Kelly_Mulroy_5Day_Training_Plan.docx
@@ -7522,7 +7522,7 @@
                 <w:sz w:val="18"/>
                 <w:szCs w:val="18"/>
               </w:rPr>
-              <w:t xml:space="preserve">Dumbbell Overhead Press</w:t>
+              <w:t>Dumbbell Single-Arm Row (Left First)</w:t>
             </w:r>
           </w:p>
         </w:tc>
@@ -7558,7 +7558,7 @@
                 <w:sz w:val="15"/>
                 <w:szCs w:val="15"/>
               </w:rPr>
-              <w:t xml:space="preserve">3</w:t>
+              <w:t>4</w:t>
             </w:r>
           </w:p>
         </w:tc>
@@ -7594,7 +7594,7 @@
                 <w:sz w:val="15"/>
                 <w:szCs w:val="15"/>
               </w:rPr>
-              <w:t xml:space="preserve">10―12</w:t>
+              <w:t>10 ea</w:t>
             </w:r>
           </w:p>
         </w:tc>
@@ -7630,7 +7630,7 @@
                 <w:sz w:val="15"/>
                 <w:szCs w:val="15"/>
               </w:rPr>
-              <w:t xml:space="preserve">20 lbs/hand</w:t>
+              <w:t>32–35 lbs</w:t>
             </w:r>
           </w:p>
         </w:tc>
@@ -7666,7 +7666,7 @@
                 <w:sz w:val="15"/>
                 <w:szCs w:val="15"/>
               </w:rPr>
-              <w:t xml:space="preserve">2-1-1</w:t>
+              <w:t>3-1-2</w:t>
             </w:r>
           </w:p>
         </w:tc>
@@ -7702,7 +7702,7 @@
                 <w:sz w:val="15"/>
                 <w:szCs w:val="15"/>
               </w:rPr>
-              <w:t xml:space="preserve">60s</w:t>
+              <w:t>60s</w:t>
             </w:r>
           </w:p>
         </w:tc>
@@ -7738,7 +7738,7 @@
                 <w:sz w:val="17"/>
                 <w:szCs w:val="17"/>
               </w:rPr>
-              <w:t xml:space="preserve">Baseline: 25 lbs ×3RM. Training load: 20 lbs/hand for 10–12 reps. Press overhead, arms alongside ears. Core braced. Increase to 22.5 in Week 3.</w:t>
+              <w:t>Baseline: 40 lbs ×5RM. Training load: 32–35 lbs for 10 reps. LEFT arm first per Styku scan. Chest supported. Drive elbow to hip. Full stretch at bottom.</w:t>
             </w:r>
           </w:p>
         </w:tc>
@@ -8108,7 +8108,7 @@
                 <w:sz w:val="18"/>
                 <w:szCs w:val="18"/>
               </w:rPr>
-              <w:t xml:space="preserve">Dumbbell Single-Arm Row (Left First)</w:t>
+              <w:t>Dumbbell Overhead Press</w:t>
             </w:r>
           </w:p>
         </w:tc>
@@ -8144,7 +8144,7 @@
                 <w:sz w:val="15"/>
                 <w:szCs w:val="15"/>
               </w:rPr>
-              <w:t xml:space="preserve">4</w:t>
+              <w:t>3</w:t>
             </w:r>
           </w:p>
         </w:tc>
@@ -8180,7 +8180,7 @@
                 <w:sz w:val="15"/>
                 <w:szCs w:val="15"/>
               </w:rPr>
-              <w:t xml:space="preserve">10 ea</w:t>
+              <w:t>10―12</w:t>
             </w:r>
           </w:p>
         </w:tc>
@@ -8216,7 +8216,7 @@
                 <w:sz w:val="15"/>
                 <w:szCs w:val="15"/>
               </w:rPr>
-              <w:t xml:space="preserve">32–35 lbs</w:t>
+              <w:t>20 lbs/hand</w:t>
             </w:r>
           </w:p>
         </w:tc>
@@ -8252,7 +8252,7 @@
                 <w:sz w:val="15"/>
                 <w:szCs w:val="15"/>
               </w:rPr>
-              <w:t xml:space="preserve">3-1-2</w:t>
+              <w:t>2-1-1</w:t>
             </w:r>
           </w:p>
         </w:tc>
@@ -8288,7 +8288,7 @@
                 <w:sz w:val="15"/>
                 <w:szCs w:val="15"/>
               </w:rPr>
-              <w:t xml:space="preserve">60s</w:t>
+              <w:t>60s</w:t>
             </w:r>
           </w:p>
         </w:tc>
@@ -8324,7 +8324,7 @@
                 <w:sz w:val="17"/>
                 <w:szCs w:val="17"/>
               </w:rPr>
-              <w:t xml:space="preserve">Baseline: 40 lbs ×5RM. Training load: 32–35 lbs for 10 reps. LEFT arm first per Styku scan. Chest supported. Drive elbow to hip. Full stretch at bottom.</w:t>
+              <w:t>Baseline: 25 lbs ×3RM. Training load: 20 lbs/hand for 10–12 reps. Press overhead, arms alongside ears. Core braced. Increase to 22.5 in Week 3.</w:t>
             </w:r>
           </w:p>
         </w:tc>

--- a/clients/kelly_mulroy/Kelly_Mulroy_5Day_Training_Plan.docx
+++ b/clients/kelly_mulroy/Kelly_Mulroy_5Day_Training_Plan.docx
@@ -2004,7 +2004,7 @@
           <w:sz w:val="20"/>
           <w:szCs w:val="20"/>
         </w:rPr>
-        <w:t xml:space="preserve">110–110g/day</w:t>
+        <w:t xml:space="preserve">110g/day</w:t>
       </w:r>
       <w:r>
         <w:rPr>
@@ -2013,7 +2013,7 @@
           <w:sz w:val="15"/>
           <w:szCs w:val="15"/>
         </w:rPr>
-        <w:t xml:space="preserve">  (1.6–1.6 g/kg — active women general tier)  </w:t>
+        <w:t xml:space="preserve">  (1.6 g/kg — active women general tier)  </w:t>
       </w:r>
       <w:r>
         <w:rPr>
@@ -3539,7 +3539,7 @@
           <w:sz w:val="17"/>
           <w:szCs w:val="17"/>
         </w:rPr>
-        <w:t xml:space="preserve">60% day. Goblet squat at 30–35 lbs (below the 3RM range — focus is form, not load). Box squat at 40–45 lbs. Technique must be clean before load increases Thursday and Friday.</w:t>
+        <w:t xml:space="preserve">60% day. Goblet squat at 30–35 lbs (deliberately light — focus is form, not load). Box squat at 40–45 lbs. Technique must be clean before load increases Thursday and Friday.</w:t>
       </w:r>
     </w:p>
     <w:tbl>

--- a/clients/kelly_mulroy/Kelly_Mulroy_5Day_Training_Plan.docx
+++ b/clients/kelly_mulroy/Kelly_Mulroy_5Day_Training_Plan.docx
@@ -1890,6 +1890,31 @@
           <w:rFonts w:ascii="Arial" w:cs="Arial" w:eastAsia="Arial" w:hAnsi="Arial"/>
           <w:b/>
           <w:bCs/>
+          <w:color w:val="1565C0"/>
+          <w:sz w:val="17"/>
+          <w:szCs w:val="17"/>
+        </w:rPr>
+        <w:t xml:space="preserve">Planned Deload — Week 5, Directly After the Week 4 Strength Check:  </w:t>
+      </w:r>
+      <w:r>
+        <w:rPr>
+          <w:rFonts w:ascii="Arial" w:cs="Arial" w:eastAsia="Arial" w:hAnsi="Arial"/>
+          <w:color w:val="2C2C2C"/>
+          <w:sz w:val="17"/>
+          <w:szCs w:val="17"/>
+        </w:rPr>
+        <w:t xml:space="preserve">This program deliberately includes one lighter week, planned in advance — not a reaction to anything going wrong. Week 5, immediately after the Week 4 strength reassessment, is a structured "reload": the same movements and the same week structure, with working sets roughly halved, loads at about 50–70% of normal working weights, and every set in the technique band (3 or more reps in reserve) — no PR attempts and no push-up max test that week. With a lower back still re-earning the hinge pattern and eight straight weeks of progression on the calendar, this is how the plan banks its gains: one light week costs no muscle and only a small, quickly-recovered edge of peak strength, while unbroken hard loading is where soreness, joint stress, and stalls accumulate. Weeks 6–8 then rebuild from the Week 4 loads toward the 8-week targets.</w:t>
+      </w:r>
+    </w:p>
+    <w:p>
+      <w:pPr>
+        <w:spacing w:after="100"/>
+      </w:pPr>
+      <w:r>
+        <w:rPr>
+          <w:rFonts w:ascii="Arial" w:cs="Arial" w:eastAsia="Arial" w:hAnsi="Arial"/>
+          <w:b/>
+          <w:bCs/>
           <w:color w:val="E65100"/>
           <w:sz w:val="17"/>
           <w:szCs w:val="17"/>
@@ -1954,6 +1979,31 @@
           <w:szCs w:val="17"/>
         </w:rPr>
         <w:t xml:space="preserve">This is the first script-driven build of Kelly’s program. Her delivered .docx previously doubled as the engine’s byte-identical XML-audit reference, which is why she was the only client on the roster with no build script, no Client View, and no route for a documented safety finding to reach her document. The reference artifact is now frozen separately at system_documents/reference/Kelly_Mulroy_5Day_Training_Plan_ENGINE_REFERENCE.docx and is the engine standard going forward; this document is her live program and is revised like any other client’s. Program content below is reproduced verbatim from the frozen reference except for the clinical additions and RIR prescriptions dated 8/18/2026.</w:t>
+      </w:r>
+    </w:p>
+    <w:p>
+      <w:pPr>
+        <w:spacing w:after="100"/>
+      </w:pPr>
+      <w:r>
+        <w:rPr>
+          <w:rFonts w:ascii="Arial" w:cs="Arial" w:eastAsia="Arial" w:hAnsi="Arial"/>
+          <w:b/>
+          <w:bCs/>
+          <w:color w:val="E65100"/>
+          <w:sz w:val="17"/>
+          <w:szCs w:val="17"/>
+        </w:rPr>
+        <w:t xml:space="preserve">Session Architecture — ICONS Block Method Restructure (8/19/2026):  </w:t>
+      </w:r>
+      <w:r>
+        <w:rPr>
+          <w:rFonts w:ascii="Arial" w:cs="Arial" w:eastAsia="Arial" w:hAnsi="Arial"/>
+          <w:color w:val="2C2C2C"/>
+          <w:sz w:val="17"/>
+          <w:szCs w:val="17"/>
+        </w:rPr>
+        <w:t xml:space="preserve">Days 1–4 restructured to the ICONS Block Method six-slot order (Corrective → Primary Compound → Accessory → Jason's Exercise → Secondary Compound → Third Compound/Integration); Sunday AR deliberately untouched (no compound lifts to slot). Organizational only — every exercise, baseline, load, RIR tier, stop-signal placement and left-lead prescription preserved; no RIR tier changed. Slot 4 omitted on every day: Jason Bethea's documented exercises for Kelly (crab walk primer, anti-valgus ladder, home glute-med program) are corrective in nature and are consumed by the corrective slots exactly as his documentation used them, per the pilot precedent. Judgment calls: (1) Tuesday's Anti-Valgus Progression moved UP from the end of the session to the second corrective block — the 8/18 end-of-session placement was a build choice, not a documented Jason sequence, and corrective work belongs fresh, before loading; internal order preserved. (2) Wednesday/Friday slot 1 honestly omitted — no documented corrective exists for her upper-body days, and filler is forbidden. (3) Friday's accessory slot is absorbed into the primary/secondary blocks (pull-up progression, trap-bar shrug are in-block accessories). (4) New light integration closers on TUE (suitcase carry 20–25 lbs left lead, anchored below Friday's 25–30 lb suitcase load), THU (farmer carry 25–30 lbs/hand, below the 35 lb baseline, hinge stop-signal explicitly on the pickup); WED's closer is the existing Plank migrated to slot 6; FRI's is the existing core/posture/push-up-test block retitled. (5) Warm-up drift rule: "light DB warm-up press 2×10" promoted from WED/FRI warmUp prose into ramp rows (3+ RIR). Compound-slot options menus: every hinge option carries the stop-signal verbatim; every squat option keeps the band-above-knees tracking standard; REJECTED on constraint grounds — any barbell squat option (her document defers the barbell until tracking is consistently clean), kettlebell/DB swing as a hinge alternate (ballistic hip hinge under an active lumbar stop-signal), and a barbell push press on the 90% day (momentum overhead adds nothing a near-maximal strict press doesn't already track). Cable → Kieser renames throughout (pulldown, face pull, seated row, adductor pull, tricep pushdown, pallof); hex bar named as the carry vehicle past 60 lbs/hand for the Week 8 target. The travel plan was revised at the same touch with the identical restructure translated to hotel equipment.</w:t>
       </w:r>
     </w:p>
     <w:p>
@@ -3510,11 +3560,1061 @@
           <w:rFonts w:ascii="Arial" w:cs="Arial" w:eastAsia="Arial" w:hAnsi="Arial"/>
           <w:b/>
           <w:bCs/>
+          <w:color w:val="E53935"/>
+          <w:sz w:val="17"/>
+          <w:szCs w:val="17"/>
+        </w:rPr>
+        <w:t xml:space="preserve">B — ANTI-VALGUS PROGRESSION</w:t>
+      </w:r>
+    </w:p>
+    <w:p>
+      <w:pPr>
+        <w:spacing w:after="80"/>
+      </w:pPr>
+      <w:r>
+        <w:rPr>
+          <w:rFonts w:ascii="Arial" w:cs="Arial" w:eastAsia="Arial" w:hAnsi="Arial"/>
+          <w:b/>
+          <w:bCs/>
+          <w:color w:val="E53935"/>
+          <w:sz w:val="17"/>
+          <w:szCs w:val="17"/>
+        </w:rPr>
+        <w:t xml:space="preserve">Why:  </w:t>
+      </w:r>
+      <w:r>
+        <w:rPr>
+          <w:rFonts w:ascii="Arial" w:cs="Arial" w:eastAsia="Arial" w:hAnsi="Arial"/>
+          <w:color w:val="2C2C2C"/>
+          <w:sz w:val="17"/>
+          <w:szCs w:val="17"/>
+        </w:rPr>
+        <w:t xml:space="preserve">The anti-valgus progression documented by Jason Bethea. Wall support removes the balance demand so all of the attention goes to knee tracking. The pistol squat is the highest valgus-risk movement in this program — it is trained through its regression ladder (doorframe or wall assist → heel elevated → reduced range of motion) and never at full depth unassisted until the knee tracks cleanly. Plank-position leg tap-downs stand in for a knee-extension machine here and are not a one-to-one replacement; when the equipment allows, a wall sit, Spanish squat, cyclist squat or banded terminal knee extension is the stronger choice. Run fresh, before any loaded squatting — tracking quality is the entire point.</w:t>
+      </w:r>
+    </w:p>
+    <w:tbl>
+      <w:tblPr>
+        <w:tblW w:type="dxa" w:w="10440"/>
+        <w:tblBorders>
+          <w:top w:val="none" w:color="FFFFFF" w:sz="0"/>
+          <w:left w:val="none" w:color="FFFFFF" w:sz="0"/>
+          <w:bottom w:val="none" w:color="FFFFFF" w:sz="0"/>
+          <w:right w:val="none" w:color="FFFFFF" w:sz="0"/>
+          <w:insideH w:val="single" w:color="auto" w:sz="4"/>
+          <w:insideV w:val="single" w:color="auto" w:sz="4"/>
+        </w:tblBorders>
+      </w:tblPr>
+      <w:tblGrid>
+        <w:gridCol w:w="2400"/>
+        <w:gridCol w:w="380"/>
+        <w:gridCol w:w="420"/>
+        <w:gridCol w:w="680"/>
+        <w:gridCol w:w="540"/>
+        <w:gridCol w:w="440"/>
+        <w:gridCol w:w="5580"/>
+      </w:tblGrid>
+      <w:tr>
+        <w:tc>
+          <w:tcPr>
+            <w:tcW w:type="dxa" w:w="2400"/>
+            <w:tcBorders>
+              <w:top w:val="none" w:color="FFFFFF" w:sz="0"/>
+              <w:left w:val="none" w:color="FFFFFF" w:sz="0"/>
+              <w:bottom w:val="none" w:color="FFFFFF" w:sz="0"/>
+              <w:right w:val="none" w:color="FFFFFF" w:sz="0"/>
+            </w:tcBorders>
+            <w:shd w:fill="FFEBEE" w:color="auto" w:val="clear"/>
+            <w:tcMar>
+              <w:top w:type="dxa" w:w="40"/>
+              <w:left w:type="dxa" w:w="80"/>
+              <w:bottom w:type="dxa" w:w="40"/>
+              <w:right w:type="dxa" w:w="80"/>
+            </w:tcMar>
+            <w:vAlign w:val="center"/>
+          </w:tcPr>
+          <w:p>
+            <w:pPr>
+              <w:jc w:val="left"/>
+            </w:pPr>
+            <w:r>
+              <w:rPr>
+                <w:rFonts w:ascii="Arial" w:cs="Arial" w:eastAsia="Arial" w:hAnsi="Arial"/>
+                <w:b/>
+                <w:bCs/>
+                <w:color w:val="E53935"/>
+                <w:sz w:val="15"/>
+                <w:szCs w:val="15"/>
+              </w:rPr>
+              <w:t xml:space="preserve">EXERCISE</w:t>
+            </w:r>
+          </w:p>
+        </w:tc>
+        <w:tc>
+          <w:tcPr>
+            <w:tcW w:type="dxa" w:w="380"/>
+            <w:tcBorders>
+              <w:top w:val="none" w:color="FFFFFF" w:sz="0"/>
+              <w:left w:val="none" w:color="FFFFFF" w:sz="0"/>
+              <w:bottom w:val="none" w:color="FFFFFF" w:sz="0"/>
+              <w:right w:val="none" w:color="FFFFFF" w:sz="0"/>
+            </w:tcBorders>
+            <w:shd w:fill="FFEBEE" w:color="auto" w:val="clear"/>
+            <w:tcMar>
+              <w:top w:type="dxa" w:w="40"/>
+              <w:left w:type="dxa" w:w="80"/>
+              <w:bottom w:type="dxa" w:w="40"/>
+              <w:right w:type="dxa" w:w="80"/>
+            </w:tcMar>
+            <w:vAlign w:val="center"/>
+          </w:tcPr>
+          <w:p>
+            <w:pPr>
+              <w:jc w:val="center"/>
+            </w:pPr>
+            <w:r>
+              <w:rPr>
+                <w:rFonts w:ascii="Arial" w:cs="Arial" w:eastAsia="Arial" w:hAnsi="Arial"/>
+                <w:b/>
+                <w:bCs/>
+                <w:color w:val="E53935"/>
+                <w:sz w:val="13"/>
+                <w:szCs w:val="13"/>
+              </w:rPr>
+              <w:t xml:space="preserve">SETS</w:t>
+            </w:r>
+          </w:p>
+        </w:tc>
+        <w:tc>
+          <w:tcPr>
+            <w:tcW w:type="dxa" w:w="420"/>
+            <w:tcBorders>
+              <w:top w:val="none" w:color="FFFFFF" w:sz="0"/>
+              <w:left w:val="none" w:color="FFFFFF" w:sz="0"/>
+              <w:bottom w:val="none" w:color="FFFFFF" w:sz="0"/>
+              <w:right w:val="none" w:color="FFFFFF" w:sz="0"/>
+            </w:tcBorders>
+            <w:shd w:fill="FFEBEE" w:color="auto" w:val="clear"/>
+            <w:tcMar>
+              <w:top w:type="dxa" w:w="40"/>
+              <w:left w:type="dxa" w:w="80"/>
+              <w:bottom w:type="dxa" w:w="40"/>
+              <w:right w:type="dxa" w:w="80"/>
+            </w:tcMar>
+            <w:vAlign w:val="center"/>
+          </w:tcPr>
+          <w:p>
+            <w:pPr>
+              <w:jc w:val="center"/>
+            </w:pPr>
+            <w:r>
+              <w:rPr>
+                <w:rFonts w:ascii="Arial" w:cs="Arial" w:eastAsia="Arial" w:hAnsi="Arial"/>
+                <w:b/>
+                <w:bCs/>
+                <w:color w:val="E53935"/>
+                <w:sz w:val="13"/>
+                <w:szCs w:val="13"/>
+              </w:rPr>
+              <w:t xml:space="preserve">REPS</w:t>
+            </w:r>
+          </w:p>
+        </w:tc>
+        <w:tc>
+          <w:tcPr>
+            <w:tcW w:type="dxa" w:w="680"/>
+            <w:tcBorders>
+              <w:top w:val="none" w:color="FFFFFF" w:sz="0"/>
+              <w:left w:val="none" w:color="FFFFFF" w:sz="0"/>
+              <w:bottom w:val="none" w:color="FFFFFF" w:sz="0"/>
+              <w:right w:val="none" w:color="FFFFFF" w:sz="0"/>
+            </w:tcBorders>
+            <w:shd w:fill="FFEBEE" w:color="auto" w:val="clear"/>
+            <w:tcMar>
+              <w:top w:type="dxa" w:w="40"/>
+              <w:left w:type="dxa" w:w="80"/>
+              <w:bottom w:type="dxa" w:w="40"/>
+              <w:right w:type="dxa" w:w="80"/>
+            </w:tcMar>
+            <w:vAlign w:val="center"/>
+          </w:tcPr>
+          <w:p>
+            <w:pPr>
+              <w:jc w:val="center"/>
+            </w:pPr>
+            <w:r>
+              <w:rPr>
+                <w:rFonts w:ascii="Arial" w:cs="Arial" w:eastAsia="Arial" w:hAnsi="Arial"/>
+                <w:b/>
+                <w:bCs/>
+                <w:color w:val="E53935"/>
+                <w:sz w:val="13"/>
+                <w:szCs w:val="13"/>
+              </w:rPr>
+              <w:t xml:space="preserve">LOAD</w:t>
+            </w:r>
+          </w:p>
+        </w:tc>
+        <w:tc>
+          <w:tcPr>
+            <w:tcW w:type="dxa" w:w="540"/>
+            <w:tcBorders>
+              <w:top w:val="none" w:color="FFFFFF" w:sz="0"/>
+              <w:left w:val="none" w:color="FFFFFF" w:sz="0"/>
+              <w:bottom w:val="none" w:color="FFFFFF" w:sz="0"/>
+              <w:right w:val="none" w:color="FFFFFF" w:sz="0"/>
+            </w:tcBorders>
+            <w:shd w:fill="FFEBEE" w:color="auto" w:val="clear"/>
+            <w:tcMar>
+              <w:top w:type="dxa" w:w="40"/>
+              <w:left w:type="dxa" w:w="80"/>
+              <w:bottom w:type="dxa" w:w="40"/>
+              <w:right w:type="dxa" w:w="80"/>
+            </w:tcMar>
+            <w:vAlign w:val="center"/>
+          </w:tcPr>
+          <w:p>
+            <w:pPr>
+              <w:jc w:val="center"/>
+            </w:pPr>
+            <w:r>
+              <w:rPr>
+                <w:rFonts w:ascii="Arial" w:cs="Arial" w:eastAsia="Arial" w:hAnsi="Arial"/>
+                <w:b/>
+                <w:bCs/>
+                <w:color w:val="E53935"/>
+                <w:sz w:val="13"/>
+                <w:szCs w:val="13"/>
+              </w:rPr>
+              <w:t xml:space="preserve">TEMPO</w:t>
+            </w:r>
+          </w:p>
+        </w:tc>
+        <w:tc>
+          <w:tcPr>
+            <w:tcW w:type="dxa" w:w="440"/>
+            <w:tcBorders>
+              <w:top w:val="none" w:color="FFFFFF" w:sz="0"/>
+              <w:left w:val="none" w:color="FFFFFF" w:sz="0"/>
+              <w:bottom w:val="none" w:color="FFFFFF" w:sz="0"/>
+              <w:right w:val="none" w:color="FFFFFF" w:sz="0"/>
+            </w:tcBorders>
+            <w:shd w:fill="FFEBEE" w:color="auto" w:val="clear"/>
+            <w:tcMar>
+              <w:top w:type="dxa" w:w="40"/>
+              <w:left w:type="dxa" w:w="80"/>
+              <w:bottom w:type="dxa" w:w="40"/>
+              <w:right w:type="dxa" w:w="80"/>
+            </w:tcMar>
+            <w:vAlign w:val="center"/>
+          </w:tcPr>
+          <w:p>
+            <w:pPr>
+              <w:jc w:val="center"/>
+            </w:pPr>
+            <w:r>
+              <w:rPr>
+                <w:rFonts w:ascii="Arial" w:cs="Arial" w:eastAsia="Arial" w:hAnsi="Arial"/>
+                <w:b/>
+                <w:bCs/>
+                <w:color w:val="E53935"/>
+                <w:sz w:val="13"/>
+                <w:szCs w:val="13"/>
+              </w:rPr>
+              <w:t xml:space="preserve">REST</w:t>
+            </w:r>
+          </w:p>
+        </w:tc>
+        <w:tc>
+          <w:tcPr>
+            <w:tcW w:type="dxa" w:w="5580"/>
+            <w:tcBorders>
+              <w:top w:val="none" w:color="FFFFFF" w:sz="0"/>
+              <w:left w:val="none" w:color="FFFFFF" w:sz="0"/>
+              <w:bottom w:val="none" w:color="FFFFFF" w:sz="0"/>
+              <w:right w:val="none" w:color="FFFFFF" w:sz="0"/>
+            </w:tcBorders>
+            <w:shd w:fill="FFEBEE" w:color="auto" w:val="clear"/>
+            <w:tcMar>
+              <w:top w:type="dxa" w:w="40"/>
+              <w:left w:type="dxa" w:w="80"/>
+              <w:bottom w:type="dxa" w:w="40"/>
+              <w:right w:type="dxa" w:w="80"/>
+            </w:tcMar>
+            <w:vAlign w:val="center"/>
+          </w:tcPr>
+          <w:p>
+            <w:pPr>
+              <w:jc w:val="left"/>
+            </w:pPr>
+            <w:r>
+              <w:rPr>
+                <w:rFonts w:ascii="Arial" w:cs="Arial" w:eastAsia="Arial" w:hAnsi="Arial"/>
+                <w:b/>
+                <w:bCs/>
+                <w:color w:val="E53935"/>
+                <w:sz w:val="15"/>
+                <w:szCs w:val="15"/>
+              </w:rPr>
+              <w:t xml:space="preserve">COACHING CUE</w:t>
+            </w:r>
+          </w:p>
+        </w:tc>
+      </w:tr>
+      <w:tr>
+        <w:tc>
+          <w:tcPr>
+            <w:tcW w:type="dxa" w:w="2400"/>
+            <w:tcBorders>
+              <w:top w:val="none" w:color="FFFFFF" w:sz="0"/>
+              <w:left w:val="none" w:color="FFFFFF" w:sz="0"/>
+              <w:bottom w:val="none" w:color="FFFFFF" w:sz="0"/>
+              <w:right w:val="none" w:color="FFFFFF" w:sz="0"/>
+            </w:tcBorders>
+            <w:shd w:fill="FFF5F5" w:color="auto" w:val="clear"/>
+            <w:tcMar>
+              <w:top w:type="dxa" w:w="40"/>
+              <w:left w:type="dxa" w:w="80"/>
+              <w:bottom w:type="dxa" w:w="40"/>
+              <w:right w:type="dxa" w:w="80"/>
+            </w:tcMar>
+            <w:vAlign w:val="center"/>
+          </w:tcPr>
+          <w:p>
+            <w:r>
+              <w:rPr>
+                <w:rFonts w:ascii="Arial" w:cs="Arial" w:eastAsia="Arial" w:hAnsi="Arial"/>
+                <w:b/>
+                <w:bCs/>
+                <w:color w:val="2C2C2C"/>
+                <w:sz w:val="18"/>
+                <w:szCs w:val="18"/>
+              </w:rPr>
+              <w:t xml:space="preserve">Reverse Wall Lunge with Calf Raise (Left Lead)</w:t>
+            </w:r>
+          </w:p>
+        </w:tc>
+        <w:tc>
+          <w:tcPr>
+            <w:tcW w:type="dxa" w:w="380"/>
+            <w:tcBorders>
+              <w:top w:val="none" w:color="FFFFFF" w:sz="0"/>
+              <w:left w:val="none" w:color="FFFFFF" w:sz="0"/>
+              <w:bottom w:val="none" w:color="FFFFFF" w:sz="0"/>
+              <w:right w:val="none" w:color="FFFFFF" w:sz="0"/>
+            </w:tcBorders>
+            <w:shd w:fill="FFF5F5" w:color="auto" w:val="clear"/>
+            <w:tcMar>
+              <w:top w:type="dxa" w:w="40"/>
+              <w:left w:type="dxa" w:w="80"/>
+              <w:bottom w:type="dxa" w:w="40"/>
+              <w:right w:type="dxa" w:w="80"/>
+            </w:tcMar>
+            <w:vAlign w:val="center"/>
+          </w:tcPr>
+          <w:p>
+            <w:pPr>
+              <w:jc w:val="center"/>
+            </w:pPr>
+            <w:r>
+              <w:rPr>
+                <w:rFonts w:ascii="Arial" w:cs="Arial" w:eastAsia="Arial" w:hAnsi="Arial"/>
+                <w:color w:val="6B6B6B"/>
+                <w:sz w:val="15"/>
+                <w:szCs w:val="15"/>
+              </w:rPr>
+              <w:t xml:space="preserve">3</w:t>
+            </w:r>
+          </w:p>
+        </w:tc>
+        <w:tc>
+          <w:tcPr>
+            <w:tcW w:type="dxa" w:w="420"/>
+            <w:tcBorders>
+              <w:top w:val="none" w:color="FFFFFF" w:sz="0"/>
+              <w:left w:val="none" w:color="FFFFFF" w:sz="0"/>
+              <w:bottom w:val="none" w:color="FFFFFF" w:sz="0"/>
+              <w:right w:val="none" w:color="FFFFFF" w:sz="0"/>
+            </w:tcBorders>
+            <w:shd w:fill="FFF5F5" w:color="auto" w:val="clear"/>
+            <w:tcMar>
+              <w:top w:type="dxa" w:w="40"/>
+              <w:left w:type="dxa" w:w="80"/>
+              <w:bottom w:type="dxa" w:w="40"/>
+              <w:right w:type="dxa" w:w="80"/>
+            </w:tcMar>
+            <w:vAlign w:val="center"/>
+          </w:tcPr>
+          <w:p>
+            <w:pPr>
+              <w:jc w:val="center"/>
+            </w:pPr>
+            <w:r>
+              <w:rPr>
+                <w:rFonts w:ascii="Arial" w:cs="Arial" w:eastAsia="Arial" w:hAnsi="Arial"/>
+                <w:color w:val="6B6B6B"/>
+                <w:sz w:val="15"/>
+                <w:szCs w:val="15"/>
+              </w:rPr>
+              <w:t xml:space="preserve">8 ea</w:t>
+            </w:r>
+          </w:p>
+        </w:tc>
+        <w:tc>
+          <w:tcPr>
+            <w:tcW w:type="dxa" w:w="680"/>
+            <w:tcBorders>
+              <w:top w:val="none" w:color="FFFFFF" w:sz="0"/>
+              <w:left w:val="none" w:color="FFFFFF" w:sz="0"/>
+              <w:bottom w:val="none" w:color="FFFFFF" w:sz="0"/>
+              <w:right w:val="none" w:color="FFFFFF" w:sz="0"/>
+            </w:tcBorders>
+            <w:shd w:fill="FFF5F5" w:color="auto" w:val="clear"/>
+            <w:tcMar>
+              <w:top w:type="dxa" w:w="40"/>
+              <w:left w:type="dxa" w:w="80"/>
+              <w:bottom w:type="dxa" w:w="40"/>
+              <w:right w:type="dxa" w:w="80"/>
+            </w:tcMar>
+            <w:vAlign w:val="center"/>
+          </w:tcPr>
+          <w:p>
+            <w:pPr>
+              <w:jc w:val="center"/>
+            </w:pPr>
+            <w:r>
+              <w:rPr>
+                <w:rFonts w:ascii="Arial" w:cs="Arial" w:eastAsia="Arial" w:hAnsi="Arial"/>
+                <w:color w:val="6B6B6B"/>
+                <w:sz w:val="15"/>
+                <w:szCs w:val="15"/>
+              </w:rPr>
+              <w:t xml:space="preserve">Bodyweight</w:t>
+            </w:r>
+          </w:p>
+        </w:tc>
+        <w:tc>
+          <w:tcPr>
+            <w:tcW w:type="dxa" w:w="540"/>
+            <w:tcBorders>
+              <w:top w:val="none" w:color="FFFFFF" w:sz="0"/>
+              <w:left w:val="none" w:color="FFFFFF" w:sz="0"/>
+              <w:bottom w:val="none" w:color="FFFFFF" w:sz="0"/>
+              <w:right w:val="none" w:color="FFFFFF" w:sz="0"/>
+            </w:tcBorders>
+            <w:shd w:fill="FFF5F5" w:color="auto" w:val="clear"/>
+            <w:tcMar>
+              <w:top w:type="dxa" w:w="40"/>
+              <w:left w:type="dxa" w:w="80"/>
+              <w:bottom w:type="dxa" w:w="40"/>
+              <w:right w:type="dxa" w:w="80"/>
+            </w:tcMar>
+            <w:vAlign w:val="center"/>
+          </w:tcPr>
+          <w:p>
+            <w:pPr>
+              <w:jc w:val="center"/>
+            </w:pPr>
+            <w:r>
+              <w:rPr>
+                <w:rFonts w:ascii="Arial" w:cs="Arial" w:eastAsia="Arial" w:hAnsi="Arial"/>
+                <w:color w:val="6B6B6B"/>
+                <w:sz w:val="15"/>
+                <w:szCs w:val="15"/>
+              </w:rPr>
+              <w:t xml:space="preserve">2-1-2</w:t>
+            </w:r>
+          </w:p>
+        </w:tc>
+        <w:tc>
+          <w:tcPr>
+            <w:tcW w:type="dxa" w:w="440"/>
+            <w:tcBorders>
+              <w:top w:val="none" w:color="FFFFFF" w:sz="0"/>
+              <w:left w:val="none" w:color="FFFFFF" w:sz="0"/>
+              <w:bottom w:val="none" w:color="FFFFFF" w:sz="0"/>
+              <w:right w:val="none" w:color="FFFFFF" w:sz="0"/>
+            </w:tcBorders>
+            <w:shd w:fill="FFF5F5" w:color="auto" w:val="clear"/>
+            <w:tcMar>
+              <w:top w:type="dxa" w:w="40"/>
+              <w:left w:type="dxa" w:w="80"/>
+              <w:bottom w:type="dxa" w:w="40"/>
+              <w:right w:type="dxa" w:w="80"/>
+            </w:tcMar>
+            <w:vAlign w:val="center"/>
+          </w:tcPr>
+          <w:p>
+            <w:pPr>
+              <w:jc w:val="center"/>
+            </w:pPr>
+            <w:r>
+              <w:rPr>
+                <w:rFonts w:ascii="Arial" w:cs="Arial" w:eastAsia="Arial" w:hAnsi="Arial"/>
+                <w:color w:val="6B6B6B"/>
+                <w:sz w:val="15"/>
+                <w:szCs w:val="15"/>
+              </w:rPr>
+              <w:t xml:space="preserve">45s</w:t>
+            </w:r>
+          </w:p>
+        </w:tc>
+        <w:tc>
+          <w:tcPr>
+            <w:tcW w:type="dxa" w:w="5580"/>
+            <w:tcBorders>
+              <w:top w:val="none" w:color="FFFFFF" w:sz="0"/>
+              <w:left w:val="none" w:color="FFFFFF" w:sz="0"/>
+              <w:bottom w:val="none" w:color="FFFFFF" w:sz="0"/>
+              <w:right w:val="none" w:color="FFFFFF" w:sz="0"/>
+            </w:tcBorders>
+            <w:shd w:fill="FFF5F5" w:color="auto" w:val="clear"/>
+            <w:tcMar>
+              <w:top w:type="dxa" w:w="40"/>
+              <w:left w:type="dxa" w:w="80"/>
+              <w:bottom w:type="dxa" w:w="40"/>
+              <w:right w:type="dxa" w:w="80"/>
+            </w:tcMar>
+            <w:vAlign w:val="center"/>
+          </w:tcPr>
+          <w:p>
+            <w:r>
+              <w:rPr>
+                <w:rFonts w:ascii="Arial" w:cs="Arial" w:eastAsia="Arial" w:hAnsi="Arial"/>
+                <w:color w:val="6B6B6B"/>
+                <w:sz w:val="17"/>
+                <w:szCs w:val="17"/>
+              </w:rPr>
+              <w:t xml:space="preserve">Hands on the wall for support. Step back, lower the trailing knee, drive up and finish with a calf raise. Front knee tracks over the second toe the whole way.</w:t>
+            </w:r>
+            <w:r>
+              <w:rPr>
+                <w:rFonts w:ascii="Arial" w:cs="Arial" w:eastAsia="Arial" w:hAnsi="Arial"/>
+                <w:i/>
+                <w:iCs/>
+                <w:color w:val="00695C"/>
+                <w:sz w:val="14"/>
+                <w:szCs w:val="14"/>
+              </w:rPr>
+              <w:t xml:space="preserve">  2 RIR — tracking quality first</w:t>
+            </w:r>
+          </w:p>
+        </w:tc>
+      </w:tr>
+      <w:tr>
+        <w:tc>
+          <w:tcPr>
+            <w:tcW w:type="dxa" w:w="2400"/>
+            <w:tcBorders>
+              <w:top w:val="none" w:color="FFFFFF" w:sz="0"/>
+              <w:left w:val="none" w:color="FFFFFF" w:sz="0"/>
+              <w:bottom w:val="none" w:color="FFFFFF" w:sz="0"/>
+              <w:right w:val="none" w:color="FFFFFF" w:sz="0"/>
+            </w:tcBorders>
+            <w:shd w:fill="FFFFFF" w:color="auto" w:val="clear"/>
+            <w:tcMar>
+              <w:top w:type="dxa" w:w="40"/>
+              <w:left w:type="dxa" w:w="80"/>
+              <w:bottom w:type="dxa" w:w="40"/>
+              <w:right w:type="dxa" w:w="80"/>
+            </w:tcMar>
+            <w:vAlign w:val="center"/>
+          </w:tcPr>
+          <w:p>
+            <w:r>
+              <w:rPr>
+                <w:rFonts w:ascii="Arial" w:cs="Arial" w:eastAsia="Arial" w:hAnsi="Arial"/>
+                <w:b/>
+                <w:bCs/>
+                <w:color w:val="2C2C2C"/>
+                <w:sz w:val="18"/>
+                <w:szCs w:val="18"/>
+              </w:rPr>
+              <w:t xml:space="preserve">Plank Position Leg Tap-Down</w:t>
+            </w:r>
+          </w:p>
+          <w:p>
+            <w:r>
+              <w:rPr>
+                <w:rFonts w:ascii="Arial" w:cs="Arial" w:eastAsia="Arial" w:hAnsi="Arial"/>
+                <w:i/>
+                <w:iCs/>
+                <w:color w:val="B71C1C"/>
+                <w:sz w:val="14"/>
+                <w:szCs w:val="14"/>
+              </w:rPr>
+              <w:t xml:space="preserve">Knee-extension substitute — not a 1:1 replacement.</w:t>
+            </w:r>
+          </w:p>
+        </w:tc>
+        <w:tc>
+          <w:tcPr>
+            <w:tcW w:type="dxa" w:w="380"/>
+            <w:tcBorders>
+              <w:top w:val="none" w:color="FFFFFF" w:sz="0"/>
+              <w:left w:val="none" w:color="FFFFFF" w:sz="0"/>
+              <w:bottom w:val="none" w:color="FFFFFF" w:sz="0"/>
+              <w:right w:val="none" w:color="FFFFFF" w:sz="0"/>
+            </w:tcBorders>
+            <w:shd w:fill="FFFFFF" w:color="auto" w:val="clear"/>
+            <w:tcMar>
+              <w:top w:type="dxa" w:w="40"/>
+              <w:left w:type="dxa" w:w="80"/>
+              <w:bottom w:type="dxa" w:w="40"/>
+              <w:right w:type="dxa" w:w="80"/>
+            </w:tcMar>
+            <w:vAlign w:val="center"/>
+          </w:tcPr>
+          <w:p>
+            <w:pPr>
+              <w:jc w:val="center"/>
+            </w:pPr>
+            <w:r>
+              <w:rPr>
+                <w:rFonts w:ascii="Arial" w:cs="Arial" w:eastAsia="Arial" w:hAnsi="Arial"/>
+                <w:color w:val="6B6B6B"/>
+                <w:sz w:val="15"/>
+                <w:szCs w:val="15"/>
+              </w:rPr>
+              <w:t xml:space="preserve">2</w:t>
+            </w:r>
+          </w:p>
+        </w:tc>
+        <w:tc>
+          <w:tcPr>
+            <w:tcW w:type="dxa" w:w="420"/>
+            <w:tcBorders>
+              <w:top w:val="none" w:color="FFFFFF" w:sz="0"/>
+              <w:left w:val="none" w:color="FFFFFF" w:sz="0"/>
+              <w:bottom w:val="none" w:color="FFFFFF" w:sz="0"/>
+              <w:right w:val="none" w:color="FFFFFF" w:sz="0"/>
+            </w:tcBorders>
+            <w:shd w:fill="FFFFFF" w:color="auto" w:val="clear"/>
+            <w:tcMar>
+              <w:top w:type="dxa" w:w="40"/>
+              <w:left w:type="dxa" w:w="80"/>
+              <w:bottom w:type="dxa" w:w="40"/>
+              <w:right w:type="dxa" w:w="80"/>
+            </w:tcMar>
+            <w:vAlign w:val="center"/>
+          </w:tcPr>
+          <w:p>
+            <w:pPr>
+              <w:jc w:val="center"/>
+            </w:pPr>
+            <w:r>
+              <w:rPr>
+                <w:rFonts w:ascii="Arial" w:cs="Arial" w:eastAsia="Arial" w:hAnsi="Arial"/>
+                <w:color w:val="6B6B6B"/>
+                <w:sz w:val="15"/>
+                <w:szCs w:val="15"/>
+              </w:rPr>
+              <w:t xml:space="preserve">10 ea</w:t>
+            </w:r>
+          </w:p>
+        </w:tc>
+        <w:tc>
+          <w:tcPr>
+            <w:tcW w:type="dxa" w:w="680"/>
+            <w:tcBorders>
+              <w:top w:val="none" w:color="FFFFFF" w:sz="0"/>
+              <w:left w:val="none" w:color="FFFFFF" w:sz="0"/>
+              <w:bottom w:val="none" w:color="FFFFFF" w:sz="0"/>
+              <w:right w:val="none" w:color="FFFFFF" w:sz="0"/>
+            </w:tcBorders>
+            <w:shd w:fill="FFFFFF" w:color="auto" w:val="clear"/>
+            <w:tcMar>
+              <w:top w:type="dxa" w:w="40"/>
+              <w:left w:type="dxa" w:w="80"/>
+              <w:bottom w:type="dxa" w:w="40"/>
+              <w:right w:type="dxa" w:w="80"/>
+            </w:tcMar>
+            <w:vAlign w:val="center"/>
+          </w:tcPr>
+          <w:p>
+            <w:pPr>
+              <w:jc w:val="center"/>
+            </w:pPr>
+            <w:r>
+              <w:rPr>
+                <w:rFonts w:ascii="Arial" w:cs="Arial" w:eastAsia="Arial" w:hAnsi="Arial"/>
+                <w:color w:val="6B6B6B"/>
+                <w:sz w:val="15"/>
+                <w:szCs w:val="15"/>
+              </w:rPr>
+              <w:t xml:space="preserve">Bodyweight</w:t>
+            </w:r>
+          </w:p>
+        </w:tc>
+        <w:tc>
+          <w:tcPr>
+            <w:tcW w:type="dxa" w:w="540"/>
+            <w:tcBorders>
+              <w:top w:val="none" w:color="FFFFFF" w:sz="0"/>
+              <w:left w:val="none" w:color="FFFFFF" w:sz="0"/>
+              <w:bottom w:val="none" w:color="FFFFFF" w:sz="0"/>
+              <w:right w:val="none" w:color="FFFFFF" w:sz="0"/>
+            </w:tcBorders>
+            <w:shd w:fill="FFFFFF" w:color="auto" w:val="clear"/>
+            <w:tcMar>
+              <w:top w:type="dxa" w:w="40"/>
+              <w:left w:type="dxa" w:w="80"/>
+              <w:bottom w:type="dxa" w:w="40"/>
+              <w:right w:type="dxa" w:w="80"/>
+            </w:tcMar>
+            <w:vAlign w:val="center"/>
+          </w:tcPr>
+          <w:p>
+            <w:pPr>
+              <w:jc w:val="center"/>
+            </w:pPr>
+            <w:r>
+              <w:rPr>
+                <w:rFonts w:ascii="Arial" w:cs="Arial" w:eastAsia="Arial" w:hAnsi="Arial"/>
+                <w:color w:val="6B6B6B"/>
+                <w:sz w:val="15"/>
+                <w:szCs w:val="15"/>
+              </w:rPr>
+              <w:t xml:space="preserve">2-1-2</w:t>
+            </w:r>
+          </w:p>
+        </w:tc>
+        <w:tc>
+          <w:tcPr>
+            <w:tcW w:type="dxa" w:w="440"/>
+            <w:tcBorders>
+              <w:top w:val="none" w:color="FFFFFF" w:sz="0"/>
+              <w:left w:val="none" w:color="FFFFFF" w:sz="0"/>
+              <w:bottom w:val="none" w:color="FFFFFF" w:sz="0"/>
+              <w:right w:val="none" w:color="FFFFFF" w:sz="0"/>
+            </w:tcBorders>
+            <w:shd w:fill="FFFFFF" w:color="auto" w:val="clear"/>
+            <w:tcMar>
+              <w:top w:type="dxa" w:w="40"/>
+              <w:left w:type="dxa" w:w="80"/>
+              <w:bottom w:type="dxa" w:w="40"/>
+              <w:right w:type="dxa" w:w="80"/>
+            </w:tcMar>
+            <w:vAlign w:val="center"/>
+          </w:tcPr>
+          <w:p>
+            <w:pPr>
+              <w:jc w:val="center"/>
+            </w:pPr>
+            <w:r>
+              <w:rPr>
+                <w:rFonts w:ascii="Arial" w:cs="Arial" w:eastAsia="Arial" w:hAnsi="Arial"/>
+                <w:color w:val="6B6B6B"/>
+                <w:sz w:val="15"/>
+                <w:szCs w:val="15"/>
+              </w:rPr>
+              <w:t xml:space="preserve">30s</w:t>
+            </w:r>
+          </w:p>
+        </w:tc>
+        <w:tc>
+          <w:tcPr>
+            <w:tcW w:type="dxa" w:w="5580"/>
+            <w:tcBorders>
+              <w:top w:val="none" w:color="FFFFFF" w:sz="0"/>
+              <w:left w:val="none" w:color="FFFFFF" w:sz="0"/>
+              <w:bottom w:val="none" w:color="FFFFFF" w:sz="0"/>
+              <w:right w:val="none" w:color="FFFFFF" w:sz="0"/>
+            </w:tcBorders>
+            <w:shd w:fill="FFFFFF" w:color="auto" w:val="clear"/>
+            <w:tcMar>
+              <w:top w:type="dxa" w:w="40"/>
+              <w:left w:type="dxa" w:w="80"/>
+              <w:bottom w:type="dxa" w:w="40"/>
+              <w:right w:type="dxa" w:w="80"/>
+            </w:tcMar>
+            <w:vAlign w:val="center"/>
+          </w:tcPr>
+          <w:p>
+            <w:r>
+              <w:rPr>
+                <w:rFonts w:ascii="Arial" w:cs="Arial" w:eastAsia="Arial" w:hAnsi="Arial"/>
+                <w:color w:val="6B6B6B"/>
+                <w:sz w:val="17"/>
+                <w:szCs w:val="17"/>
+              </w:rPr>
+              <w:t xml:space="preserve">Plank on hands. Tap one knee lightly to the floor and drive straight back up. Hips stay square — no rotation, no sagging.</w:t>
+            </w:r>
+          </w:p>
+        </w:tc>
+      </w:tr>
+      <w:tr>
+        <w:tc>
+          <w:tcPr>
+            <w:tcW w:type="dxa" w:w="2400"/>
+            <w:tcBorders>
+              <w:top w:val="none" w:color="FFFFFF" w:sz="0"/>
+              <w:left w:val="none" w:color="FFFFFF" w:sz="0"/>
+              <w:bottom w:val="none" w:color="FFFFFF" w:sz="0"/>
+              <w:right w:val="none" w:color="FFFFFF" w:sz="0"/>
+            </w:tcBorders>
+            <w:shd w:fill="FFF5F5" w:color="auto" w:val="clear"/>
+            <w:tcMar>
+              <w:top w:type="dxa" w:w="40"/>
+              <w:left w:type="dxa" w:w="80"/>
+              <w:bottom w:type="dxa" w:w="40"/>
+              <w:right w:type="dxa" w:w="80"/>
+            </w:tcMar>
+            <w:vAlign w:val="center"/>
+          </w:tcPr>
+          <w:p>
+            <w:r>
+              <w:rPr>
+                <w:rFonts w:ascii="Arial" w:cs="Arial" w:eastAsia="Arial" w:hAnsi="Arial"/>
+                <w:b/>
+                <w:bCs/>
+                <w:color w:val="2C2C2C"/>
+                <w:sz w:val="18"/>
+                <w:szCs w:val="18"/>
+              </w:rPr>
+              <w:t xml:space="preserve">Single-Leg Pistol Squat (Assisted, Left Lead)</w:t>
+            </w:r>
+          </w:p>
+          <w:p>
+            <w:r>
+              <w:rPr>
+                <w:rFonts w:ascii="Arial" w:cs="Arial" w:eastAsia="Arial" w:hAnsi="Arial"/>
+                <w:i/>
+                <w:iCs/>
+                <w:color w:val="B71C1C"/>
+                <w:sz w:val="14"/>
+                <w:szCs w:val="14"/>
+              </w:rPr>
+              <w:t xml:space="preserve">High valgus risk — regress the moment the knee drifts inward.</w:t>
+            </w:r>
+          </w:p>
+        </w:tc>
+        <w:tc>
+          <w:tcPr>
+            <w:tcW w:type="dxa" w:w="380"/>
+            <w:tcBorders>
+              <w:top w:val="none" w:color="FFFFFF" w:sz="0"/>
+              <w:left w:val="none" w:color="FFFFFF" w:sz="0"/>
+              <w:bottom w:val="none" w:color="FFFFFF" w:sz="0"/>
+              <w:right w:val="none" w:color="FFFFFF" w:sz="0"/>
+            </w:tcBorders>
+            <w:shd w:fill="FFF5F5" w:color="auto" w:val="clear"/>
+            <w:tcMar>
+              <w:top w:type="dxa" w:w="40"/>
+              <w:left w:type="dxa" w:w="80"/>
+              <w:bottom w:type="dxa" w:w="40"/>
+              <w:right w:type="dxa" w:w="80"/>
+            </w:tcMar>
+            <w:vAlign w:val="center"/>
+          </w:tcPr>
+          <w:p>
+            <w:pPr>
+              <w:jc w:val="center"/>
+            </w:pPr>
+            <w:r>
+              <w:rPr>
+                <w:rFonts w:ascii="Arial" w:cs="Arial" w:eastAsia="Arial" w:hAnsi="Arial"/>
+                <w:color w:val="6B6B6B"/>
+                <w:sz w:val="15"/>
+                <w:szCs w:val="15"/>
+              </w:rPr>
+              <w:t xml:space="preserve">2</w:t>
+            </w:r>
+          </w:p>
+        </w:tc>
+        <w:tc>
+          <w:tcPr>
+            <w:tcW w:type="dxa" w:w="420"/>
+            <w:tcBorders>
+              <w:top w:val="none" w:color="FFFFFF" w:sz="0"/>
+              <w:left w:val="none" w:color="FFFFFF" w:sz="0"/>
+              <w:bottom w:val="none" w:color="FFFFFF" w:sz="0"/>
+              <w:right w:val="none" w:color="FFFFFF" w:sz="0"/>
+            </w:tcBorders>
+            <w:shd w:fill="FFF5F5" w:color="auto" w:val="clear"/>
+            <w:tcMar>
+              <w:top w:type="dxa" w:w="40"/>
+              <w:left w:type="dxa" w:w="80"/>
+              <w:bottom w:type="dxa" w:w="40"/>
+              <w:right w:type="dxa" w:w="80"/>
+            </w:tcMar>
+            <w:vAlign w:val="center"/>
+          </w:tcPr>
+          <w:p>
+            <w:pPr>
+              <w:jc w:val="center"/>
+            </w:pPr>
+            <w:r>
+              <w:rPr>
+                <w:rFonts w:ascii="Arial" w:cs="Arial" w:eastAsia="Arial" w:hAnsi="Arial"/>
+                <w:color w:val="6B6B6B"/>
+                <w:sz w:val="15"/>
+                <w:szCs w:val="15"/>
+              </w:rPr>
+              <w:t xml:space="preserve">5 ea</w:t>
+            </w:r>
+          </w:p>
+        </w:tc>
+        <w:tc>
+          <w:tcPr>
+            <w:tcW w:type="dxa" w:w="680"/>
+            <w:tcBorders>
+              <w:top w:val="none" w:color="FFFFFF" w:sz="0"/>
+              <w:left w:val="none" w:color="FFFFFF" w:sz="0"/>
+              <w:bottom w:val="none" w:color="FFFFFF" w:sz="0"/>
+              <w:right w:val="none" w:color="FFFFFF" w:sz="0"/>
+            </w:tcBorders>
+            <w:shd w:fill="FFF5F5" w:color="auto" w:val="clear"/>
+            <w:tcMar>
+              <w:top w:type="dxa" w:w="40"/>
+              <w:left w:type="dxa" w:w="80"/>
+              <w:bottom w:type="dxa" w:w="40"/>
+              <w:right w:type="dxa" w:w="80"/>
+            </w:tcMar>
+            <w:vAlign w:val="center"/>
+          </w:tcPr>
+          <w:p>
+            <w:pPr>
+              <w:jc w:val="center"/>
+            </w:pPr>
+            <w:r>
+              <w:rPr>
+                <w:rFonts w:ascii="Arial" w:cs="Arial" w:eastAsia="Arial" w:hAnsi="Arial"/>
+                <w:color w:val="6B6B6B"/>
+                <w:sz w:val="15"/>
+                <w:szCs w:val="15"/>
+              </w:rPr>
+              <w:t xml:space="preserve">Bodyweight + assist</w:t>
+            </w:r>
+          </w:p>
+        </w:tc>
+        <w:tc>
+          <w:tcPr>
+            <w:tcW w:type="dxa" w:w="540"/>
+            <w:tcBorders>
+              <w:top w:val="none" w:color="FFFFFF" w:sz="0"/>
+              <w:left w:val="none" w:color="FFFFFF" w:sz="0"/>
+              <w:bottom w:val="none" w:color="FFFFFF" w:sz="0"/>
+              <w:right w:val="none" w:color="FFFFFF" w:sz="0"/>
+            </w:tcBorders>
+            <w:shd w:fill="FFF5F5" w:color="auto" w:val="clear"/>
+            <w:tcMar>
+              <w:top w:type="dxa" w:w="40"/>
+              <w:left w:type="dxa" w:w="80"/>
+              <w:bottom w:type="dxa" w:w="40"/>
+              <w:right w:type="dxa" w:w="80"/>
+            </w:tcMar>
+            <w:vAlign w:val="center"/>
+          </w:tcPr>
+          <w:p>
+            <w:pPr>
+              <w:jc w:val="center"/>
+            </w:pPr>
+            <w:r>
+              <w:rPr>
+                <w:rFonts w:ascii="Arial" w:cs="Arial" w:eastAsia="Arial" w:hAnsi="Arial"/>
+                <w:color w:val="6B6B6B"/>
+                <w:sz w:val="15"/>
+                <w:szCs w:val="15"/>
+              </w:rPr>
+              <w:t xml:space="preserve">3-1-1</w:t>
+            </w:r>
+          </w:p>
+        </w:tc>
+        <w:tc>
+          <w:tcPr>
+            <w:tcW w:type="dxa" w:w="440"/>
+            <w:tcBorders>
+              <w:top w:val="none" w:color="FFFFFF" w:sz="0"/>
+              <w:left w:val="none" w:color="FFFFFF" w:sz="0"/>
+              <w:bottom w:val="none" w:color="FFFFFF" w:sz="0"/>
+              <w:right w:val="none" w:color="FFFFFF" w:sz="0"/>
+            </w:tcBorders>
+            <w:shd w:fill="FFF5F5" w:color="auto" w:val="clear"/>
+            <w:tcMar>
+              <w:top w:type="dxa" w:w="40"/>
+              <w:left w:type="dxa" w:w="80"/>
+              <w:bottom w:type="dxa" w:w="40"/>
+              <w:right w:type="dxa" w:w="80"/>
+            </w:tcMar>
+            <w:vAlign w:val="center"/>
+          </w:tcPr>
+          <w:p>
+            <w:pPr>
+              <w:jc w:val="center"/>
+            </w:pPr>
+            <w:r>
+              <w:rPr>
+                <w:rFonts w:ascii="Arial" w:cs="Arial" w:eastAsia="Arial" w:hAnsi="Arial"/>
+                <w:color w:val="6B6B6B"/>
+                <w:sz w:val="15"/>
+                <w:szCs w:val="15"/>
+              </w:rPr>
+              <w:t xml:space="preserve">60s</w:t>
+            </w:r>
+          </w:p>
+        </w:tc>
+        <w:tc>
+          <w:tcPr>
+            <w:tcW w:type="dxa" w:w="5580"/>
+            <w:tcBorders>
+              <w:top w:val="none" w:color="FFFFFF" w:sz="0"/>
+              <w:left w:val="none" w:color="FFFFFF" w:sz="0"/>
+              <w:bottom w:val="none" w:color="FFFFFF" w:sz="0"/>
+              <w:right w:val="none" w:color="FFFFFF" w:sz="0"/>
+            </w:tcBorders>
+            <w:shd w:fill="FFF5F5" w:color="auto" w:val="clear"/>
+            <w:tcMar>
+              <w:top w:type="dxa" w:w="40"/>
+              <w:left w:type="dxa" w:w="80"/>
+              <w:bottom w:type="dxa" w:w="40"/>
+              <w:right w:type="dxa" w:w="80"/>
+            </w:tcMar>
+            <w:vAlign w:val="center"/>
+          </w:tcPr>
+          <w:p>
+            <w:r>
+              <w:rPr>
+                <w:rFonts w:ascii="Arial" w:cs="Arial" w:eastAsia="Arial" w:hAnsi="Arial"/>
+                <w:color w:val="6B6B6B"/>
+                <w:sz w:val="17"/>
+                <w:szCs w:val="17"/>
+              </w:rPr>
+              <w:t xml:space="preserve">Regression ladder: doorframe or wall assist first, then heel elevated, then reduced depth. Stay at whichever level keeps the knee tracking clean.</w:t>
+            </w:r>
+            <w:r>
+              <w:rPr>
+                <w:rFonts w:ascii="Arial" w:cs="Arial" w:eastAsia="Arial" w:hAnsi="Arial"/>
+                <w:i/>
+                <w:iCs/>
+                <w:color w:val="00695C"/>
+                <w:sz w:val="14"/>
+                <w:szCs w:val="14"/>
+              </w:rPr>
+              <w:t xml:space="preserve">  3+ RIR — technique band</w:t>
+            </w:r>
+          </w:p>
+        </w:tc>
+      </w:tr>
+    </w:tbl>
+    <w:p>
+      <w:pPr>
+        <w:spacing w:after="100"/>
+      </w:pPr>
+    </w:p>
+    <w:p>
+      <w:pPr>
+        <w:spacing w:after="60" w:before="120"/>
+      </w:pPr>
+      <w:r>
+        <w:rPr>
+          <w:rFonts w:ascii="Arial" w:cs="Arial" w:eastAsia="Arial" w:hAnsi="Arial"/>
+          <w:b/>
+          <w:bCs/>
           <w:color w:val="00695C"/>
           <w:sz w:val="17"/>
           <w:szCs w:val="17"/>
         </w:rPr>
-        <w:t xml:space="preserve">B — PRIMARY SQUAT STRENGTH (60% EFFORT)</w:t>
+        <w:t xml:space="preserve">C — PRIMARY COMPOUND — SQUAT (60% EFFORT)</w:t>
       </w:r>
     </w:p>
     <w:p>
@@ -3539,7 +4639,7 @@
           <w:sz w:val="17"/>
           <w:szCs w:val="17"/>
         </w:rPr>
-        <w:t xml:space="preserve">60% day. Goblet squat at 30–35 lbs (deliberately light — focus is form, not load). Box squat at 40–45 lbs. Technique must be clean before load increases Thursday and Friday.</w:t>
+        <w:t xml:space="preserve">60% day. Goblet squat at 30–35 lbs (deliberately light — focus is form, not load). Box squat at 40–45 lbs. Technique must be clean before load increases Thursday and Friday. If the day calls for a variation, rotate between: a heels-elevated goblet squat (same tracking demand, friendlier depth) or a longer-pause box squat — every variant keeps the band above the knees and the same knee-tracking standard. The goblet squat stays the movement we track.</w:t>
       </w:r>
     </w:p>
     <w:tbl>
@@ -4538,7 +5638,7 @@
           <w:sz w:val="17"/>
           <w:szCs w:val="17"/>
         </w:rPr>
-        <w:t xml:space="preserve">C — VMO &amp; KNEE STABILITY</w:t>
+        <w:t xml:space="preserve">D — ACCESSORY — VMO &amp; KNEE STABILITY</w:t>
       </w:r>
     </w:p>
     <w:tbl>
@@ -5526,7 +6626,7 @@
           <w:sz w:val="17"/>
           <w:szCs w:val="17"/>
         </w:rPr>
-        <w:t xml:space="preserve">D — PUSH-UP PROTOCOL (UPDATED BASELINE)</w:t>
+        <w:t xml:space="preserve">E — SECONDARY COMPOUND — PUSH-UP PROTOCOL (UPDATED BASELINE)</w:t>
       </w:r>
     </w:p>
     <w:p>
@@ -5551,7 +6651,7 @@
           <w:sz w:val="17"/>
           <w:szCs w:val="17"/>
         </w:rPr>
-        <w:t xml:space="preserve">Baseline is 15 assisted reps. Moving off eccentric-only protocol. This week: incline push-ups (hands on bench) + first attempts at floor push-ups. Goal is 5+ full reps by end of Week 2.</w:t>
+        <w:t xml:space="preserve">Baseline is 15 assisted reps. Moving off eccentric-only protocol. This week: incline push-ups (hands on bench) + first attempts at floor push-ups. Goal is 5+ full reps by end of Week 2. This is the day's second compound pattern — pressing, rotated fully off the leg work above.</w:t>
       </w:r>
     </w:p>
     <w:tbl>
@@ -6317,11 +7417,11 @@
           <w:rFonts w:ascii="Arial" w:cs="Arial" w:eastAsia="Arial" w:hAnsi="Arial"/>
           <w:b/>
           <w:bCs/>
-          <w:color w:val="E53935"/>
+          <w:color w:val="C9A227"/>
           <w:sz w:val="17"/>
           <w:szCs w:val="17"/>
         </w:rPr>
-        <w:t xml:space="preserve">E — ANTI-VALGUS PROGRESSION</w:t>
+        <w:t xml:space="preserve">F — FULL-BODY INTEGRATION — SUITCASE CARRY (LEFT LEAD)</w:t>
       </w:r>
     </w:p>
     <w:p>
@@ -6333,7 +7433,7 @@
           <w:rFonts w:ascii="Arial" w:cs="Arial" w:eastAsia="Arial" w:hAnsi="Arial"/>
           <w:b/>
           <w:bCs/>
-          <w:color w:val="E53935"/>
+          <w:color w:val="C9A227"/>
           <w:sz w:val="17"/>
           <w:szCs w:val="17"/>
         </w:rPr>
@@ -6346,7 +7446,7 @@
           <w:sz w:val="17"/>
           <w:szCs w:val="17"/>
         </w:rPr>
-        <w:t xml:space="preserve">The anti-valgus progression documented by Jason Bethea. Wall support removes the balance demand so all of the attention goes to knee tracking. The pistol squat is the highest valgus-risk movement in this program — it is trained through its regression ladder (doorframe or wall assist → heel elevated → reduced range of motion) and never at full depth unassisted until the knee tracks cleanly. Plank-position leg tap-downs stand in for a knee-extension machine here and are not a one-to-one replacement; when the equipment allows, a wall sit, Spanish squat, cyclist squat or banded terminal knee extension is the stronger choice.</w:t>
+        <w:t xml:space="preserve">The session closes with one integrated movement: a light suitcase carry puts the day's knee-tracking and glute-med work to use under gait — the core resists the lean while the legs walk tall and the knees track straight. Left hand carries first, matching every unilateral prescription in this plan. Deliberately light: quality of carriage governs it, not load.</w:t>
       </w:r>
     </w:p>
     <w:tbl>
@@ -6380,7 +7480,7 @@
               <w:bottom w:val="none" w:color="FFFFFF" w:sz="0"/>
               <w:right w:val="none" w:color="FFFFFF" w:sz="0"/>
             </w:tcBorders>
-            <w:shd w:fill="FFEBEE" w:color="auto" w:val="clear"/>
+            <w:shd w:fill="F5E8C0" w:color="auto" w:val="clear"/>
             <w:tcMar>
               <w:top w:type="dxa" w:w="40"/>
               <w:left w:type="dxa" w:w="80"/>
@@ -6398,7 +7498,7 @@
                 <w:rFonts w:ascii="Arial" w:cs="Arial" w:eastAsia="Arial" w:hAnsi="Arial"/>
                 <w:b/>
                 <w:bCs/>
-                <w:color w:val="E53935"/>
+                <w:color w:val="C9A227"/>
                 <w:sz w:val="15"/>
                 <w:szCs w:val="15"/>
               </w:rPr>
@@ -6415,25 +7515,25 @@
               <w:bottom w:val="none" w:color="FFFFFF" w:sz="0"/>
               <w:right w:val="none" w:color="FFFFFF" w:sz="0"/>
             </w:tcBorders>
-            <w:shd w:fill="FFEBEE" w:color="auto" w:val="clear"/>
-            <w:tcMar>
-              <w:top w:type="dxa" w:w="40"/>
-              <w:left w:type="dxa" w:w="80"/>
-              <w:bottom w:type="dxa" w:w="40"/>
-              <w:right w:type="dxa" w:w="80"/>
-            </w:tcMar>
-            <w:vAlign w:val="center"/>
-          </w:tcPr>
-          <w:p>
-            <w:pPr>
-              <w:jc w:val="center"/>
-            </w:pPr>
-            <w:r>
-              <w:rPr>
-                <w:rFonts w:ascii="Arial" w:cs="Arial" w:eastAsia="Arial" w:hAnsi="Arial"/>
-                <w:b/>
-                <w:bCs/>
-                <w:color w:val="E53935"/>
+            <w:shd w:fill="F5E8C0" w:color="auto" w:val="clear"/>
+            <w:tcMar>
+              <w:top w:type="dxa" w:w="40"/>
+              <w:left w:type="dxa" w:w="80"/>
+              <w:bottom w:type="dxa" w:w="40"/>
+              <w:right w:type="dxa" w:w="80"/>
+            </w:tcMar>
+            <w:vAlign w:val="center"/>
+          </w:tcPr>
+          <w:p>
+            <w:pPr>
+              <w:jc w:val="center"/>
+            </w:pPr>
+            <w:r>
+              <w:rPr>
+                <w:rFonts w:ascii="Arial" w:cs="Arial" w:eastAsia="Arial" w:hAnsi="Arial"/>
+                <w:b/>
+                <w:bCs/>
+                <w:color w:val="C9A227"/>
                 <w:sz w:val="13"/>
                 <w:szCs w:val="13"/>
               </w:rPr>
@@ -6450,25 +7550,25 @@
               <w:bottom w:val="none" w:color="FFFFFF" w:sz="0"/>
               <w:right w:val="none" w:color="FFFFFF" w:sz="0"/>
             </w:tcBorders>
-            <w:shd w:fill="FFEBEE" w:color="auto" w:val="clear"/>
-            <w:tcMar>
-              <w:top w:type="dxa" w:w="40"/>
-              <w:left w:type="dxa" w:w="80"/>
-              <w:bottom w:type="dxa" w:w="40"/>
-              <w:right w:type="dxa" w:w="80"/>
-            </w:tcMar>
-            <w:vAlign w:val="center"/>
-          </w:tcPr>
-          <w:p>
-            <w:pPr>
-              <w:jc w:val="center"/>
-            </w:pPr>
-            <w:r>
-              <w:rPr>
-                <w:rFonts w:ascii="Arial" w:cs="Arial" w:eastAsia="Arial" w:hAnsi="Arial"/>
-                <w:b/>
-                <w:bCs/>
-                <w:color w:val="E53935"/>
+            <w:shd w:fill="F5E8C0" w:color="auto" w:val="clear"/>
+            <w:tcMar>
+              <w:top w:type="dxa" w:w="40"/>
+              <w:left w:type="dxa" w:w="80"/>
+              <w:bottom w:type="dxa" w:w="40"/>
+              <w:right w:type="dxa" w:w="80"/>
+            </w:tcMar>
+            <w:vAlign w:val="center"/>
+          </w:tcPr>
+          <w:p>
+            <w:pPr>
+              <w:jc w:val="center"/>
+            </w:pPr>
+            <w:r>
+              <w:rPr>
+                <w:rFonts w:ascii="Arial" w:cs="Arial" w:eastAsia="Arial" w:hAnsi="Arial"/>
+                <w:b/>
+                <w:bCs/>
+                <w:color w:val="C9A227"/>
                 <w:sz w:val="13"/>
                 <w:szCs w:val="13"/>
               </w:rPr>
@@ -6485,25 +7585,25 @@
               <w:bottom w:val="none" w:color="FFFFFF" w:sz="0"/>
               <w:right w:val="none" w:color="FFFFFF" w:sz="0"/>
             </w:tcBorders>
-            <w:shd w:fill="FFEBEE" w:color="auto" w:val="clear"/>
-            <w:tcMar>
-              <w:top w:type="dxa" w:w="40"/>
-              <w:left w:type="dxa" w:w="80"/>
-              <w:bottom w:type="dxa" w:w="40"/>
-              <w:right w:type="dxa" w:w="80"/>
-            </w:tcMar>
-            <w:vAlign w:val="center"/>
-          </w:tcPr>
-          <w:p>
-            <w:pPr>
-              <w:jc w:val="center"/>
-            </w:pPr>
-            <w:r>
-              <w:rPr>
-                <w:rFonts w:ascii="Arial" w:cs="Arial" w:eastAsia="Arial" w:hAnsi="Arial"/>
-                <w:b/>
-                <w:bCs/>
-                <w:color w:val="E53935"/>
+            <w:shd w:fill="F5E8C0" w:color="auto" w:val="clear"/>
+            <w:tcMar>
+              <w:top w:type="dxa" w:w="40"/>
+              <w:left w:type="dxa" w:w="80"/>
+              <w:bottom w:type="dxa" w:w="40"/>
+              <w:right w:type="dxa" w:w="80"/>
+            </w:tcMar>
+            <w:vAlign w:val="center"/>
+          </w:tcPr>
+          <w:p>
+            <w:pPr>
+              <w:jc w:val="center"/>
+            </w:pPr>
+            <w:r>
+              <w:rPr>
+                <w:rFonts w:ascii="Arial" w:cs="Arial" w:eastAsia="Arial" w:hAnsi="Arial"/>
+                <w:b/>
+                <w:bCs/>
+                <w:color w:val="C9A227"/>
                 <w:sz w:val="13"/>
                 <w:szCs w:val="13"/>
               </w:rPr>
@@ -6520,25 +7620,25 @@
               <w:bottom w:val="none" w:color="FFFFFF" w:sz="0"/>
               <w:right w:val="none" w:color="FFFFFF" w:sz="0"/>
             </w:tcBorders>
-            <w:shd w:fill="FFEBEE" w:color="auto" w:val="clear"/>
-            <w:tcMar>
-              <w:top w:type="dxa" w:w="40"/>
-              <w:left w:type="dxa" w:w="80"/>
-              <w:bottom w:type="dxa" w:w="40"/>
-              <w:right w:type="dxa" w:w="80"/>
-            </w:tcMar>
-            <w:vAlign w:val="center"/>
-          </w:tcPr>
-          <w:p>
-            <w:pPr>
-              <w:jc w:val="center"/>
-            </w:pPr>
-            <w:r>
-              <w:rPr>
-                <w:rFonts w:ascii="Arial" w:cs="Arial" w:eastAsia="Arial" w:hAnsi="Arial"/>
-                <w:b/>
-                <w:bCs/>
-                <w:color w:val="E53935"/>
+            <w:shd w:fill="F5E8C0" w:color="auto" w:val="clear"/>
+            <w:tcMar>
+              <w:top w:type="dxa" w:w="40"/>
+              <w:left w:type="dxa" w:w="80"/>
+              <w:bottom w:type="dxa" w:w="40"/>
+              <w:right w:type="dxa" w:w="80"/>
+            </w:tcMar>
+            <w:vAlign w:val="center"/>
+          </w:tcPr>
+          <w:p>
+            <w:pPr>
+              <w:jc w:val="center"/>
+            </w:pPr>
+            <w:r>
+              <w:rPr>
+                <w:rFonts w:ascii="Arial" w:cs="Arial" w:eastAsia="Arial" w:hAnsi="Arial"/>
+                <w:b/>
+                <w:bCs/>
+                <w:color w:val="C9A227"/>
                 <w:sz w:val="13"/>
                 <w:szCs w:val="13"/>
               </w:rPr>
@@ -6555,25 +7655,25 @@
               <w:bottom w:val="none" w:color="FFFFFF" w:sz="0"/>
               <w:right w:val="none" w:color="FFFFFF" w:sz="0"/>
             </w:tcBorders>
-            <w:shd w:fill="FFEBEE" w:color="auto" w:val="clear"/>
-            <w:tcMar>
-              <w:top w:type="dxa" w:w="40"/>
-              <w:left w:type="dxa" w:w="80"/>
-              <w:bottom w:type="dxa" w:w="40"/>
-              <w:right w:type="dxa" w:w="80"/>
-            </w:tcMar>
-            <w:vAlign w:val="center"/>
-          </w:tcPr>
-          <w:p>
-            <w:pPr>
-              <w:jc w:val="center"/>
-            </w:pPr>
-            <w:r>
-              <w:rPr>
-                <w:rFonts w:ascii="Arial" w:cs="Arial" w:eastAsia="Arial" w:hAnsi="Arial"/>
-                <w:b/>
-                <w:bCs/>
-                <w:color w:val="E53935"/>
+            <w:shd w:fill="F5E8C0" w:color="auto" w:val="clear"/>
+            <w:tcMar>
+              <w:top w:type="dxa" w:w="40"/>
+              <w:left w:type="dxa" w:w="80"/>
+              <w:bottom w:type="dxa" w:w="40"/>
+              <w:right w:type="dxa" w:w="80"/>
+            </w:tcMar>
+            <w:vAlign w:val="center"/>
+          </w:tcPr>
+          <w:p>
+            <w:pPr>
+              <w:jc w:val="center"/>
+            </w:pPr>
+            <w:r>
+              <w:rPr>
+                <w:rFonts w:ascii="Arial" w:cs="Arial" w:eastAsia="Arial" w:hAnsi="Arial"/>
+                <w:b/>
+                <w:bCs/>
+                <w:color w:val="C9A227"/>
                 <w:sz w:val="13"/>
                 <w:szCs w:val="13"/>
               </w:rPr>
@@ -6590,7 +7690,7 @@
               <w:bottom w:val="none" w:color="FFFFFF" w:sz="0"/>
               <w:right w:val="none" w:color="FFFFFF" w:sz="0"/>
             </w:tcBorders>
-            <w:shd w:fill="FFEBEE" w:color="auto" w:val="clear"/>
+            <w:shd w:fill="F5E8C0" w:color="auto" w:val="clear"/>
             <w:tcMar>
               <w:top w:type="dxa" w:w="40"/>
               <w:left w:type="dxa" w:w="80"/>
@@ -6608,7 +7708,7 @@
                 <w:rFonts w:ascii="Arial" w:cs="Arial" w:eastAsia="Arial" w:hAnsi="Arial"/>
                 <w:b/>
                 <w:bCs/>
-                <w:color w:val="E53935"/>
+                <w:color w:val="C9A227"/>
                 <w:sz w:val="15"/>
                 <w:szCs w:val="15"/>
               </w:rPr>
@@ -6627,7 +7727,7 @@
               <w:bottom w:val="none" w:color="FFFFFF" w:sz="0"/>
               <w:right w:val="none" w:color="FFFFFF" w:sz="0"/>
             </w:tcBorders>
-            <w:shd w:fill="FFF5F5" w:color="auto" w:val="clear"/>
+            <w:shd w:fill="FAF3E0" w:color="auto" w:val="clear"/>
             <w:tcMar>
               <w:top w:type="dxa" w:w="40"/>
               <w:left w:type="dxa" w:w="80"/>
@@ -6646,7 +7746,7 @@
                 <w:sz w:val="18"/>
                 <w:szCs w:val="18"/>
               </w:rPr>
-              <w:t xml:space="preserve">Reverse Wall Lunge with Calf Raise (Left Lead)</w:t>
+              <w:t xml:space="preserve">Suitcase Carry (Left Lead)</w:t>
             </w:r>
           </w:p>
         </w:tc>
@@ -6659,27 +7759,27 @@
               <w:bottom w:val="none" w:color="FFFFFF" w:sz="0"/>
               <w:right w:val="none" w:color="FFFFFF" w:sz="0"/>
             </w:tcBorders>
-            <w:shd w:fill="FFF5F5" w:color="auto" w:val="clear"/>
-            <w:tcMar>
-              <w:top w:type="dxa" w:w="40"/>
-              <w:left w:type="dxa" w:w="80"/>
-              <w:bottom w:type="dxa" w:w="40"/>
-              <w:right w:type="dxa" w:w="80"/>
-            </w:tcMar>
-            <w:vAlign w:val="center"/>
-          </w:tcPr>
-          <w:p>
-            <w:pPr>
-              <w:jc w:val="center"/>
-            </w:pPr>
-            <w:r>
-              <w:rPr>
-                <w:rFonts w:ascii="Arial" w:cs="Arial" w:eastAsia="Arial" w:hAnsi="Arial"/>
-                <w:color w:val="6B6B6B"/>
-                <w:sz w:val="15"/>
-                <w:szCs w:val="15"/>
-              </w:rPr>
-              <w:t xml:space="preserve">3</w:t>
+            <w:shd w:fill="FAF3E0" w:color="auto" w:val="clear"/>
+            <w:tcMar>
+              <w:top w:type="dxa" w:w="40"/>
+              <w:left w:type="dxa" w:w="80"/>
+              <w:bottom w:type="dxa" w:w="40"/>
+              <w:right w:type="dxa" w:w="80"/>
+            </w:tcMar>
+            <w:vAlign w:val="center"/>
+          </w:tcPr>
+          <w:p>
+            <w:pPr>
+              <w:jc w:val="center"/>
+            </w:pPr>
+            <w:r>
+              <w:rPr>
+                <w:rFonts w:ascii="Arial" w:cs="Arial" w:eastAsia="Arial" w:hAnsi="Arial"/>
+                <w:color w:val="6B6B6B"/>
+                <w:sz w:val="15"/>
+                <w:szCs w:val="15"/>
+              </w:rPr>
+              <w:t xml:space="preserve">2</w:t>
             </w:r>
           </w:p>
         </w:tc>
@@ -6692,27 +7792,27 @@
               <w:bottom w:val="none" w:color="FFFFFF" w:sz="0"/>
               <w:right w:val="none" w:color="FFFFFF" w:sz="0"/>
             </w:tcBorders>
-            <w:shd w:fill="FFF5F5" w:color="auto" w:val="clear"/>
-            <w:tcMar>
-              <w:top w:type="dxa" w:w="40"/>
-              <w:left w:type="dxa" w:w="80"/>
-              <w:bottom w:type="dxa" w:w="40"/>
-              <w:right w:type="dxa" w:w="80"/>
-            </w:tcMar>
-            <w:vAlign w:val="center"/>
-          </w:tcPr>
-          <w:p>
-            <w:pPr>
-              <w:jc w:val="center"/>
-            </w:pPr>
-            <w:r>
-              <w:rPr>
-                <w:rFonts w:ascii="Arial" w:cs="Arial" w:eastAsia="Arial" w:hAnsi="Arial"/>
-                <w:color w:val="6B6B6B"/>
-                <w:sz w:val="15"/>
-                <w:szCs w:val="15"/>
-              </w:rPr>
-              <w:t xml:space="preserve">8 ea</w:t>
+            <w:shd w:fill="FAF3E0" w:color="auto" w:val="clear"/>
+            <w:tcMar>
+              <w:top w:type="dxa" w:w="40"/>
+              <w:left w:type="dxa" w:w="80"/>
+              <w:bottom w:type="dxa" w:w="40"/>
+              <w:right w:type="dxa" w:w="80"/>
+            </w:tcMar>
+            <w:vAlign w:val="center"/>
+          </w:tcPr>
+          <w:p>
+            <w:pPr>
+              <w:jc w:val="center"/>
+            </w:pPr>
+            <w:r>
+              <w:rPr>
+                <w:rFonts w:ascii="Arial" w:cs="Arial" w:eastAsia="Arial" w:hAnsi="Arial"/>
+                <w:color w:val="6B6B6B"/>
+                <w:sz w:val="15"/>
+                <w:szCs w:val="15"/>
+              </w:rPr>
+              <w:t xml:space="preserve">25 yds ea</w:t>
             </w:r>
           </w:p>
         </w:tc>
@@ -6725,27 +7825,27 @@
               <w:bottom w:val="none" w:color="FFFFFF" w:sz="0"/>
               <w:right w:val="none" w:color="FFFFFF" w:sz="0"/>
             </w:tcBorders>
-            <w:shd w:fill="FFF5F5" w:color="auto" w:val="clear"/>
-            <w:tcMar>
-              <w:top w:type="dxa" w:w="40"/>
-              <w:left w:type="dxa" w:w="80"/>
-              <w:bottom w:type="dxa" w:w="40"/>
-              <w:right w:type="dxa" w:w="80"/>
-            </w:tcMar>
-            <w:vAlign w:val="center"/>
-          </w:tcPr>
-          <w:p>
-            <w:pPr>
-              <w:jc w:val="center"/>
-            </w:pPr>
-            <w:r>
-              <w:rPr>
-                <w:rFonts w:ascii="Arial" w:cs="Arial" w:eastAsia="Arial" w:hAnsi="Arial"/>
-                <w:color w:val="6B6B6B"/>
-                <w:sz w:val="15"/>
-                <w:szCs w:val="15"/>
-              </w:rPr>
-              <w:t xml:space="preserve">Bodyweight</w:t>
+            <w:shd w:fill="FAF3E0" w:color="auto" w:val="clear"/>
+            <w:tcMar>
+              <w:top w:type="dxa" w:w="40"/>
+              <w:left w:type="dxa" w:w="80"/>
+              <w:bottom w:type="dxa" w:w="40"/>
+              <w:right w:type="dxa" w:w="80"/>
+            </w:tcMar>
+            <w:vAlign w:val="center"/>
+          </w:tcPr>
+          <w:p>
+            <w:pPr>
+              <w:jc w:val="center"/>
+            </w:pPr>
+            <w:r>
+              <w:rPr>
+                <w:rFonts w:ascii="Arial" w:cs="Arial" w:eastAsia="Arial" w:hAnsi="Arial"/>
+                <w:color w:val="6B6B6B"/>
+                <w:sz w:val="15"/>
+                <w:szCs w:val="15"/>
+              </w:rPr>
+              <w:t xml:space="preserve">20–25 lbs</w:t>
             </w:r>
           </w:p>
         </w:tc>
@@ -6758,27 +7858,27 @@
               <w:bottom w:val="none" w:color="FFFFFF" w:sz="0"/>
               <w:right w:val="none" w:color="FFFFFF" w:sz="0"/>
             </w:tcBorders>
-            <w:shd w:fill="FFF5F5" w:color="auto" w:val="clear"/>
-            <w:tcMar>
-              <w:top w:type="dxa" w:w="40"/>
-              <w:left w:type="dxa" w:w="80"/>
-              <w:bottom w:type="dxa" w:w="40"/>
-              <w:right w:type="dxa" w:w="80"/>
-            </w:tcMar>
-            <w:vAlign w:val="center"/>
-          </w:tcPr>
-          <w:p>
-            <w:pPr>
-              <w:jc w:val="center"/>
-            </w:pPr>
-            <w:r>
-              <w:rPr>
-                <w:rFonts w:ascii="Arial" w:cs="Arial" w:eastAsia="Arial" w:hAnsi="Arial"/>
-                <w:color w:val="6B6B6B"/>
-                <w:sz w:val="15"/>
-                <w:szCs w:val="15"/>
-              </w:rPr>
-              <w:t xml:space="preserve">2-1-2</w:t>
+            <w:shd w:fill="FAF3E0" w:color="auto" w:val="clear"/>
+            <w:tcMar>
+              <w:top w:type="dxa" w:w="40"/>
+              <w:left w:type="dxa" w:w="80"/>
+              <w:bottom w:type="dxa" w:w="40"/>
+              <w:right w:type="dxa" w:w="80"/>
+            </w:tcMar>
+            <w:vAlign w:val="center"/>
+          </w:tcPr>
+          <w:p>
+            <w:pPr>
+              <w:jc w:val="center"/>
+            </w:pPr>
+            <w:r>
+              <w:rPr>
+                <w:rFonts w:ascii="Arial" w:cs="Arial" w:eastAsia="Arial" w:hAnsi="Arial"/>
+                <w:color w:val="6B6B6B"/>
+                <w:sz w:val="15"/>
+                <w:szCs w:val="15"/>
+              </w:rPr>
+              <w:t xml:space="preserve">Controlled</w:t>
             </w:r>
           </w:p>
         </w:tc>
@@ -6791,27 +7891,27 @@
               <w:bottom w:val="none" w:color="FFFFFF" w:sz="0"/>
               <w:right w:val="none" w:color="FFFFFF" w:sz="0"/>
             </w:tcBorders>
-            <w:shd w:fill="FFF5F5" w:color="auto" w:val="clear"/>
-            <w:tcMar>
-              <w:top w:type="dxa" w:w="40"/>
-              <w:left w:type="dxa" w:w="80"/>
-              <w:bottom w:type="dxa" w:w="40"/>
-              <w:right w:type="dxa" w:w="80"/>
-            </w:tcMar>
-            <w:vAlign w:val="center"/>
-          </w:tcPr>
-          <w:p>
-            <w:pPr>
-              <w:jc w:val="center"/>
-            </w:pPr>
-            <w:r>
-              <w:rPr>
-                <w:rFonts w:ascii="Arial" w:cs="Arial" w:eastAsia="Arial" w:hAnsi="Arial"/>
-                <w:color w:val="6B6B6B"/>
-                <w:sz w:val="15"/>
-                <w:szCs w:val="15"/>
-              </w:rPr>
-              <w:t xml:space="preserve">45s</w:t>
+            <w:shd w:fill="FAF3E0" w:color="auto" w:val="clear"/>
+            <w:tcMar>
+              <w:top w:type="dxa" w:w="40"/>
+              <w:left w:type="dxa" w:w="80"/>
+              <w:bottom w:type="dxa" w:w="40"/>
+              <w:right w:type="dxa" w:w="80"/>
+            </w:tcMar>
+            <w:vAlign w:val="center"/>
+          </w:tcPr>
+          <w:p>
+            <w:pPr>
+              <w:jc w:val="center"/>
+            </w:pPr>
+            <w:r>
+              <w:rPr>
+                <w:rFonts w:ascii="Arial" w:cs="Arial" w:eastAsia="Arial" w:hAnsi="Arial"/>
+                <w:color w:val="6B6B6B"/>
+                <w:sz w:val="15"/>
+                <w:szCs w:val="15"/>
+              </w:rPr>
+              <w:t xml:space="preserve">60s</w:t>
             </w:r>
           </w:p>
         </w:tc>
@@ -6824,7 +7924,7 @@
               <w:bottom w:val="none" w:color="FFFFFF" w:sz="0"/>
               <w:right w:val="none" w:color="FFFFFF" w:sz="0"/>
             </w:tcBorders>
-            <w:shd w:fill="FFF5F5" w:color="auto" w:val="clear"/>
+            <w:shd w:fill="FAF3E0" w:color="auto" w:val="clear"/>
             <w:tcMar>
               <w:top w:type="dxa" w:w="40"/>
               <w:left w:type="dxa" w:w="80"/>
@@ -6841,513 +7941,7 @@
                 <w:sz w:val="17"/>
                 <w:szCs w:val="17"/>
               </w:rPr>
-              <w:t xml:space="preserve">Hands on the wall for support. Step back, lower the trailing knee, drive up and finish with a calf raise. Front knee tracks over the second toe the whole way.</w:t>
-            </w:r>
-            <w:r>
-              <w:rPr>
-                <w:rFonts w:ascii="Arial" w:cs="Arial" w:eastAsia="Arial" w:hAnsi="Arial"/>
-                <w:i/>
-                <w:iCs/>
-                <w:color w:val="00695C"/>
-                <w:sz w:val="14"/>
-                <w:szCs w:val="14"/>
-              </w:rPr>
-              <w:t xml:space="preserve">  2 RIR — tracking quality first</w:t>
-            </w:r>
-          </w:p>
-        </w:tc>
-      </w:tr>
-      <w:tr>
-        <w:tc>
-          <w:tcPr>
-            <w:tcW w:type="dxa" w:w="2400"/>
-            <w:tcBorders>
-              <w:top w:val="none" w:color="FFFFFF" w:sz="0"/>
-              <w:left w:val="none" w:color="FFFFFF" w:sz="0"/>
-              <w:bottom w:val="none" w:color="FFFFFF" w:sz="0"/>
-              <w:right w:val="none" w:color="FFFFFF" w:sz="0"/>
-            </w:tcBorders>
-            <w:shd w:fill="FFFFFF" w:color="auto" w:val="clear"/>
-            <w:tcMar>
-              <w:top w:type="dxa" w:w="40"/>
-              <w:left w:type="dxa" w:w="80"/>
-              <w:bottom w:type="dxa" w:w="40"/>
-              <w:right w:type="dxa" w:w="80"/>
-            </w:tcMar>
-            <w:vAlign w:val="center"/>
-          </w:tcPr>
-          <w:p>
-            <w:r>
-              <w:rPr>
-                <w:rFonts w:ascii="Arial" w:cs="Arial" w:eastAsia="Arial" w:hAnsi="Arial"/>
-                <w:b/>
-                <w:bCs/>
-                <w:color w:val="2C2C2C"/>
-                <w:sz w:val="18"/>
-                <w:szCs w:val="18"/>
-              </w:rPr>
-              <w:t xml:space="preserve">Plank Position Leg Tap-Down</w:t>
-            </w:r>
-          </w:p>
-          <w:p>
-            <w:r>
-              <w:rPr>
-                <w:rFonts w:ascii="Arial" w:cs="Arial" w:eastAsia="Arial" w:hAnsi="Arial"/>
-                <w:i/>
-                <w:iCs/>
-                <w:color w:val="B71C1C"/>
-                <w:sz w:val="14"/>
-                <w:szCs w:val="14"/>
-              </w:rPr>
-              <w:t xml:space="preserve">Knee-extension substitute — not a 1:1 replacement.</w:t>
-            </w:r>
-          </w:p>
-        </w:tc>
-        <w:tc>
-          <w:tcPr>
-            <w:tcW w:type="dxa" w:w="380"/>
-            <w:tcBorders>
-              <w:top w:val="none" w:color="FFFFFF" w:sz="0"/>
-              <w:left w:val="none" w:color="FFFFFF" w:sz="0"/>
-              <w:bottom w:val="none" w:color="FFFFFF" w:sz="0"/>
-              <w:right w:val="none" w:color="FFFFFF" w:sz="0"/>
-            </w:tcBorders>
-            <w:shd w:fill="FFFFFF" w:color="auto" w:val="clear"/>
-            <w:tcMar>
-              <w:top w:type="dxa" w:w="40"/>
-              <w:left w:type="dxa" w:w="80"/>
-              <w:bottom w:type="dxa" w:w="40"/>
-              <w:right w:type="dxa" w:w="80"/>
-            </w:tcMar>
-            <w:vAlign w:val="center"/>
-          </w:tcPr>
-          <w:p>
-            <w:pPr>
-              <w:jc w:val="center"/>
-            </w:pPr>
-            <w:r>
-              <w:rPr>
-                <w:rFonts w:ascii="Arial" w:cs="Arial" w:eastAsia="Arial" w:hAnsi="Arial"/>
-                <w:color w:val="6B6B6B"/>
-                <w:sz w:val="15"/>
-                <w:szCs w:val="15"/>
-              </w:rPr>
-              <w:t xml:space="preserve">2</w:t>
-            </w:r>
-          </w:p>
-        </w:tc>
-        <w:tc>
-          <w:tcPr>
-            <w:tcW w:type="dxa" w:w="420"/>
-            <w:tcBorders>
-              <w:top w:val="none" w:color="FFFFFF" w:sz="0"/>
-              <w:left w:val="none" w:color="FFFFFF" w:sz="0"/>
-              <w:bottom w:val="none" w:color="FFFFFF" w:sz="0"/>
-              <w:right w:val="none" w:color="FFFFFF" w:sz="0"/>
-            </w:tcBorders>
-            <w:shd w:fill="FFFFFF" w:color="auto" w:val="clear"/>
-            <w:tcMar>
-              <w:top w:type="dxa" w:w="40"/>
-              <w:left w:type="dxa" w:w="80"/>
-              <w:bottom w:type="dxa" w:w="40"/>
-              <w:right w:type="dxa" w:w="80"/>
-            </w:tcMar>
-            <w:vAlign w:val="center"/>
-          </w:tcPr>
-          <w:p>
-            <w:pPr>
-              <w:jc w:val="center"/>
-            </w:pPr>
-            <w:r>
-              <w:rPr>
-                <w:rFonts w:ascii="Arial" w:cs="Arial" w:eastAsia="Arial" w:hAnsi="Arial"/>
-                <w:color w:val="6B6B6B"/>
-                <w:sz w:val="15"/>
-                <w:szCs w:val="15"/>
-              </w:rPr>
-              <w:t xml:space="preserve">10 ea</w:t>
-            </w:r>
-          </w:p>
-        </w:tc>
-        <w:tc>
-          <w:tcPr>
-            <w:tcW w:type="dxa" w:w="680"/>
-            <w:tcBorders>
-              <w:top w:val="none" w:color="FFFFFF" w:sz="0"/>
-              <w:left w:val="none" w:color="FFFFFF" w:sz="0"/>
-              <w:bottom w:val="none" w:color="FFFFFF" w:sz="0"/>
-              <w:right w:val="none" w:color="FFFFFF" w:sz="0"/>
-            </w:tcBorders>
-            <w:shd w:fill="FFFFFF" w:color="auto" w:val="clear"/>
-            <w:tcMar>
-              <w:top w:type="dxa" w:w="40"/>
-              <w:left w:type="dxa" w:w="80"/>
-              <w:bottom w:type="dxa" w:w="40"/>
-              <w:right w:type="dxa" w:w="80"/>
-            </w:tcMar>
-            <w:vAlign w:val="center"/>
-          </w:tcPr>
-          <w:p>
-            <w:pPr>
-              <w:jc w:val="center"/>
-            </w:pPr>
-            <w:r>
-              <w:rPr>
-                <w:rFonts w:ascii="Arial" w:cs="Arial" w:eastAsia="Arial" w:hAnsi="Arial"/>
-                <w:color w:val="6B6B6B"/>
-                <w:sz w:val="15"/>
-                <w:szCs w:val="15"/>
-              </w:rPr>
-              <w:t xml:space="preserve">Bodyweight</w:t>
-            </w:r>
-          </w:p>
-        </w:tc>
-        <w:tc>
-          <w:tcPr>
-            <w:tcW w:type="dxa" w:w="540"/>
-            <w:tcBorders>
-              <w:top w:val="none" w:color="FFFFFF" w:sz="0"/>
-              <w:left w:val="none" w:color="FFFFFF" w:sz="0"/>
-              <w:bottom w:val="none" w:color="FFFFFF" w:sz="0"/>
-              <w:right w:val="none" w:color="FFFFFF" w:sz="0"/>
-            </w:tcBorders>
-            <w:shd w:fill="FFFFFF" w:color="auto" w:val="clear"/>
-            <w:tcMar>
-              <w:top w:type="dxa" w:w="40"/>
-              <w:left w:type="dxa" w:w="80"/>
-              <w:bottom w:type="dxa" w:w="40"/>
-              <w:right w:type="dxa" w:w="80"/>
-            </w:tcMar>
-            <w:vAlign w:val="center"/>
-          </w:tcPr>
-          <w:p>
-            <w:pPr>
-              <w:jc w:val="center"/>
-            </w:pPr>
-            <w:r>
-              <w:rPr>
-                <w:rFonts w:ascii="Arial" w:cs="Arial" w:eastAsia="Arial" w:hAnsi="Arial"/>
-                <w:color w:val="6B6B6B"/>
-                <w:sz w:val="15"/>
-                <w:szCs w:val="15"/>
-              </w:rPr>
-              <w:t xml:space="preserve">2-1-2</w:t>
-            </w:r>
-          </w:p>
-        </w:tc>
-        <w:tc>
-          <w:tcPr>
-            <w:tcW w:type="dxa" w:w="440"/>
-            <w:tcBorders>
-              <w:top w:val="none" w:color="FFFFFF" w:sz="0"/>
-              <w:left w:val="none" w:color="FFFFFF" w:sz="0"/>
-              <w:bottom w:val="none" w:color="FFFFFF" w:sz="0"/>
-              <w:right w:val="none" w:color="FFFFFF" w:sz="0"/>
-            </w:tcBorders>
-            <w:shd w:fill="FFFFFF" w:color="auto" w:val="clear"/>
-            <w:tcMar>
-              <w:top w:type="dxa" w:w="40"/>
-              <w:left w:type="dxa" w:w="80"/>
-              <w:bottom w:type="dxa" w:w="40"/>
-              <w:right w:type="dxa" w:w="80"/>
-            </w:tcMar>
-            <w:vAlign w:val="center"/>
-          </w:tcPr>
-          <w:p>
-            <w:pPr>
-              <w:jc w:val="center"/>
-            </w:pPr>
-            <w:r>
-              <w:rPr>
-                <w:rFonts w:ascii="Arial" w:cs="Arial" w:eastAsia="Arial" w:hAnsi="Arial"/>
-                <w:color w:val="6B6B6B"/>
-                <w:sz w:val="15"/>
-                <w:szCs w:val="15"/>
-              </w:rPr>
-              <w:t xml:space="preserve">30s</w:t>
-            </w:r>
-          </w:p>
-        </w:tc>
-        <w:tc>
-          <w:tcPr>
-            <w:tcW w:type="dxa" w:w="5580"/>
-            <w:tcBorders>
-              <w:top w:val="none" w:color="FFFFFF" w:sz="0"/>
-              <w:left w:val="none" w:color="FFFFFF" w:sz="0"/>
-              <w:bottom w:val="none" w:color="FFFFFF" w:sz="0"/>
-              <w:right w:val="none" w:color="FFFFFF" w:sz="0"/>
-            </w:tcBorders>
-            <w:shd w:fill="FFFFFF" w:color="auto" w:val="clear"/>
-            <w:tcMar>
-              <w:top w:type="dxa" w:w="40"/>
-              <w:left w:type="dxa" w:w="80"/>
-              <w:bottom w:type="dxa" w:w="40"/>
-              <w:right w:type="dxa" w:w="80"/>
-            </w:tcMar>
-            <w:vAlign w:val="center"/>
-          </w:tcPr>
-          <w:p>
-            <w:r>
-              <w:rPr>
-                <w:rFonts w:ascii="Arial" w:cs="Arial" w:eastAsia="Arial" w:hAnsi="Arial"/>
-                <w:color w:val="6B6B6B"/>
-                <w:sz w:val="17"/>
-                <w:szCs w:val="17"/>
-              </w:rPr>
-              <w:t xml:space="preserve">Plank on hands. Tap one knee lightly to the floor and drive straight back up. Hips stay square — no rotation, no sagging.</w:t>
-            </w:r>
-          </w:p>
-        </w:tc>
-      </w:tr>
-      <w:tr>
-        <w:tc>
-          <w:tcPr>
-            <w:tcW w:type="dxa" w:w="2400"/>
-            <w:tcBorders>
-              <w:top w:val="none" w:color="FFFFFF" w:sz="0"/>
-              <w:left w:val="none" w:color="FFFFFF" w:sz="0"/>
-              <w:bottom w:val="none" w:color="FFFFFF" w:sz="0"/>
-              <w:right w:val="none" w:color="FFFFFF" w:sz="0"/>
-            </w:tcBorders>
-            <w:shd w:fill="FFF5F5" w:color="auto" w:val="clear"/>
-            <w:tcMar>
-              <w:top w:type="dxa" w:w="40"/>
-              <w:left w:type="dxa" w:w="80"/>
-              <w:bottom w:type="dxa" w:w="40"/>
-              <w:right w:type="dxa" w:w="80"/>
-            </w:tcMar>
-            <w:vAlign w:val="center"/>
-          </w:tcPr>
-          <w:p>
-            <w:r>
-              <w:rPr>
-                <w:rFonts w:ascii="Arial" w:cs="Arial" w:eastAsia="Arial" w:hAnsi="Arial"/>
-                <w:b/>
-                <w:bCs/>
-                <w:color w:val="2C2C2C"/>
-                <w:sz w:val="18"/>
-                <w:szCs w:val="18"/>
-              </w:rPr>
-              <w:t xml:space="preserve">Single-Leg Pistol Squat (Assisted, Left Lead)</w:t>
-            </w:r>
-          </w:p>
-          <w:p>
-            <w:r>
-              <w:rPr>
-                <w:rFonts w:ascii="Arial" w:cs="Arial" w:eastAsia="Arial" w:hAnsi="Arial"/>
-                <w:i/>
-                <w:iCs/>
-                <w:color w:val="B71C1C"/>
-                <w:sz w:val="14"/>
-                <w:szCs w:val="14"/>
-              </w:rPr>
-              <w:t xml:space="preserve">High valgus risk — regress the moment the knee drifts inward.</w:t>
-            </w:r>
-          </w:p>
-        </w:tc>
-        <w:tc>
-          <w:tcPr>
-            <w:tcW w:type="dxa" w:w="380"/>
-            <w:tcBorders>
-              <w:top w:val="none" w:color="FFFFFF" w:sz="0"/>
-              <w:left w:val="none" w:color="FFFFFF" w:sz="0"/>
-              <w:bottom w:val="none" w:color="FFFFFF" w:sz="0"/>
-              <w:right w:val="none" w:color="FFFFFF" w:sz="0"/>
-            </w:tcBorders>
-            <w:shd w:fill="FFF5F5" w:color="auto" w:val="clear"/>
-            <w:tcMar>
-              <w:top w:type="dxa" w:w="40"/>
-              <w:left w:type="dxa" w:w="80"/>
-              <w:bottom w:type="dxa" w:w="40"/>
-              <w:right w:type="dxa" w:w="80"/>
-            </w:tcMar>
-            <w:vAlign w:val="center"/>
-          </w:tcPr>
-          <w:p>
-            <w:pPr>
-              <w:jc w:val="center"/>
-            </w:pPr>
-            <w:r>
-              <w:rPr>
-                <w:rFonts w:ascii="Arial" w:cs="Arial" w:eastAsia="Arial" w:hAnsi="Arial"/>
-                <w:color w:val="6B6B6B"/>
-                <w:sz w:val="15"/>
-                <w:szCs w:val="15"/>
-              </w:rPr>
-              <w:t xml:space="preserve">2</w:t>
-            </w:r>
-          </w:p>
-        </w:tc>
-        <w:tc>
-          <w:tcPr>
-            <w:tcW w:type="dxa" w:w="420"/>
-            <w:tcBorders>
-              <w:top w:val="none" w:color="FFFFFF" w:sz="0"/>
-              <w:left w:val="none" w:color="FFFFFF" w:sz="0"/>
-              <w:bottom w:val="none" w:color="FFFFFF" w:sz="0"/>
-              <w:right w:val="none" w:color="FFFFFF" w:sz="0"/>
-            </w:tcBorders>
-            <w:shd w:fill="FFF5F5" w:color="auto" w:val="clear"/>
-            <w:tcMar>
-              <w:top w:type="dxa" w:w="40"/>
-              <w:left w:type="dxa" w:w="80"/>
-              <w:bottom w:type="dxa" w:w="40"/>
-              <w:right w:type="dxa" w:w="80"/>
-            </w:tcMar>
-            <w:vAlign w:val="center"/>
-          </w:tcPr>
-          <w:p>
-            <w:pPr>
-              <w:jc w:val="center"/>
-            </w:pPr>
-            <w:r>
-              <w:rPr>
-                <w:rFonts w:ascii="Arial" w:cs="Arial" w:eastAsia="Arial" w:hAnsi="Arial"/>
-                <w:color w:val="6B6B6B"/>
-                <w:sz w:val="15"/>
-                <w:szCs w:val="15"/>
-              </w:rPr>
-              <w:t xml:space="preserve">5 ea</w:t>
-            </w:r>
-          </w:p>
-        </w:tc>
-        <w:tc>
-          <w:tcPr>
-            <w:tcW w:type="dxa" w:w="680"/>
-            <w:tcBorders>
-              <w:top w:val="none" w:color="FFFFFF" w:sz="0"/>
-              <w:left w:val="none" w:color="FFFFFF" w:sz="0"/>
-              <w:bottom w:val="none" w:color="FFFFFF" w:sz="0"/>
-              <w:right w:val="none" w:color="FFFFFF" w:sz="0"/>
-            </w:tcBorders>
-            <w:shd w:fill="FFF5F5" w:color="auto" w:val="clear"/>
-            <w:tcMar>
-              <w:top w:type="dxa" w:w="40"/>
-              <w:left w:type="dxa" w:w="80"/>
-              <w:bottom w:type="dxa" w:w="40"/>
-              <w:right w:type="dxa" w:w="80"/>
-            </w:tcMar>
-            <w:vAlign w:val="center"/>
-          </w:tcPr>
-          <w:p>
-            <w:pPr>
-              <w:jc w:val="center"/>
-            </w:pPr>
-            <w:r>
-              <w:rPr>
-                <w:rFonts w:ascii="Arial" w:cs="Arial" w:eastAsia="Arial" w:hAnsi="Arial"/>
-                <w:color w:val="6B6B6B"/>
-                <w:sz w:val="15"/>
-                <w:szCs w:val="15"/>
-              </w:rPr>
-              <w:t xml:space="preserve">Bodyweight + assist</w:t>
-            </w:r>
-          </w:p>
-        </w:tc>
-        <w:tc>
-          <w:tcPr>
-            <w:tcW w:type="dxa" w:w="540"/>
-            <w:tcBorders>
-              <w:top w:val="none" w:color="FFFFFF" w:sz="0"/>
-              <w:left w:val="none" w:color="FFFFFF" w:sz="0"/>
-              <w:bottom w:val="none" w:color="FFFFFF" w:sz="0"/>
-              <w:right w:val="none" w:color="FFFFFF" w:sz="0"/>
-            </w:tcBorders>
-            <w:shd w:fill="FFF5F5" w:color="auto" w:val="clear"/>
-            <w:tcMar>
-              <w:top w:type="dxa" w:w="40"/>
-              <w:left w:type="dxa" w:w="80"/>
-              <w:bottom w:type="dxa" w:w="40"/>
-              <w:right w:type="dxa" w:w="80"/>
-            </w:tcMar>
-            <w:vAlign w:val="center"/>
-          </w:tcPr>
-          <w:p>
-            <w:pPr>
-              <w:jc w:val="center"/>
-            </w:pPr>
-            <w:r>
-              <w:rPr>
-                <w:rFonts w:ascii="Arial" w:cs="Arial" w:eastAsia="Arial" w:hAnsi="Arial"/>
-                <w:color w:val="6B6B6B"/>
-                <w:sz w:val="15"/>
-                <w:szCs w:val="15"/>
-              </w:rPr>
-              <w:t xml:space="preserve">3-1-1</w:t>
-            </w:r>
-          </w:p>
-        </w:tc>
-        <w:tc>
-          <w:tcPr>
-            <w:tcW w:type="dxa" w:w="440"/>
-            <w:tcBorders>
-              <w:top w:val="none" w:color="FFFFFF" w:sz="0"/>
-              <w:left w:val="none" w:color="FFFFFF" w:sz="0"/>
-              <w:bottom w:val="none" w:color="FFFFFF" w:sz="0"/>
-              <w:right w:val="none" w:color="FFFFFF" w:sz="0"/>
-            </w:tcBorders>
-            <w:shd w:fill="FFF5F5" w:color="auto" w:val="clear"/>
-            <w:tcMar>
-              <w:top w:type="dxa" w:w="40"/>
-              <w:left w:type="dxa" w:w="80"/>
-              <w:bottom w:type="dxa" w:w="40"/>
-              <w:right w:type="dxa" w:w="80"/>
-            </w:tcMar>
-            <w:vAlign w:val="center"/>
-          </w:tcPr>
-          <w:p>
-            <w:pPr>
-              <w:jc w:val="center"/>
-            </w:pPr>
-            <w:r>
-              <w:rPr>
-                <w:rFonts w:ascii="Arial" w:cs="Arial" w:eastAsia="Arial" w:hAnsi="Arial"/>
-                <w:color w:val="6B6B6B"/>
-                <w:sz w:val="15"/>
-                <w:szCs w:val="15"/>
-              </w:rPr>
-              <w:t xml:space="preserve">60s</w:t>
-            </w:r>
-          </w:p>
-        </w:tc>
-        <w:tc>
-          <w:tcPr>
-            <w:tcW w:type="dxa" w:w="5580"/>
-            <w:tcBorders>
-              <w:top w:val="none" w:color="FFFFFF" w:sz="0"/>
-              <w:left w:val="none" w:color="FFFFFF" w:sz="0"/>
-              <w:bottom w:val="none" w:color="FFFFFF" w:sz="0"/>
-              <w:right w:val="none" w:color="FFFFFF" w:sz="0"/>
-            </w:tcBorders>
-            <w:shd w:fill="FFF5F5" w:color="auto" w:val="clear"/>
-            <w:tcMar>
-              <w:top w:type="dxa" w:w="40"/>
-              <w:left w:type="dxa" w:w="80"/>
-              <w:bottom w:type="dxa" w:w="40"/>
-              <w:right w:type="dxa" w:w="80"/>
-            </w:tcMar>
-            <w:vAlign w:val="center"/>
-          </w:tcPr>
-          <w:p>
-            <w:r>
-              <w:rPr>
-                <w:rFonts w:ascii="Arial" w:cs="Arial" w:eastAsia="Arial" w:hAnsi="Arial"/>
-                <w:color w:val="6B6B6B"/>
-                <w:sz w:val="17"/>
-                <w:szCs w:val="17"/>
-              </w:rPr>
-              <w:t xml:space="preserve">Regression ladder: doorframe or wall assist first, then heel elevated, then reduced depth. Stay at whichever level keeps the knee tracking clean.</w:t>
-            </w:r>
-            <w:r>
-              <w:rPr>
-                <w:rFonts w:ascii="Arial" w:cs="Arial" w:eastAsia="Arial" w:hAnsi="Arial"/>
-                <w:i/>
-                <w:iCs/>
-                <w:color w:val="00695C"/>
-                <w:sz w:val="14"/>
-                <w:szCs w:val="14"/>
-              </w:rPr>
-              <w:t xml:space="preserve">  3+ RIR — technique band</w:t>
+              <w:t xml:space="preserve">LEFT arm first. Lighter than Friday's carries. Resist the lateral lean, walk tall, knees tracking straight ahead.</w:t>
             </w:r>
           </w:p>
         </w:tc>
@@ -7676,7 +8270,7 @@
           <w:sz w:val="17"/>
           <w:szCs w:val="17"/>
         </w:rPr>
-        <w:t xml:space="preserve">Band pull-aparts 2×15, face pulls 2×10, arm circles, cat-cow 10 reps, light DB warm-up press 2×10, shoulder external rotation 10 each side.</w:t>
+        <w:t xml:space="preserve">Band pull-aparts 2×15, face pulls 2×10, arm circles, cat-cow 10 reps, shoulder external rotation 10 each side. The DB press warm-up ramp opens Block A.</w:t>
       </w:r>
     </w:p>
     <w:p>
@@ -7692,7 +8286,32 @@
           <w:sz w:val="17"/>
           <w:szCs w:val="17"/>
         </w:rPr>
-        <w:t xml:space="preserve">A — PRIMARY PRESS STRENGTH</w:t>
+        <w:t xml:space="preserve">A — PRIMARY COMPOUND — PRESS (&amp; ROW PAIRING)</w:t>
+      </w:r>
+    </w:p>
+    <w:p>
+      <w:pPr>
+        <w:spacing w:after="80"/>
+      </w:pPr>
+      <w:r>
+        <w:rPr>
+          <w:rFonts w:ascii="Arial" w:cs="Arial" w:eastAsia="Arial" w:hAnsi="Arial"/>
+          <w:b/>
+          <w:bCs/>
+          <w:color w:val="43A047"/>
+          <w:sz w:val="17"/>
+          <w:szCs w:val="17"/>
+        </w:rPr>
+        <w:t xml:space="preserve">Load Target:  </w:t>
+      </w:r>
+      <w:r>
+        <w:rPr>
+          <w:rFonts w:ascii="Arial" w:cs="Arial" w:eastAsia="Arial" w:hAnsi="Arial"/>
+          <w:color w:val="2C2C2C"/>
+          <w:sz w:val="17"/>
+          <w:szCs w:val="17"/>
+        </w:rPr>
+        <w:t xml:space="preserve">Row at 32–35 lbs (from the 40 lb 5RM baseline); chest press builds from 17.5–20 lbs/hand. The warm-up ramp opens the block — nowhere near working effort. If the day calls for a press variation, rotate between: a paused DB floor press (shoulder-friendly range) or a low-incline DB press — the flat DB chest press stays the movement we track.</w:t>
       </w:r>
     </w:p>
     <w:tbl>
@@ -7992,7 +8611,7 @@
                 <w:sz w:val="18"/>
                 <w:szCs w:val="18"/>
               </w:rPr>
-              <w:t xml:space="preserve">Dumbbell Chest Press (Flat)</w:t>
+              <w:t xml:space="preserve">DB Press — Warm-Up Ramp</w:t>
             </w:r>
           </w:p>
         </w:tc>
@@ -8025,7 +8644,7 @@
                 <w:sz w:val="15"/>
                 <w:szCs w:val="15"/>
               </w:rPr>
-              <w:t xml:space="preserve">4</w:t>
+              <w:t xml:space="preserve">2</w:t>
             </w:r>
           </w:p>
         </w:tc>
@@ -8058,7 +8677,7 @@
                 <w:sz w:val="15"/>
                 <w:szCs w:val="15"/>
               </w:rPr>
-              <w:t xml:space="preserve">10―12</w:t>
+              <w:t xml:space="preserve">10</w:t>
             </w:r>
           </w:p>
         </w:tc>
@@ -8091,7 +8710,7 @@
                 <w:sz w:val="15"/>
                 <w:szCs w:val="15"/>
               </w:rPr>
-              <w:t xml:space="preserve">17.5–20 lbs/hand</w:t>
+              <w:t xml:space="preserve">Light DBs</w:t>
             </w:r>
           </w:p>
         </w:tc>
@@ -8124,7 +8743,7 @@
                 <w:sz w:val="15"/>
                 <w:szCs w:val="15"/>
               </w:rPr>
-              <w:t xml:space="preserve">3-1-1</w:t>
+              <w:t xml:space="preserve">Controlled</w:t>
             </w:r>
           </w:p>
         </w:tc>
@@ -8157,7 +8776,7 @@
                 <w:sz w:val="15"/>
                 <w:szCs w:val="15"/>
               </w:rPr>
-              <w:t xml:space="preserve">60s</w:t>
+              <w:t xml:space="preserve">30s</w:t>
             </w:r>
           </w:p>
         </w:tc>
@@ -8187,7 +8806,7 @@
                 <w:sz w:val="17"/>
                 <w:szCs w:val="17"/>
               </w:rPr>
-              <w:t xml:space="preserve">Elbows at 45°. Squeeze chest at top. Baseline OHP is 25 lbs ×3RM — chest press starts conservatively. Add 2.5 lbs/hand every 2 weeks.</w:t>
+              <w:t xml:space="preserve">Priming only — light, crisp reps before the working sets.</w:t>
             </w:r>
             <w:r>
               <w:rPr>
@@ -8198,7 +8817,7 @@
                 <w:sz w:val="14"/>
                 <w:szCs w:val="14"/>
               </w:rPr>
-              <w:t xml:space="preserve">  2 RIR</w:t>
+              <w:t xml:space="preserve">  3+ RIR — ramp</w:t>
             </w:r>
           </w:p>
         </w:tc>
@@ -8232,7 +8851,7 @@
                 <w:sz w:val="18"/>
                 <w:szCs w:val="18"/>
               </w:rPr>
-              <w:t xml:space="preserve">Incline Dumbbell Press</w:t>
+              <w:t xml:space="preserve">Dumbbell Chest Press (Flat)</w:t>
             </w:r>
           </w:p>
         </w:tc>
@@ -8265,7 +8884,7 @@
                 <w:sz w:val="15"/>
                 <w:szCs w:val="15"/>
               </w:rPr>
-              <w:t xml:space="preserve">3</w:t>
+              <w:t xml:space="preserve">4</w:t>
             </w:r>
           </w:p>
         </w:tc>
@@ -8331,7 +8950,7 @@
                 <w:sz w:val="15"/>
                 <w:szCs w:val="15"/>
               </w:rPr>
-              <w:t xml:space="preserve">15–17.5 lbs/hand</w:t>
+              <w:t xml:space="preserve">17.5–20 lbs/hand</w:t>
             </w:r>
           </w:p>
         </w:tc>
@@ -8427,7 +9046,7 @@
                 <w:sz w:val="17"/>
                 <w:szCs w:val="17"/>
               </w:rPr>
-              <w:t xml:space="preserve">30–45° angle. Upper chest and anterior delt. Pairs with flat press for full chest development.</w:t>
+              <w:t xml:space="preserve">Elbows at 45°. Squeeze chest at top. Baseline OHP is 25 lbs ×3RM — chest press starts conservatively. Add 2.5 lbs/hand every 2 weeks.</w:t>
             </w:r>
             <w:r>
               <w:rPr>
@@ -8438,7 +9057,7 @@
                 <w:sz w:val="14"/>
                 <w:szCs w:val="14"/>
               </w:rPr>
-              <w:t xml:space="preserve">  1 RIR — accessory</w:t>
+              <w:t xml:space="preserve">  2 RIR</w:t>
             </w:r>
           </w:p>
         </w:tc>
@@ -8472,6 +9091,246 @@
                 <w:sz w:val="18"/>
                 <w:szCs w:val="18"/>
               </w:rPr>
+              <w:t xml:space="preserve">Incline Dumbbell Press</w:t>
+            </w:r>
+          </w:p>
+        </w:tc>
+        <w:tc>
+          <w:tcPr>
+            <w:tcW w:type="dxa" w:w="380"/>
+            <w:tcBorders>
+              <w:top w:val="none" w:color="FFFFFF" w:sz="0"/>
+              <w:left w:val="none" w:color="FFFFFF" w:sz="0"/>
+              <w:bottom w:val="none" w:color="FFFFFF" w:sz="0"/>
+              <w:right w:val="none" w:color="FFFFFF" w:sz="0"/>
+            </w:tcBorders>
+            <w:shd w:fill="F1F8F2" w:color="auto" w:val="clear"/>
+            <w:tcMar>
+              <w:top w:type="dxa" w:w="40"/>
+              <w:left w:type="dxa" w:w="80"/>
+              <w:bottom w:type="dxa" w:w="40"/>
+              <w:right w:type="dxa" w:w="80"/>
+            </w:tcMar>
+            <w:vAlign w:val="center"/>
+          </w:tcPr>
+          <w:p>
+            <w:pPr>
+              <w:jc w:val="center"/>
+            </w:pPr>
+            <w:r>
+              <w:rPr>
+                <w:rFonts w:ascii="Arial" w:cs="Arial" w:eastAsia="Arial" w:hAnsi="Arial"/>
+                <w:color w:val="6B6B6B"/>
+                <w:sz w:val="15"/>
+                <w:szCs w:val="15"/>
+              </w:rPr>
+              <w:t xml:space="preserve">3</w:t>
+            </w:r>
+          </w:p>
+        </w:tc>
+        <w:tc>
+          <w:tcPr>
+            <w:tcW w:type="dxa" w:w="420"/>
+            <w:tcBorders>
+              <w:top w:val="none" w:color="FFFFFF" w:sz="0"/>
+              <w:left w:val="none" w:color="FFFFFF" w:sz="0"/>
+              <w:bottom w:val="none" w:color="FFFFFF" w:sz="0"/>
+              <w:right w:val="none" w:color="FFFFFF" w:sz="0"/>
+            </w:tcBorders>
+            <w:shd w:fill="F1F8F2" w:color="auto" w:val="clear"/>
+            <w:tcMar>
+              <w:top w:type="dxa" w:w="40"/>
+              <w:left w:type="dxa" w:w="80"/>
+              <w:bottom w:type="dxa" w:w="40"/>
+              <w:right w:type="dxa" w:w="80"/>
+            </w:tcMar>
+            <w:vAlign w:val="center"/>
+          </w:tcPr>
+          <w:p>
+            <w:pPr>
+              <w:jc w:val="center"/>
+            </w:pPr>
+            <w:r>
+              <w:rPr>
+                <w:rFonts w:ascii="Arial" w:cs="Arial" w:eastAsia="Arial" w:hAnsi="Arial"/>
+                <w:color w:val="6B6B6B"/>
+                <w:sz w:val="15"/>
+                <w:szCs w:val="15"/>
+              </w:rPr>
+              <w:t xml:space="preserve">10―12</w:t>
+            </w:r>
+          </w:p>
+        </w:tc>
+        <w:tc>
+          <w:tcPr>
+            <w:tcW w:type="dxa" w:w="680"/>
+            <w:tcBorders>
+              <w:top w:val="none" w:color="FFFFFF" w:sz="0"/>
+              <w:left w:val="none" w:color="FFFFFF" w:sz="0"/>
+              <w:bottom w:val="none" w:color="FFFFFF" w:sz="0"/>
+              <w:right w:val="none" w:color="FFFFFF" w:sz="0"/>
+            </w:tcBorders>
+            <w:shd w:fill="F1F8F2" w:color="auto" w:val="clear"/>
+            <w:tcMar>
+              <w:top w:type="dxa" w:w="40"/>
+              <w:left w:type="dxa" w:w="80"/>
+              <w:bottom w:type="dxa" w:w="40"/>
+              <w:right w:type="dxa" w:w="80"/>
+            </w:tcMar>
+            <w:vAlign w:val="center"/>
+          </w:tcPr>
+          <w:p>
+            <w:pPr>
+              <w:jc w:val="center"/>
+            </w:pPr>
+            <w:r>
+              <w:rPr>
+                <w:rFonts w:ascii="Arial" w:cs="Arial" w:eastAsia="Arial" w:hAnsi="Arial"/>
+                <w:color w:val="6B6B6B"/>
+                <w:sz w:val="15"/>
+                <w:szCs w:val="15"/>
+              </w:rPr>
+              <w:t xml:space="preserve">15–17.5 lbs/hand</w:t>
+            </w:r>
+          </w:p>
+        </w:tc>
+        <w:tc>
+          <w:tcPr>
+            <w:tcW w:type="dxa" w:w="540"/>
+            <w:tcBorders>
+              <w:top w:val="none" w:color="FFFFFF" w:sz="0"/>
+              <w:left w:val="none" w:color="FFFFFF" w:sz="0"/>
+              <w:bottom w:val="none" w:color="FFFFFF" w:sz="0"/>
+              <w:right w:val="none" w:color="FFFFFF" w:sz="0"/>
+            </w:tcBorders>
+            <w:shd w:fill="F1F8F2" w:color="auto" w:val="clear"/>
+            <w:tcMar>
+              <w:top w:type="dxa" w:w="40"/>
+              <w:left w:type="dxa" w:w="80"/>
+              <w:bottom w:type="dxa" w:w="40"/>
+              <w:right w:type="dxa" w:w="80"/>
+            </w:tcMar>
+            <w:vAlign w:val="center"/>
+          </w:tcPr>
+          <w:p>
+            <w:pPr>
+              <w:jc w:val="center"/>
+            </w:pPr>
+            <w:r>
+              <w:rPr>
+                <w:rFonts w:ascii="Arial" w:cs="Arial" w:eastAsia="Arial" w:hAnsi="Arial"/>
+                <w:color w:val="6B6B6B"/>
+                <w:sz w:val="15"/>
+                <w:szCs w:val="15"/>
+              </w:rPr>
+              <w:t xml:space="preserve">3-1-1</w:t>
+            </w:r>
+          </w:p>
+        </w:tc>
+        <w:tc>
+          <w:tcPr>
+            <w:tcW w:type="dxa" w:w="440"/>
+            <w:tcBorders>
+              <w:top w:val="none" w:color="FFFFFF" w:sz="0"/>
+              <w:left w:val="none" w:color="FFFFFF" w:sz="0"/>
+              <w:bottom w:val="none" w:color="FFFFFF" w:sz="0"/>
+              <w:right w:val="none" w:color="FFFFFF" w:sz="0"/>
+            </w:tcBorders>
+            <w:shd w:fill="F1F8F2" w:color="auto" w:val="clear"/>
+            <w:tcMar>
+              <w:top w:type="dxa" w:w="40"/>
+              <w:left w:type="dxa" w:w="80"/>
+              <w:bottom w:type="dxa" w:w="40"/>
+              <w:right w:type="dxa" w:w="80"/>
+            </w:tcMar>
+            <w:vAlign w:val="center"/>
+          </w:tcPr>
+          <w:p>
+            <w:pPr>
+              <w:jc w:val="center"/>
+            </w:pPr>
+            <w:r>
+              <w:rPr>
+                <w:rFonts w:ascii="Arial" w:cs="Arial" w:eastAsia="Arial" w:hAnsi="Arial"/>
+                <w:color w:val="6B6B6B"/>
+                <w:sz w:val="15"/>
+                <w:szCs w:val="15"/>
+              </w:rPr>
+              <w:t xml:space="preserve">60s</w:t>
+            </w:r>
+          </w:p>
+        </w:tc>
+        <w:tc>
+          <w:tcPr>
+            <w:tcW w:type="dxa" w:w="5580"/>
+            <w:tcBorders>
+              <w:top w:val="none" w:color="FFFFFF" w:sz="0"/>
+              <w:left w:val="none" w:color="FFFFFF" w:sz="0"/>
+              <w:bottom w:val="none" w:color="FFFFFF" w:sz="0"/>
+              <w:right w:val="none" w:color="FFFFFF" w:sz="0"/>
+            </w:tcBorders>
+            <w:shd w:fill="F1F8F2" w:color="auto" w:val="clear"/>
+            <w:tcMar>
+              <w:top w:type="dxa" w:w="40"/>
+              <w:left w:type="dxa" w:w="80"/>
+              <w:bottom w:type="dxa" w:w="40"/>
+              <w:right w:type="dxa" w:w="80"/>
+            </w:tcMar>
+            <w:vAlign w:val="center"/>
+          </w:tcPr>
+          <w:p>
+            <w:r>
+              <w:rPr>
+                <w:rFonts w:ascii="Arial" w:cs="Arial" w:eastAsia="Arial" w:hAnsi="Arial"/>
+                <w:color w:val="6B6B6B"/>
+                <w:sz w:val="17"/>
+                <w:szCs w:val="17"/>
+              </w:rPr>
+              <w:t xml:space="preserve">30–45° angle. Upper chest and anterior delt. Pairs with flat press for full chest development.</w:t>
+            </w:r>
+            <w:r>
+              <w:rPr>
+                <w:rFonts w:ascii="Arial" w:cs="Arial" w:eastAsia="Arial" w:hAnsi="Arial"/>
+                <w:i/>
+                <w:iCs/>
+                <w:color w:val="00695C"/>
+                <w:sz w:val="14"/>
+                <w:szCs w:val="14"/>
+              </w:rPr>
+              <w:t xml:space="preserve">  1 RIR — accessory</w:t>
+            </w:r>
+          </w:p>
+        </w:tc>
+      </w:tr>
+      <w:tr>
+        <w:tc>
+          <w:tcPr>
+            <w:tcW w:type="dxa" w:w="2400"/>
+            <w:tcBorders>
+              <w:top w:val="none" w:color="FFFFFF" w:sz="0"/>
+              <w:left w:val="none" w:color="FFFFFF" w:sz="0"/>
+              <w:bottom w:val="none" w:color="FFFFFF" w:sz="0"/>
+              <w:right w:val="none" w:color="FFFFFF" w:sz="0"/>
+            </w:tcBorders>
+            <w:shd w:fill="FFFFFF" w:color="auto" w:val="clear"/>
+            <w:tcMar>
+              <w:top w:type="dxa" w:w="40"/>
+              <w:left w:type="dxa" w:w="80"/>
+              <w:bottom w:type="dxa" w:w="40"/>
+              <w:right w:type="dxa" w:w="80"/>
+            </w:tcMar>
+            <w:vAlign w:val="center"/>
+          </w:tcPr>
+          <w:p>
+            <w:r>
+              <w:rPr>
+                <w:rFonts w:ascii="Arial" w:cs="Arial" w:eastAsia="Arial" w:hAnsi="Arial"/>
+                <w:b/>
+                <w:bCs/>
+                <w:color w:val="2C2C2C"/>
+                <w:sz w:val="18"/>
+                <w:szCs w:val="18"/>
+              </w:rPr>
               <w:t xml:space="preserve">Dumbbell Single-Arm Row (Left First)</w:t>
             </w:r>
           </w:p>
@@ -8485,7 +9344,7 @@
               <w:bottom w:val="none" w:color="FFFFFF" w:sz="0"/>
               <w:right w:val="none" w:color="FFFFFF" w:sz="0"/>
             </w:tcBorders>
-            <w:shd w:fill="F1F8F2" w:color="auto" w:val="clear"/>
+            <w:shd w:fill="FFFFFF" w:color="auto" w:val="clear"/>
             <w:tcMar>
               <w:top w:type="dxa" w:w="40"/>
               <w:left w:type="dxa" w:w="80"/>
@@ -8518,7 +9377,7 @@
               <w:bottom w:val="none" w:color="FFFFFF" w:sz="0"/>
               <w:right w:val="none" w:color="FFFFFF" w:sz="0"/>
             </w:tcBorders>
-            <w:shd w:fill="F1F8F2" w:color="auto" w:val="clear"/>
+            <w:shd w:fill="FFFFFF" w:color="auto" w:val="clear"/>
             <w:tcMar>
               <w:top w:type="dxa" w:w="40"/>
               <w:left w:type="dxa" w:w="80"/>
@@ -8551,7 +9410,7 @@
               <w:bottom w:val="none" w:color="FFFFFF" w:sz="0"/>
               <w:right w:val="none" w:color="FFFFFF" w:sz="0"/>
             </w:tcBorders>
-            <w:shd w:fill="F1F8F2" w:color="auto" w:val="clear"/>
+            <w:shd w:fill="FFFFFF" w:color="auto" w:val="clear"/>
             <w:tcMar>
               <w:top w:type="dxa" w:w="40"/>
               <w:left w:type="dxa" w:w="80"/>
@@ -8584,7 +9443,7 @@
               <w:bottom w:val="none" w:color="FFFFFF" w:sz="0"/>
               <w:right w:val="none" w:color="FFFFFF" w:sz="0"/>
             </w:tcBorders>
-            <w:shd w:fill="F1F8F2" w:color="auto" w:val="clear"/>
+            <w:shd w:fill="FFFFFF" w:color="auto" w:val="clear"/>
             <w:tcMar>
               <w:top w:type="dxa" w:w="40"/>
               <w:left w:type="dxa" w:w="80"/>
@@ -8617,7 +9476,7 @@
               <w:bottom w:val="none" w:color="FFFFFF" w:sz="0"/>
               <w:right w:val="none" w:color="FFFFFF" w:sz="0"/>
             </w:tcBorders>
-            <w:shd w:fill="F1F8F2" w:color="auto" w:val="clear"/>
+            <w:shd w:fill="FFFFFF" w:color="auto" w:val="clear"/>
             <w:tcMar>
               <w:top w:type="dxa" w:w="40"/>
               <w:left w:type="dxa" w:w="80"/>
@@ -8650,7 +9509,7 @@
               <w:bottom w:val="none" w:color="FFFFFF" w:sz="0"/>
               <w:right w:val="none" w:color="FFFFFF" w:sz="0"/>
             </w:tcBorders>
-            <w:shd w:fill="F1F8F2" w:color="auto" w:val="clear"/>
+            <w:shd w:fill="FFFFFF" w:color="auto" w:val="clear"/>
             <w:tcMar>
               <w:top w:type="dxa" w:w="40"/>
               <w:left w:type="dxa" w:w="80"/>
@@ -8698,11 +9557,11 @@
           <w:rFonts w:ascii="Arial" w:cs="Arial" w:eastAsia="Arial" w:hAnsi="Arial"/>
           <w:b/>
           <w:bCs/>
-          <w:color w:val="43A047"/>
+          <w:color w:val="C9A227"/>
           <w:sz w:val="17"/>
           <w:szCs w:val="17"/>
         </w:rPr>
-        <w:t xml:space="preserve">B — PRIMARY PULL STRENGTH</w:t>
+        <w:t xml:space="preserve">B — ACCESSORY — PUSH-UP &amp; ARMS</w:t>
       </w:r>
     </w:p>
     <w:tbl>
@@ -8736,7 +9595,7 @@
               <w:bottom w:val="none" w:color="FFFFFF" w:sz="0"/>
               <w:right w:val="none" w:color="FFFFFF" w:sz="0"/>
             </w:tcBorders>
-            <w:shd w:fill="E8F5E9" w:color="auto" w:val="clear"/>
+            <w:shd w:fill="F5E8C0" w:color="auto" w:val="clear"/>
             <w:tcMar>
               <w:top w:type="dxa" w:w="40"/>
               <w:left w:type="dxa" w:w="80"/>
@@ -8754,7 +9613,7 @@
                 <w:rFonts w:ascii="Arial" w:cs="Arial" w:eastAsia="Arial" w:hAnsi="Arial"/>
                 <w:b/>
                 <w:bCs/>
-                <w:color w:val="43A047"/>
+                <w:color w:val="C9A227"/>
                 <w:sz w:val="15"/>
                 <w:szCs w:val="15"/>
               </w:rPr>
@@ -8771,25 +9630,25 @@
               <w:bottom w:val="none" w:color="FFFFFF" w:sz="0"/>
               <w:right w:val="none" w:color="FFFFFF" w:sz="0"/>
             </w:tcBorders>
-            <w:shd w:fill="E8F5E9" w:color="auto" w:val="clear"/>
-            <w:tcMar>
-              <w:top w:type="dxa" w:w="40"/>
-              <w:left w:type="dxa" w:w="80"/>
-              <w:bottom w:type="dxa" w:w="40"/>
-              <w:right w:type="dxa" w:w="80"/>
-            </w:tcMar>
-            <w:vAlign w:val="center"/>
-          </w:tcPr>
-          <w:p>
-            <w:pPr>
-              <w:jc w:val="center"/>
-            </w:pPr>
-            <w:r>
-              <w:rPr>
-                <w:rFonts w:ascii="Arial" w:cs="Arial" w:eastAsia="Arial" w:hAnsi="Arial"/>
-                <w:b/>
-                <w:bCs/>
-                <w:color w:val="43A047"/>
+            <w:shd w:fill="F5E8C0" w:color="auto" w:val="clear"/>
+            <w:tcMar>
+              <w:top w:type="dxa" w:w="40"/>
+              <w:left w:type="dxa" w:w="80"/>
+              <w:bottom w:type="dxa" w:w="40"/>
+              <w:right w:type="dxa" w:w="80"/>
+            </w:tcMar>
+            <w:vAlign w:val="center"/>
+          </w:tcPr>
+          <w:p>
+            <w:pPr>
+              <w:jc w:val="center"/>
+            </w:pPr>
+            <w:r>
+              <w:rPr>
+                <w:rFonts w:ascii="Arial" w:cs="Arial" w:eastAsia="Arial" w:hAnsi="Arial"/>
+                <w:b/>
+                <w:bCs/>
+                <w:color w:val="C9A227"/>
                 <w:sz w:val="13"/>
                 <w:szCs w:val="13"/>
               </w:rPr>
@@ -8806,25 +9665,25 @@
               <w:bottom w:val="none" w:color="FFFFFF" w:sz="0"/>
               <w:right w:val="none" w:color="FFFFFF" w:sz="0"/>
             </w:tcBorders>
-            <w:shd w:fill="E8F5E9" w:color="auto" w:val="clear"/>
-            <w:tcMar>
-              <w:top w:type="dxa" w:w="40"/>
-              <w:left w:type="dxa" w:w="80"/>
-              <w:bottom w:type="dxa" w:w="40"/>
-              <w:right w:type="dxa" w:w="80"/>
-            </w:tcMar>
-            <w:vAlign w:val="center"/>
-          </w:tcPr>
-          <w:p>
-            <w:pPr>
-              <w:jc w:val="center"/>
-            </w:pPr>
-            <w:r>
-              <w:rPr>
-                <w:rFonts w:ascii="Arial" w:cs="Arial" w:eastAsia="Arial" w:hAnsi="Arial"/>
-                <w:b/>
-                <w:bCs/>
-                <w:color w:val="43A047"/>
+            <w:shd w:fill="F5E8C0" w:color="auto" w:val="clear"/>
+            <w:tcMar>
+              <w:top w:type="dxa" w:w="40"/>
+              <w:left w:type="dxa" w:w="80"/>
+              <w:bottom w:type="dxa" w:w="40"/>
+              <w:right w:type="dxa" w:w="80"/>
+            </w:tcMar>
+            <w:vAlign w:val="center"/>
+          </w:tcPr>
+          <w:p>
+            <w:pPr>
+              <w:jc w:val="center"/>
+            </w:pPr>
+            <w:r>
+              <w:rPr>
+                <w:rFonts w:ascii="Arial" w:cs="Arial" w:eastAsia="Arial" w:hAnsi="Arial"/>
+                <w:b/>
+                <w:bCs/>
+                <w:color w:val="C9A227"/>
                 <w:sz w:val="13"/>
                 <w:szCs w:val="13"/>
               </w:rPr>
@@ -8841,25 +9700,25 @@
               <w:bottom w:val="none" w:color="FFFFFF" w:sz="0"/>
               <w:right w:val="none" w:color="FFFFFF" w:sz="0"/>
             </w:tcBorders>
-            <w:shd w:fill="E8F5E9" w:color="auto" w:val="clear"/>
-            <w:tcMar>
-              <w:top w:type="dxa" w:w="40"/>
-              <w:left w:type="dxa" w:w="80"/>
-              <w:bottom w:type="dxa" w:w="40"/>
-              <w:right w:type="dxa" w:w="80"/>
-            </w:tcMar>
-            <w:vAlign w:val="center"/>
-          </w:tcPr>
-          <w:p>
-            <w:pPr>
-              <w:jc w:val="center"/>
-            </w:pPr>
-            <w:r>
-              <w:rPr>
-                <w:rFonts w:ascii="Arial" w:cs="Arial" w:eastAsia="Arial" w:hAnsi="Arial"/>
-                <w:b/>
-                <w:bCs/>
-                <w:color w:val="43A047"/>
+            <w:shd w:fill="F5E8C0" w:color="auto" w:val="clear"/>
+            <w:tcMar>
+              <w:top w:type="dxa" w:w="40"/>
+              <w:left w:type="dxa" w:w="80"/>
+              <w:bottom w:type="dxa" w:w="40"/>
+              <w:right w:type="dxa" w:w="80"/>
+            </w:tcMar>
+            <w:vAlign w:val="center"/>
+          </w:tcPr>
+          <w:p>
+            <w:pPr>
+              <w:jc w:val="center"/>
+            </w:pPr>
+            <w:r>
+              <w:rPr>
+                <w:rFonts w:ascii="Arial" w:cs="Arial" w:eastAsia="Arial" w:hAnsi="Arial"/>
+                <w:b/>
+                <w:bCs/>
+                <w:color w:val="C9A227"/>
                 <w:sz w:val="13"/>
                 <w:szCs w:val="13"/>
               </w:rPr>
@@ -8876,25 +9735,25 @@
               <w:bottom w:val="none" w:color="FFFFFF" w:sz="0"/>
               <w:right w:val="none" w:color="FFFFFF" w:sz="0"/>
             </w:tcBorders>
-            <w:shd w:fill="E8F5E9" w:color="auto" w:val="clear"/>
-            <w:tcMar>
-              <w:top w:type="dxa" w:w="40"/>
-              <w:left w:type="dxa" w:w="80"/>
-              <w:bottom w:type="dxa" w:w="40"/>
-              <w:right w:type="dxa" w:w="80"/>
-            </w:tcMar>
-            <w:vAlign w:val="center"/>
-          </w:tcPr>
-          <w:p>
-            <w:pPr>
-              <w:jc w:val="center"/>
-            </w:pPr>
-            <w:r>
-              <w:rPr>
-                <w:rFonts w:ascii="Arial" w:cs="Arial" w:eastAsia="Arial" w:hAnsi="Arial"/>
-                <w:b/>
-                <w:bCs/>
-                <w:color w:val="43A047"/>
+            <w:shd w:fill="F5E8C0" w:color="auto" w:val="clear"/>
+            <w:tcMar>
+              <w:top w:type="dxa" w:w="40"/>
+              <w:left w:type="dxa" w:w="80"/>
+              <w:bottom w:type="dxa" w:w="40"/>
+              <w:right w:type="dxa" w:w="80"/>
+            </w:tcMar>
+            <w:vAlign w:val="center"/>
+          </w:tcPr>
+          <w:p>
+            <w:pPr>
+              <w:jc w:val="center"/>
+            </w:pPr>
+            <w:r>
+              <w:rPr>
+                <w:rFonts w:ascii="Arial" w:cs="Arial" w:eastAsia="Arial" w:hAnsi="Arial"/>
+                <w:b/>
+                <w:bCs/>
+                <w:color w:val="C9A227"/>
                 <w:sz w:val="13"/>
                 <w:szCs w:val="13"/>
               </w:rPr>
@@ -8911,25 +9770,25 @@
               <w:bottom w:val="none" w:color="FFFFFF" w:sz="0"/>
               <w:right w:val="none" w:color="FFFFFF" w:sz="0"/>
             </w:tcBorders>
-            <w:shd w:fill="E8F5E9" w:color="auto" w:val="clear"/>
-            <w:tcMar>
-              <w:top w:type="dxa" w:w="40"/>
-              <w:left w:type="dxa" w:w="80"/>
-              <w:bottom w:type="dxa" w:w="40"/>
-              <w:right w:type="dxa" w:w="80"/>
-            </w:tcMar>
-            <w:vAlign w:val="center"/>
-          </w:tcPr>
-          <w:p>
-            <w:pPr>
-              <w:jc w:val="center"/>
-            </w:pPr>
-            <w:r>
-              <w:rPr>
-                <w:rFonts w:ascii="Arial" w:cs="Arial" w:eastAsia="Arial" w:hAnsi="Arial"/>
-                <w:b/>
-                <w:bCs/>
-                <w:color w:val="43A047"/>
+            <w:shd w:fill="F5E8C0" w:color="auto" w:val="clear"/>
+            <w:tcMar>
+              <w:top w:type="dxa" w:w="40"/>
+              <w:left w:type="dxa" w:w="80"/>
+              <w:bottom w:type="dxa" w:w="40"/>
+              <w:right w:type="dxa" w:w="80"/>
+            </w:tcMar>
+            <w:vAlign w:val="center"/>
+          </w:tcPr>
+          <w:p>
+            <w:pPr>
+              <w:jc w:val="center"/>
+            </w:pPr>
+            <w:r>
+              <w:rPr>
+                <w:rFonts w:ascii="Arial" w:cs="Arial" w:eastAsia="Arial" w:hAnsi="Arial"/>
+                <w:b/>
+                <w:bCs/>
+                <w:color w:val="C9A227"/>
                 <w:sz w:val="13"/>
                 <w:szCs w:val="13"/>
               </w:rPr>
@@ -8946,7 +9805,7 @@
               <w:bottom w:val="none" w:color="FFFFFF" w:sz="0"/>
               <w:right w:val="none" w:color="FFFFFF" w:sz="0"/>
             </w:tcBorders>
-            <w:shd w:fill="E8F5E9" w:color="auto" w:val="clear"/>
+            <w:shd w:fill="F5E8C0" w:color="auto" w:val="clear"/>
             <w:tcMar>
               <w:top w:type="dxa" w:w="40"/>
               <w:left w:type="dxa" w:w="80"/>
@@ -8964,7 +9823,7 @@
                 <w:rFonts w:ascii="Arial" w:cs="Arial" w:eastAsia="Arial" w:hAnsi="Arial"/>
                 <w:b/>
                 <w:bCs/>
-                <w:color w:val="43A047"/>
+                <w:color w:val="C9A227"/>
                 <w:sz w:val="15"/>
                 <w:szCs w:val="15"/>
               </w:rPr>
@@ -8983,7 +9842,7 @@
               <w:bottom w:val="none" w:color="FFFFFF" w:sz="0"/>
               <w:right w:val="none" w:color="FFFFFF" w:sz="0"/>
             </w:tcBorders>
-            <w:shd w:fill="F1F8F2" w:color="auto" w:val="clear"/>
+            <w:shd w:fill="FAF3E0" w:color="auto" w:val="clear"/>
             <w:tcMar>
               <w:top w:type="dxa" w:w="40"/>
               <w:left w:type="dxa" w:w="80"/>
@@ -9002,7 +9861,7 @@
                 <w:sz w:val="18"/>
                 <w:szCs w:val="18"/>
               </w:rPr>
-              <w:t xml:space="preserve">Dumbbell Overhead Press</w:t>
+              <w:t xml:space="preserve">Incline Push-Up</w:t>
             </w:r>
           </w:p>
         </w:tc>
@@ -9015,7 +9874,7 @@
               <w:bottom w:val="none" w:color="FFFFFF" w:sz="0"/>
               <w:right w:val="none" w:color="FFFFFF" w:sz="0"/>
             </w:tcBorders>
-            <w:shd w:fill="F1F8F2" w:color="auto" w:val="clear"/>
+            <w:shd w:fill="FAF3E0" w:color="auto" w:val="clear"/>
             <w:tcMar>
               <w:top w:type="dxa" w:w="40"/>
               <w:left w:type="dxa" w:w="80"/>
@@ -9048,7 +9907,7 @@
               <w:bottom w:val="none" w:color="FFFFFF" w:sz="0"/>
               <w:right w:val="none" w:color="FFFFFF" w:sz="0"/>
             </w:tcBorders>
-            <w:shd w:fill="F1F8F2" w:color="auto" w:val="clear"/>
+            <w:shd w:fill="FAF3E0" w:color="auto" w:val="clear"/>
             <w:tcMar>
               <w:top w:type="dxa" w:w="40"/>
               <w:left w:type="dxa" w:w="80"/>
@@ -9081,27 +9940,27 @@
               <w:bottom w:val="none" w:color="FFFFFF" w:sz="0"/>
               <w:right w:val="none" w:color="FFFFFF" w:sz="0"/>
             </w:tcBorders>
-            <w:shd w:fill="F1F8F2" w:color="auto" w:val="clear"/>
-            <w:tcMar>
-              <w:top w:type="dxa" w:w="40"/>
-              <w:left w:type="dxa" w:w="80"/>
-              <w:bottom w:type="dxa" w:w="40"/>
-              <w:right w:type="dxa" w:w="80"/>
-            </w:tcMar>
-            <w:vAlign w:val="center"/>
-          </w:tcPr>
-          <w:p>
-            <w:pPr>
-              <w:jc w:val="center"/>
-            </w:pPr>
-            <w:r>
-              <w:rPr>
-                <w:rFonts w:ascii="Arial" w:cs="Arial" w:eastAsia="Arial" w:hAnsi="Arial"/>
-                <w:color w:val="6B6B6B"/>
-                <w:sz w:val="15"/>
-                <w:szCs w:val="15"/>
-              </w:rPr>
-              <w:t xml:space="preserve">20 lbs/hand</w:t>
+            <w:shd w:fill="FAF3E0" w:color="auto" w:val="clear"/>
+            <w:tcMar>
+              <w:top w:type="dxa" w:w="40"/>
+              <w:left w:type="dxa" w:w="80"/>
+              <w:bottom w:type="dxa" w:w="40"/>
+              <w:right w:type="dxa" w:w="80"/>
+            </w:tcMar>
+            <w:vAlign w:val="center"/>
+          </w:tcPr>
+          <w:p>
+            <w:pPr>
+              <w:jc w:val="center"/>
+            </w:pPr>
+            <w:r>
+              <w:rPr>
+                <w:rFonts w:ascii="Arial" w:cs="Arial" w:eastAsia="Arial" w:hAnsi="Arial"/>
+                <w:color w:val="6B6B6B"/>
+                <w:sz w:val="15"/>
+                <w:szCs w:val="15"/>
+              </w:rPr>
+              <w:t xml:space="preserve">Bodyweight</w:t>
             </w:r>
           </w:p>
         </w:tc>
@@ -9114,27 +9973,27 @@
               <w:bottom w:val="none" w:color="FFFFFF" w:sz="0"/>
               <w:right w:val="none" w:color="FFFFFF" w:sz="0"/>
             </w:tcBorders>
-            <w:shd w:fill="F1F8F2" w:color="auto" w:val="clear"/>
-            <w:tcMar>
-              <w:top w:type="dxa" w:w="40"/>
-              <w:left w:type="dxa" w:w="80"/>
-              <w:bottom w:type="dxa" w:w="40"/>
-              <w:right w:type="dxa" w:w="80"/>
-            </w:tcMar>
-            <w:vAlign w:val="center"/>
-          </w:tcPr>
-          <w:p>
-            <w:pPr>
-              <w:jc w:val="center"/>
-            </w:pPr>
-            <w:r>
-              <w:rPr>
-                <w:rFonts w:ascii="Arial" w:cs="Arial" w:eastAsia="Arial" w:hAnsi="Arial"/>
-                <w:color w:val="6B6B6B"/>
-                <w:sz w:val="15"/>
-                <w:szCs w:val="15"/>
-              </w:rPr>
-              <w:t xml:space="preserve">2-1-1</w:t>
+            <w:shd w:fill="FAF3E0" w:color="auto" w:val="clear"/>
+            <w:tcMar>
+              <w:top w:type="dxa" w:w="40"/>
+              <w:left w:type="dxa" w:w="80"/>
+              <w:bottom w:type="dxa" w:w="40"/>
+              <w:right w:type="dxa" w:w="80"/>
+            </w:tcMar>
+            <w:vAlign w:val="center"/>
+          </w:tcPr>
+          <w:p>
+            <w:pPr>
+              <w:jc w:val="center"/>
+            </w:pPr>
+            <w:r>
+              <w:rPr>
+                <w:rFonts w:ascii="Arial" w:cs="Arial" w:eastAsia="Arial" w:hAnsi="Arial"/>
+                <w:color w:val="6B6B6B"/>
+                <w:sz w:val="15"/>
+                <w:szCs w:val="15"/>
+              </w:rPr>
+              <w:t xml:space="preserve">3-0-1</w:t>
             </w:r>
           </w:p>
         </w:tc>
@@ -9147,7 +10006,7 @@
               <w:bottom w:val="none" w:color="FFFFFF" w:sz="0"/>
               <w:right w:val="none" w:color="FFFFFF" w:sz="0"/>
             </w:tcBorders>
-            <w:shd w:fill="F1F8F2" w:color="auto" w:val="clear"/>
+            <w:shd w:fill="FAF3E0" w:color="auto" w:val="clear"/>
             <w:tcMar>
               <w:top w:type="dxa" w:w="40"/>
               <w:left w:type="dxa" w:w="80"/>
@@ -9180,7 +10039,7 @@
               <w:bottom w:val="none" w:color="FFFFFF" w:sz="0"/>
               <w:right w:val="none" w:color="FFFFFF" w:sz="0"/>
             </w:tcBorders>
-            <w:shd w:fill="F1F8F2" w:color="auto" w:val="clear"/>
+            <w:shd w:fill="FAF3E0" w:color="auto" w:val="clear"/>
             <w:tcMar>
               <w:top w:type="dxa" w:w="40"/>
               <w:left w:type="dxa" w:w="80"/>
@@ -9197,7 +10056,7 @@
                 <w:sz w:val="17"/>
                 <w:szCs w:val="17"/>
               </w:rPr>
-              <w:t xml:space="preserve">Baseline: 25 lbs ×3RM. Training load: 20 lbs/hand for 10–12 reps. Press overhead, arms alongside ears. Core braced. Increase to 22.5 in Week 3.</w:t>
+              <w:t xml:space="preserve">Hands on bench. Continue push-up progression. Wednesday reinforcement.</w:t>
             </w:r>
             <w:r>
               <w:rPr>
@@ -9208,7 +10067,7 @@
                 <w:sz w:val="14"/>
                 <w:szCs w:val="14"/>
               </w:rPr>
-              <w:t xml:space="preserve">  2 RIR</w:t>
+              <w:t xml:space="preserve">  1 RIR — accessory</w:t>
             </w:r>
           </w:p>
         </w:tc>
@@ -9242,7 +10101,7 @@
                 <w:sz w:val="18"/>
                 <w:szCs w:val="18"/>
               </w:rPr>
-              <w:t xml:space="preserve">Lat Pulldown (Cable)</w:t>
+              <w:t xml:space="preserve">Full Push-Up (Floor)</w:t>
             </w:r>
           </w:p>
         </w:tc>
@@ -9275,7 +10134,7 @@
                 <w:sz w:val="15"/>
                 <w:szCs w:val="15"/>
               </w:rPr>
-              <w:t xml:space="preserve">3</w:t>
+              <w:t xml:space="preserve">2</w:t>
             </w:r>
           </w:p>
         </w:tc>
@@ -9308,7 +10167,7 @@
                 <w:sz w:val="15"/>
                 <w:szCs w:val="15"/>
               </w:rPr>
-              <w:t xml:space="preserve">12―15</w:t>
+              <w:t xml:space="preserve">Max (3–5)</w:t>
             </w:r>
           </w:p>
         </w:tc>
@@ -9341,7 +10200,7 @@
                 <w:sz w:val="15"/>
                 <w:szCs w:val="15"/>
               </w:rPr>
-              <w:t xml:space="preserve">Moderate</w:t>
+              <w:t xml:space="preserve">Bodyweight</w:t>
             </w:r>
           </w:p>
         </w:tc>
@@ -9374,7 +10233,7 @@
                 <w:sz w:val="15"/>
                 <w:szCs w:val="15"/>
               </w:rPr>
-              <w:t xml:space="preserve">2-1-2</w:t>
+              <w:t xml:space="preserve">3-0-1</w:t>
             </w:r>
           </w:p>
         </w:tc>
@@ -9407,7 +10266,7 @@
                 <w:sz w:val="15"/>
                 <w:szCs w:val="15"/>
               </w:rPr>
-              <w:t xml:space="preserve">60s</w:t>
+              <w:t xml:space="preserve">90s</w:t>
             </w:r>
           </w:p>
         </w:tc>
@@ -9437,7 +10296,7 @@
                 <w:sz w:val="17"/>
                 <w:szCs w:val="17"/>
               </w:rPr>
-              <w:t xml:space="preserve">Full stretch overhead, drive elbows to hip pockets. Supports pull-up progression. Helps close the gap from Level 9 assisted.</w:t>
+              <w:t xml:space="preserve">Attempt floor push-ups. Record reps. Stop before form breaks.</w:t>
             </w:r>
             <w:r>
               <w:rPr>
@@ -9448,7 +10307,7 @@
                 <w:sz w:val="14"/>
                 <w:szCs w:val="14"/>
               </w:rPr>
-              <w:t xml:space="preserve">  1 RIR — accessory</w:t>
+              <w:t xml:space="preserve">  1 RIR</w:t>
             </w:r>
           </w:p>
         </w:tc>
@@ -9463,7 +10322,7 @@
               <w:bottom w:val="none" w:color="FFFFFF" w:sz="0"/>
               <w:right w:val="none" w:color="FFFFFF" w:sz="0"/>
             </w:tcBorders>
-            <w:shd w:fill="F1F8F2" w:color="auto" w:val="clear"/>
+            <w:shd w:fill="FAF3E0" w:color="auto" w:val="clear"/>
             <w:tcMar>
               <w:top w:type="dxa" w:w="40"/>
               <w:left w:type="dxa" w:w="80"/>
@@ -9482,7 +10341,7 @@
                 <w:sz w:val="18"/>
                 <w:szCs w:val="18"/>
               </w:rPr>
-              <w:t xml:space="preserve">Face Pull (Cable/Band)</w:t>
+              <w:t xml:space="preserve">Tricep Pushdown (Kieser or Band)</w:t>
             </w:r>
           </w:p>
         </w:tc>
@@ -9495,7 +10354,7 @@
               <w:bottom w:val="none" w:color="FFFFFF" w:sz="0"/>
               <w:right w:val="none" w:color="FFFFFF" w:sz="0"/>
             </w:tcBorders>
-            <w:shd w:fill="F1F8F2" w:color="auto" w:val="clear"/>
+            <w:shd w:fill="FAF3E0" w:color="auto" w:val="clear"/>
             <w:tcMar>
               <w:top w:type="dxa" w:w="40"/>
               <w:left w:type="dxa" w:w="80"/>
@@ -9528,27 +10387,27 @@
               <w:bottom w:val="none" w:color="FFFFFF" w:sz="0"/>
               <w:right w:val="none" w:color="FFFFFF" w:sz="0"/>
             </w:tcBorders>
-            <w:shd w:fill="F1F8F2" w:color="auto" w:val="clear"/>
-            <w:tcMar>
-              <w:top w:type="dxa" w:w="40"/>
-              <w:left w:type="dxa" w:w="80"/>
-              <w:bottom w:type="dxa" w:w="40"/>
-              <w:right w:type="dxa" w:w="80"/>
-            </w:tcMar>
-            <w:vAlign w:val="center"/>
-          </w:tcPr>
-          <w:p>
-            <w:pPr>
-              <w:jc w:val="center"/>
-            </w:pPr>
-            <w:r>
-              <w:rPr>
-                <w:rFonts w:ascii="Arial" w:cs="Arial" w:eastAsia="Arial" w:hAnsi="Arial"/>
-                <w:color w:val="6B6B6B"/>
-                <w:sz w:val="15"/>
-                <w:szCs w:val="15"/>
-              </w:rPr>
-              <w:t xml:space="preserve">15―20</w:t>
+            <w:shd w:fill="FAF3E0" w:color="auto" w:val="clear"/>
+            <w:tcMar>
+              <w:top w:type="dxa" w:w="40"/>
+              <w:left w:type="dxa" w:w="80"/>
+              <w:bottom w:type="dxa" w:w="40"/>
+              <w:right w:type="dxa" w:w="80"/>
+            </w:tcMar>
+            <w:vAlign w:val="center"/>
+          </w:tcPr>
+          <w:p>
+            <w:pPr>
+              <w:jc w:val="center"/>
+            </w:pPr>
+            <w:r>
+              <w:rPr>
+                <w:rFonts w:ascii="Arial" w:cs="Arial" w:eastAsia="Arial" w:hAnsi="Arial"/>
+                <w:color w:val="6B6B6B"/>
+                <w:sz w:val="15"/>
+                <w:szCs w:val="15"/>
+              </w:rPr>
+              <w:t xml:space="preserve">12―15</w:t>
             </w:r>
           </w:p>
         </w:tc>
@@ -9561,7 +10420,7 @@
               <w:bottom w:val="none" w:color="FFFFFF" w:sz="0"/>
               <w:right w:val="none" w:color="FFFFFF" w:sz="0"/>
             </w:tcBorders>
-            <w:shd w:fill="F1F8F2" w:color="auto" w:val="clear"/>
+            <w:shd w:fill="FAF3E0" w:color="auto" w:val="clear"/>
             <w:tcMar>
               <w:top w:type="dxa" w:w="40"/>
               <w:left w:type="dxa" w:w="80"/>
@@ -9594,7 +10453,7 @@
               <w:bottom w:val="none" w:color="FFFFFF" w:sz="0"/>
               <w:right w:val="none" w:color="FFFFFF" w:sz="0"/>
             </w:tcBorders>
-            <w:shd w:fill="F1F8F2" w:color="auto" w:val="clear"/>
+            <w:shd w:fill="FAF3E0" w:color="auto" w:val="clear"/>
             <w:tcMar>
               <w:top w:type="dxa" w:w="40"/>
               <w:left w:type="dxa" w:w="80"/>
@@ -9627,7 +10486,7 @@
               <w:bottom w:val="none" w:color="FFFFFF" w:sz="0"/>
               <w:right w:val="none" w:color="FFFFFF" w:sz="0"/>
             </w:tcBorders>
-            <w:shd w:fill="F1F8F2" w:color="auto" w:val="clear"/>
+            <w:shd w:fill="FAF3E0" w:color="auto" w:val="clear"/>
             <w:tcMar>
               <w:top w:type="dxa" w:w="40"/>
               <w:left w:type="dxa" w:w="80"/>
@@ -9660,7 +10519,7 @@
               <w:bottom w:val="none" w:color="FFFFFF" w:sz="0"/>
               <w:right w:val="none" w:color="FFFFFF" w:sz="0"/>
             </w:tcBorders>
-            <w:shd w:fill="F1F8F2" w:color="auto" w:val="clear"/>
+            <w:shd w:fill="FAF3E0" w:color="auto" w:val="clear"/>
             <w:tcMar>
               <w:top w:type="dxa" w:w="40"/>
               <w:left w:type="dxa" w:w="80"/>
@@ -9677,7 +10536,18 @@
                 <w:sz w:val="17"/>
                 <w:szCs w:val="17"/>
               </w:rPr>
-              <w:t xml:space="preserve">Pull to face with external rotation. Elbows at ear height. Rear delt and rotator cuff health.</w:t>
+              <w:t xml:space="preserve">Elbows pinned. Full extension at bottom. Supports pressing strength.</w:t>
+            </w:r>
+            <w:r>
+              <w:rPr>
+                <w:rFonts w:ascii="Arial" w:cs="Arial" w:eastAsia="Arial" w:hAnsi="Arial"/>
+                <w:i/>
+                <w:iCs/>
+                <w:color w:val="00695C"/>
+                <w:sz w:val="14"/>
+                <w:szCs w:val="14"/>
+              </w:rPr>
+              <w:t xml:space="preserve">  1 RIR — accessory</w:t>
             </w:r>
           </w:p>
         </w:tc>
@@ -9697,11 +10567,36 @@
           <w:rFonts w:ascii="Arial" w:cs="Arial" w:eastAsia="Arial" w:hAnsi="Arial"/>
           <w:b/>
           <w:bCs/>
-          <w:color w:val="C9A227"/>
+          <w:color w:val="43A047"/>
           <w:sz w:val="17"/>
           <w:szCs w:val="17"/>
         </w:rPr>
-        <w:t xml:space="preserve">C — ACCESSORY &amp; PUSH-UP</w:t>
+        <w:t xml:space="preserve">C — SECONDARY COMPOUND — OVERHEAD PRESS &amp; VERTICAL PULL</w:t>
+      </w:r>
+    </w:p>
+    <w:p>
+      <w:pPr>
+        <w:spacing w:after="80"/>
+      </w:pPr>
+      <w:r>
+        <w:rPr>
+          <w:rFonts w:ascii="Arial" w:cs="Arial" w:eastAsia="Arial" w:hAnsi="Arial"/>
+          <w:b/>
+          <w:bCs/>
+          <w:color w:val="43A047"/>
+          <w:sz w:val="17"/>
+          <w:szCs w:val="17"/>
+        </w:rPr>
+        <w:t xml:space="preserve">Load Target:  </w:t>
+      </w:r>
+      <w:r>
+        <w:rPr>
+          <w:rFonts w:ascii="Arial" w:cs="Arial" w:eastAsia="Arial" w:hAnsi="Arial"/>
+          <w:color w:val="2C2C2C"/>
+          <w:sz w:val="17"/>
+          <w:szCs w:val="17"/>
+        </w:rPr>
+        <w:t xml:space="preserve">The day's second compound pairing — overhead pressing and vertical pulling. OHP trains at 20 lbs/hand from the 25 lb 3RM baseline. If the day calls for a variation: a seated DB press or a half-kneeling single-arm press covers the same overhead pattern, and the pulldown can swap to light sets on the assisted pull-up machine to feed Friday's progression. The two-DB overhead press stays the lift we track.</w:t>
       </w:r>
     </w:p>
     <w:tbl>
@@ -9735,7 +10630,7 @@
               <w:bottom w:val="none" w:color="FFFFFF" w:sz="0"/>
               <w:right w:val="none" w:color="FFFFFF" w:sz="0"/>
             </w:tcBorders>
-            <w:shd w:fill="F5E8C0" w:color="auto" w:val="clear"/>
+            <w:shd w:fill="E8F5E9" w:color="auto" w:val="clear"/>
             <w:tcMar>
               <w:top w:type="dxa" w:w="40"/>
               <w:left w:type="dxa" w:w="80"/>
@@ -9753,7 +10648,7 @@
                 <w:rFonts w:ascii="Arial" w:cs="Arial" w:eastAsia="Arial" w:hAnsi="Arial"/>
                 <w:b/>
                 <w:bCs/>
-                <w:color w:val="C9A227"/>
+                <w:color w:val="43A047"/>
                 <w:sz w:val="15"/>
                 <w:szCs w:val="15"/>
               </w:rPr>
@@ -9770,25 +10665,25 @@
               <w:bottom w:val="none" w:color="FFFFFF" w:sz="0"/>
               <w:right w:val="none" w:color="FFFFFF" w:sz="0"/>
             </w:tcBorders>
-            <w:shd w:fill="F5E8C0" w:color="auto" w:val="clear"/>
-            <w:tcMar>
-              <w:top w:type="dxa" w:w="40"/>
-              <w:left w:type="dxa" w:w="80"/>
-              <w:bottom w:type="dxa" w:w="40"/>
-              <w:right w:type="dxa" w:w="80"/>
-            </w:tcMar>
-            <w:vAlign w:val="center"/>
-          </w:tcPr>
-          <w:p>
-            <w:pPr>
-              <w:jc w:val="center"/>
-            </w:pPr>
-            <w:r>
-              <w:rPr>
-                <w:rFonts w:ascii="Arial" w:cs="Arial" w:eastAsia="Arial" w:hAnsi="Arial"/>
-                <w:b/>
-                <w:bCs/>
-                <w:color w:val="C9A227"/>
+            <w:shd w:fill="E8F5E9" w:color="auto" w:val="clear"/>
+            <w:tcMar>
+              <w:top w:type="dxa" w:w="40"/>
+              <w:left w:type="dxa" w:w="80"/>
+              <w:bottom w:type="dxa" w:w="40"/>
+              <w:right w:type="dxa" w:w="80"/>
+            </w:tcMar>
+            <w:vAlign w:val="center"/>
+          </w:tcPr>
+          <w:p>
+            <w:pPr>
+              <w:jc w:val="center"/>
+            </w:pPr>
+            <w:r>
+              <w:rPr>
+                <w:rFonts w:ascii="Arial" w:cs="Arial" w:eastAsia="Arial" w:hAnsi="Arial"/>
+                <w:b/>
+                <w:bCs/>
+                <w:color w:val="43A047"/>
                 <w:sz w:val="13"/>
                 <w:szCs w:val="13"/>
               </w:rPr>
@@ -9805,25 +10700,25 @@
               <w:bottom w:val="none" w:color="FFFFFF" w:sz="0"/>
               <w:right w:val="none" w:color="FFFFFF" w:sz="0"/>
             </w:tcBorders>
-            <w:shd w:fill="F5E8C0" w:color="auto" w:val="clear"/>
-            <w:tcMar>
-              <w:top w:type="dxa" w:w="40"/>
-              <w:left w:type="dxa" w:w="80"/>
-              <w:bottom w:type="dxa" w:w="40"/>
-              <w:right w:type="dxa" w:w="80"/>
-            </w:tcMar>
-            <w:vAlign w:val="center"/>
-          </w:tcPr>
-          <w:p>
-            <w:pPr>
-              <w:jc w:val="center"/>
-            </w:pPr>
-            <w:r>
-              <w:rPr>
-                <w:rFonts w:ascii="Arial" w:cs="Arial" w:eastAsia="Arial" w:hAnsi="Arial"/>
-                <w:b/>
-                <w:bCs/>
-                <w:color w:val="C9A227"/>
+            <w:shd w:fill="E8F5E9" w:color="auto" w:val="clear"/>
+            <w:tcMar>
+              <w:top w:type="dxa" w:w="40"/>
+              <w:left w:type="dxa" w:w="80"/>
+              <w:bottom w:type="dxa" w:w="40"/>
+              <w:right w:type="dxa" w:w="80"/>
+            </w:tcMar>
+            <w:vAlign w:val="center"/>
+          </w:tcPr>
+          <w:p>
+            <w:pPr>
+              <w:jc w:val="center"/>
+            </w:pPr>
+            <w:r>
+              <w:rPr>
+                <w:rFonts w:ascii="Arial" w:cs="Arial" w:eastAsia="Arial" w:hAnsi="Arial"/>
+                <w:b/>
+                <w:bCs/>
+                <w:color w:val="43A047"/>
                 <w:sz w:val="13"/>
                 <w:szCs w:val="13"/>
               </w:rPr>
@@ -9840,25 +10735,25 @@
               <w:bottom w:val="none" w:color="FFFFFF" w:sz="0"/>
               <w:right w:val="none" w:color="FFFFFF" w:sz="0"/>
             </w:tcBorders>
-            <w:shd w:fill="F5E8C0" w:color="auto" w:val="clear"/>
-            <w:tcMar>
-              <w:top w:type="dxa" w:w="40"/>
-              <w:left w:type="dxa" w:w="80"/>
-              <w:bottom w:type="dxa" w:w="40"/>
-              <w:right w:type="dxa" w:w="80"/>
-            </w:tcMar>
-            <w:vAlign w:val="center"/>
-          </w:tcPr>
-          <w:p>
-            <w:pPr>
-              <w:jc w:val="center"/>
-            </w:pPr>
-            <w:r>
-              <w:rPr>
-                <w:rFonts w:ascii="Arial" w:cs="Arial" w:eastAsia="Arial" w:hAnsi="Arial"/>
-                <w:b/>
-                <w:bCs/>
-                <w:color w:val="C9A227"/>
+            <w:shd w:fill="E8F5E9" w:color="auto" w:val="clear"/>
+            <w:tcMar>
+              <w:top w:type="dxa" w:w="40"/>
+              <w:left w:type="dxa" w:w="80"/>
+              <w:bottom w:type="dxa" w:w="40"/>
+              <w:right w:type="dxa" w:w="80"/>
+            </w:tcMar>
+            <w:vAlign w:val="center"/>
+          </w:tcPr>
+          <w:p>
+            <w:pPr>
+              <w:jc w:val="center"/>
+            </w:pPr>
+            <w:r>
+              <w:rPr>
+                <w:rFonts w:ascii="Arial" w:cs="Arial" w:eastAsia="Arial" w:hAnsi="Arial"/>
+                <w:b/>
+                <w:bCs/>
+                <w:color w:val="43A047"/>
                 <w:sz w:val="13"/>
                 <w:szCs w:val="13"/>
               </w:rPr>
@@ -9875,25 +10770,25 @@
               <w:bottom w:val="none" w:color="FFFFFF" w:sz="0"/>
               <w:right w:val="none" w:color="FFFFFF" w:sz="0"/>
             </w:tcBorders>
-            <w:shd w:fill="F5E8C0" w:color="auto" w:val="clear"/>
-            <w:tcMar>
-              <w:top w:type="dxa" w:w="40"/>
-              <w:left w:type="dxa" w:w="80"/>
-              <w:bottom w:type="dxa" w:w="40"/>
-              <w:right w:type="dxa" w:w="80"/>
-            </w:tcMar>
-            <w:vAlign w:val="center"/>
-          </w:tcPr>
-          <w:p>
-            <w:pPr>
-              <w:jc w:val="center"/>
-            </w:pPr>
-            <w:r>
-              <w:rPr>
-                <w:rFonts w:ascii="Arial" w:cs="Arial" w:eastAsia="Arial" w:hAnsi="Arial"/>
-                <w:b/>
-                <w:bCs/>
-                <w:color w:val="C9A227"/>
+            <w:shd w:fill="E8F5E9" w:color="auto" w:val="clear"/>
+            <w:tcMar>
+              <w:top w:type="dxa" w:w="40"/>
+              <w:left w:type="dxa" w:w="80"/>
+              <w:bottom w:type="dxa" w:w="40"/>
+              <w:right w:type="dxa" w:w="80"/>
+            </w:tcMar>
+            <w:vAlign w:val="center"/>
+          </w:tcPr>
+          <w:p>
+            <w:pPr>
+              <w:jc w:val="center"/>
+            </w:pPr>
+            <w:r>
+              <w:rPr>
+                <w:rFonts w:ascii="Arial" w:cs="Arial" w:eastAsia="Arial" w:hAnsi="Arial"/>
+                <w:b/>
+                <w:bCs/>
+                <w:color w:val="43A047"/>
                 <w:sz w:val="13"/>
                 <w:szCs w:val="13"/>
               </w:rPr>
@@ -9910,25 +10805,25 @@
               <w:bottom w:val="none" w:color="FFFFFF" w:sz="0"/>
               <w:right w:val="none" w:color="FFFFFF" w:sz="0"/>
             </w:tcBorders>
-            <w:shd w:fill="F5E8C0" w:color="auto" w:val="clear"/>
-            <w:tcMar>
-              <w:top w:type="dxa" w:w="40"/>
-              <w:left w:type="dxa" w:w="80"/>
-              <w:bottom w:type="dxa" w:w="40"/>
-              <w:right w:type="dxa" w:w="80"/>
-            </w:tcMar>
-            <w:vAlign w:val="center"/>
-          </w:tcPr>
-          <w:p>
-            <w:pPr>
-              <w:jc w:val="center"/>
-            </w:pPr>
-            <w:r>
-              <w:rPr>
-                <w:rFonts w:ascii="Arial" w:cs="Arial" w:eastAsia="Arial" w:hAnsi="Arial"/>
-                <w:b/>
-                <w:bCs/>
-                <w:color w:val="C9A227"/>
+            <w:shd w:fill="E8F5E9" w:color="auto" w:val="clear"/>
+            <w:tcMar>
+              <w:top w:type="dxa" w:w="40"/>
+              <w:left w:type="dxa" w:w="80"/>
+              <w:bottom w:type="dxa" w:w="40"/>
+              <w:right w:type="dxa" w:w="80"/>
+            </w:tcMar>
+            <w:vAlign w:val="center"/>
+          </w:tcPr>
+          <w:p>
+            <w:pPr>
+              <w:jc w:val="center"/>
+            </w:pPr>
+            <w:r>
+              <w:rPr>
+                <w:rFonts w:ascii="Arial" w:cs="Arial" w:eastAsia="Arial" w:hAnsi="Arial"/>
+                <w:b/>
+                <w:bCs/>
+                <w:color w:val="43A047"/>
                 <w:sz w:val="13"/>
                 <w:szCs w:val="13"/>
               </w:rPr>
@@ -9945,7 +10840,7 @@
               <w:bottom w:val="none" w:color="FFFFFF" w:sz="0"/>
               <w:right w:val="none" w:color="FFFFFF" w:sz="0"/>
             </w:tcBorders>
-            <w:shd w:fill="F5E8C0" w:color="auto" w:val="clear"/>
+            <w:shd w:fill="E8F5E9" w:color="auto" w:val="clear"/>
             <w:tcMar>
               <w:top w:type="dxa" w:w="40"/>
               <w:left w:type="dxa" w:w="80"/>
@@ -9963,7 +10858,7 @@
                 <w:rFonts w:ascii="Arial" w:cs="Arial" w:eastAsia="Arial" w:hAnsi="Arial"/>
                 <w:b/>
                 <w:bCs/>
-                <w:color w:val="C9A227"/>
+                <w:color w:val="43A047"/>
                 <w:sz w:val="15"/>
                 <w:szCs w:val="15"/>
               </w:rPr>
@@ -9982,7 +10877,7 @@
               <w:bottom w:val="none" w:color="FFFFFF" w:sz="0"/>
               <w:right w:val="none" w:color="FFFFFF" w:sz="0"/>
             </w:tcBorders>
-            <w:shd w:fill="FAF3E0" w:color="auto" w:val="clear"/>
+            <w:shd w:fill="F1F8F2" w:color="auto" w:val="clear"/>
             <w:tcMar>
               <w:top w:type="dxa" w:w="40"/>
               <w:left w:type="dxa" w:w="80"/>
@@ -10001,7 +10896,7 @@
                 <w:sz w:val="18"/>
                 <w:szCs w:val="18"/>
               </w:rPr>
-              <w:t xml:space="preserve">Incline Push-Up</w:t>
+              <w:t xml:space="preserve">Dumbbell Overhead Press</w:t>
             </w:r>
           </w:p>
         </w:tc>
@@ -10014,7 +10909,7 @@
               <w:bottom w:val="none" w:color="FFFFFF" w:sz="0"/>
               <w:right w:val="none" w:color="FFFFFF" w:sz="0"/>
             </w:tcBorders>
-            <w:shd w:fill="FAF3E0" w:color="auto" w:val="clear"/>
+            <w:shd w:fill="F1F8F2" w:color="auto" w:val="clear"/>
             <w:tcMar>
               <w:top w:type="dxa" w:w="40"/>
               <w:left w:type="dxa" w:w="80"/>
@@ -10047,7 +10942,7 @@
               <w:bottom w:val="none" w:color="FFFFFF" w:sz="0"/>
               <w:right w:val="none" w:color="FFFFFF" w:sz="0"/>
             </w:tcBorders>
-            <w:shd w:fill="FAF3E0" w:color="auto" w:val="clear"/>
+            <w:shd w:fill="F1F8F2" w:color="auto" w:val="clear"/>
             <w:tcMar>
               <w:top w:type="dxa" w:w="40"/>
               <w:left w:type="dxa" w:w="80"/>
@@ -10080,27 +10975,27 @@
               <w:bottom w:val="none" w:color="FFFFFF" w:sz="0"/>
               <w:right w:val="none" w:color="FFFFFF" w:sz="0"/>
             </w:tcBorders>
-            <w:shd w:fill="FAF3E0" w:color="auto" w:val="clear"/>
-            <w:tcMar>
-              <w:top w:type="dxa" w:w="40"/>
-              <w:left w:type="dxa" w:w="80"/>
-              <w:bottom w:type="dxa" w:w="40"/>
-              <w:right w:type="dxa" w:w="80"/>
-            </w:tcMar>
-            <w:vAlign w:val="center"/>
-          </w:tcPr>
-          <w:p>
-            <w:pPr>
-              <w:jc w:val="center"/>
-            </w:pPr>
-            <w:r>
-              <w:rPr>
-                <w:rFonts w:ascii="Arial" w:cs="Arial" w:eastAsia="Arial" w:hAnsi="Arial"/>
-                <w:color w:val="6B6B6B"/>
-                <w:sz w:val="15"/>
-                <w:szCs w:val="15"/>
-              </w:rPr>
-              <w:t xml:space="preserve">Bodyweight</w:t>
+            <w:shd w:fill="F1F8F2" w:color="auto" w:val="clear"/>
+            <w:tcMar>
+              <w:top w:type="dxa" w:w="40"/>
+              <w:left w:type="dxa" w:w="80"/>
+              <w:bottom w:type="dxa" w:w="40"/>
+              <w:right w:type="dxa" w:w="80"/>
+            </w:tcMar>
+            <w:vAlign w:val="center"/>
+          </w:tcPr>
+          <w:p>
+            <w:pPr>
+              <w:jc w:val="center"/>
+            </w:pPr>
+            <w:r>
+              <w:rPr>
+                <w:rFonts w:ascii="Arial" w:cs="Arial" w:eastAsia="Arial" w:hAnsi="Arial"/>
+                <w:color w:val="6B6B6B"/>
+                <w:sz w:val="15"/>
+                <w:szCs w:val="15"/>
+              </w:rPr>
+              <w:t xml:space="preserve">20 lbs/hand</w:t>
             </w:r>
           </w:p>
         </w:tc>
@@ -10113,27 +11008,27 @@
               <w:bottom w:val="none" w:color="FFFFFF" w:sz="0"/>
               <w:right w:val="none" w:color="FFFFFF" w:sz="0"/>
             </w:tcBorders>
-            <w:shd w:fill="FAF3E0" w:color="auto" w:val="clear"/>
-            <w:tcMar>
-              <w:top w:type="dxa" w:w="40"/>
-              <w:left w:type="dxa" w:w="80"/>
-              <w:bottom w:type="dxa" w:w="40"/>
-              <w:right w:type="dxa" w:w="80"/>
-            </w:tcMar>
-            <w:vAlign w:val="center"/>
-          </w:tcPr>
-          <w:p>
-            <w:pPr>
-              <w:jc w:val="center"/>
-            </w:pPr>
-            <w:r>
-              <w:rPr>
-                <w:rFonts w:ascii="Arial" w:cs="Arial" w:eastAsia="Arial" w:hAnsi="Arial"/>
-                <w:color w:val="6B6B6B"/>
-                <w:sz w:val="15"/>
-                <w:szCs w:val="15"/>
-              </w:rPr>
-              <w:t xml:space="preserve">3-0-1</w:t>
+            <w:shd w:fill="F1F8F2" w:color="auto" w:val="clear"/>
+            <w:tcMar>
+              <w:top w:type="dxa" w:w="40"/>
+              <w:left w:type="dxa" w:w="80"/>
+              <w:bottom w:type="dxa" w:w="40"/>
+              <w:right w:type="dxa" w:w="80"/>
+            </w:tcMar>
+            <w:vAlign w:val="center"/>
+          </w:tcPr>
+          <w:p>
+            <w:pPr>
+              <w:jc w:val="center"/>
+            </w:pPr>
+            <w:r>
+              <w:rPr>
+                <w:rFonts w:ascii="Arial" w:cs="Arial" w:eastAsia="Arial" w:hAnsi="Arial"/>
+                <w:color w:val="6B6B6B"/>
+                <w:sz w:val="15"/>
+                <w:szCs w:val="15"/>
+              </w:rPr>
+              <w:t xml:space="preserve">2-1-1</w:t>
             </w:r>
           </w:p>
         </w:tc>
@@ -10146,7 +11041,7 @@
               <w:bottom w:val="none" w:color="FFFFFF" w:sz="0"/>
               <w:right w:val="none" w:color="FFFFFF" w:sz="0"/>
             </w:tcBorders>
-            <w:shd w:fill="FAF3E0" w:color="auto" w:val="clear"/>
+            <w:shd w:fill="F1F8F2" w:color="auto" w:val="clear"/>
             <w:tcMar>
               <w:top w:type="dxa" w:w="40"/>
               <w:left w:type="dxa" w:w="80"/>
@@ -10179,7 +11074,7 @@
               <w:bottom w:val="none" w:color="FFFFFF" w:sz="0"/>
               <w:right w:val="none" w:color="FFFFFF" w:sz="0"/>
             </w:tcBorders>
-            <w:shd w:fill="FAF3E0" w:color="auto" w:val="clear"/>
+            <w:shd w:fill="F1F8F2" w:color="auto" w:val="clear"/>
             <w:tcMar>
               <w:top w:type="dxa" w:w="40"/>
               <w:left w:type="dxa" w:w="80"/>
@@ -10196,7 +11091,7 @@
                 <w:sz w:val="17"/>
                 <w:szCs w:val="17"/>
               </w:rPr>
-              <w:t xml:space="preserve">Hands on bench. Continue push-up progression. Wednesday reinforcement.</w:t>
+              <w:t xml:space="preserve">Baseline: 25 lbs ×3RM. Training load: 20 lbs/hand for 10–12 reps. Press overhead, arms alongside ears. Core braced. Increase to 22.5 in Week 3.</w:t>
             </w:r>
             <w:r>
               <w:rPr>
@@ -10207,7 +11102,7 @@
                 <w:sz w:val="14"/>
                 <w:szCs w:val="14"/>
               </w:rPr>
-              <w:t xml:space="preserve">  1 RIR — accessory</w:t>
+              <w:t xml:space="preserve">  2 RIR</w:t>
             </w:r>
           </w:p>
         </w:tc>
@@ -10241,7 +11136,7 @@
                 <w:sz w:val="18"/>
                 <w:szCs w:val="18"/>
               </w:rPr>
-              <w:t xml:space="preserve">Full Push-Up (Floor)</w:t>
+              <w:t xml:space="preserve">Lat Pulldown (Kieser)</w:t>
             </w:r>
           </w:p>
         </w:tc>
@@ -10274,7 +11169,7 @@
                 <w:sz w:val="15"/>
                 <w:szCs w:val="15"/>
               </w:rPr>
-              <w:t xml:space="preserve">2</w:t>
+              <w:t xml:space="preserve">3</w:t>
             </w:r>
           </w:p>
         </w:tc>
@@ -10307,7 +11202,7 @@
                 <w:sz w:val="15"/>
                 <w:szCs w:val="15"/>
               </w:rPr>
-              <w:t xml:space="preserve">Max (3–5)</w:t>
+              <w:t xml:space="preserve">12―15</w:t>
             </w:r>
           </w:p>
         </w:tc>
@@ -10340,7 +11235,7 @@
                 <w:sz w:val="15"/>
                 <w:szCs w:val="15"/>
               </w:rPr>
-              <w:t xml:space="preserve">Bodyweight</w:t>
+              <w:t xml:space="preserve">Moderate</w:t>
             </w:r>
           </w:p>
         </w:tc>
@@ -10373,7 +11268,7 @@
                 <w:sz w:val="15"/>
                 <w:szCs w:val="15"/>
               </w:rPr>
-              <w:t xml:space="preserve">3-0-1</w:t>
+              <w:t xml:space="preserve">2-1-2</w:t>
             </w:r>
           </w:p>
         </w:tc>
@@ -10406,7 +11301,7 @@
                 <w:sz w:val="15"/>
                 <w:szCs w:val="15"/>
               </w:rPr>
-              <w:t xml:space="preserve">90s</w:t>
+              <w:t xml:space="preserve">60s</w:t>
             </w:r>
           </w:p>
         </w:tc>
@@ -10436,7 +11331,7 @@
                 <w:sz w:val="17"/>
                 <w:szCs w:val="17"/>
               </w:rPr>
-              <w:t xml:space="preserve">Attempt floor push-ups. Record reps. Stop before form breaks.</w:t>
+              <w:t xml:space="preserve">Full stretch overhead, drive elbows to hip pockets. Supports pull-up progression. Helps close the gap from Level 9 assisted.</w:t>
             </w:r>
             <w:r>
               <w:rPr>
@@ -10447,7 +11342,7 @@
                 <w:sz w:val="14"/>
                 <w:szCs w:val="14"/>
               </w:rPr>
-              <w:t xml:space="preserve">  1 RIR</w:t>
+              <w:t xml:space="preserve">  1 RIR — accessory</w:t>
             </w:r>
           </w:p>
         </w:tc>
@@ -10462,7 +11357,7 @@
               <w:bottom w:val="none" w:color="FFFFFF" w:sz="0"/>
               <w:right w:val="none" w:color="FFFFFF" w:sz="0"/>
             </w:tcBorders>
-            <w:shd w:fill="FAF3E0" w:color="auto" w:val="clear"/>
+            <w:shd w:fill="F1F8F2" w:color="auto" w:val="clear"/>
             <w:tcMar>
               <w:top w:type="dxa" w:w="40"/>
               <w:left w:type="dxa" w:w="80"/>
@@ -10481,7 +11376,7 @@
                 <w:sz w:val="18"/>
                 <w:szCs w:val="18"/>
               </w:rPr>
-              <w:t xml:space="preserve">Tricep Pushdown</w:t>
+              <w:t xml:space="preserve">Face Pull (Kieser or Band)</w:t>
             </w:r>
           </w:p>
         </w:tc>
@@ -10494,7 +11389,7 @@
               <w:bottom w:val="none" w:color="FFFFFF" w:sz="0"/>
               <w:right w:val="none" w:color="FFFFFF" w:sz="0"/>
             </w:tcBorders>
-            <w:shd w:fill="FAF3E0" w:color="auto" w:val="clear"/>
+            <w:shd w:fill="F1F8F2" w:color="auto" w:val="clear"/>
             <w:tcMar>
               <w:top w:type="dxa" w:w="40"/>
               <w:left w:type="dxa" w:w="80"/>
@@ -10527,27 +11422,27 @@
               <w:bottom w:val="none" w:color="FFFFFF" w:sz="0"/>
               <w:right w:val="none" w:color="FFFFFF" w:sz="0"/>
             </w:tcBorders>
-            <w:shd w:fill="FAF3E0" w:color="auto" w:val="clear"/>
-            <w:tcMar>
-              <w:top w:type="dxa" w:w="40"/>
-              <w:left w:type="dxa" w:w="80"/>
-              <w:bottom w:type="dxa" w:w="40"/>
-              <w:right w:type="dxa" w:w="80"/>
-            </w:tcMar>
-            <w:vAlign w:val="center"/>
-          </w:tcPr>
-          <w:p>
-            <w:pPr>
-              <w:jc w:val="center"/>
-            </w:pPr>
-            <w:r>
-              <w:rPr>
-                <w:rFonts w:ascii="Arial" w:cs="Arial" w:eastAsia="Arial" w:hAnsi="Arial"/>
-                <w:color w:val="6B6B6B"/>
-                <w:sz w:val="15"/>
-                <w:szCs w:val="15"/>
-              </w:rPr>
-              <w:t xml:space="preserve">12―15</w:t>
+            <w:shd w:fill="F1F8F2" w:color="auto" w:val="clear"/>
+            <w:tcMar>
+              <w:top w:type="dxa" w:w="40"/>
+              <w:left w:type="dxa" w:w="80"/>
+              <w:bottom w:type="dxa" w:w="40"/>
+              <w:right w:type="dxa" w:w="80"/>
+            </w:tcMar>
+            <w:vAlign w:val="center"/>
+          </w:tcPr>
+          <w:p>
+            <w:pPr>
+              <w:jc w:val="center"/>
+            </w:pPr>
+            <w:r>
+              <w:rPr>
+                <w:rFonts w:ascii="Arial" w:cs="Arial" w:eastAsia="Arial" w:hAnsi="Arial"/>
+                <w:color w:val="6B6B6B"/>
+                <w:sz w:val="15"/>
+                <w:szCs w:val="15"/>
+              </w:rPr>
+              <w:t xml:space="preserve">15―20</w:t>
             </w:r>
           </w:p>
         </w:tc>
@@ -10560,7 +11455,7 @@
               <w:bottom w:val="none" w:color="FFFFFF" w:sz="0"/>
               <w:right w:val="none" w:color="FFFFFF" w:sz="0"/>
             </w:tcBorders>
-            <w:shd w:fill="FAF3E0" w:color="auto" w:val="clear"/>
+            <w:shd w:fill="F1F8F2" w:color="auto" w:val="clear"/>
             <w:tcMar>
               <w:top w:type="dxa" w:w="40"/>
               <w:left w:type="dxa" w:w="80"/>
@@ -10593,7 +11488,7 @@
               <w:bottom w:val="none" w:color="FFFFFF" w:sz="0"/>
               <w:right w:val="none" w:color="FFFFFF" w:sz="0"/>
             </w:tcBorders>
-            <w:shd w:fill="FAF3E0" w:color="auto" w:val="clear"/>
+            <w:shd w:fill="F1F8F2" w:color="auto" w:val="clear"/>
             <w:tcMar>
               <w:top w:type="dxa" w:w="40"/>
               <w:left w:type="dxa" w:w="80"/>
@@ -10626,7 +11521,7 @@
               <w:bottom w:val="none" w:color="FFFFFF" w:sz="0"/>
               <w:right w:val="none" w:color="FFFFFF" w:sz="0"/>
             </w:tcBorders>
-            <w:shd w:fill="FAF3E0" w:color="auto" w:val="clear"/>
+            <w:shd w:fill="F1F8F2" w:color="auto" w:val="clear"/>
             <w:tcMar>
               <w:top w:type="dxa" w:w="40"/>
               <w:left w:type="dxa" w:w="80"/>
@@ -10659,7 +11554,7 @@
               <w:bottom w:val="none" w:color="FFFFFF" w:sz="0"/>
               <w:right w:val="none" w:color="FFFFFF" w:sz="0"/>
             </w:tcBorders>
-            <w:shd w:fill="FAF3E0" w:color="auto" w:val="clear"/>
+            <w:shd w:fill="F1F8F2" w:color="auto" w:val="clear"/>
             <w:tcMar>
               <w:top w:type="dxa" w:w="40"/>
               <w:left w:type="dxa" w:w="80"/>
@@ -10676,18 +11571,322 @@
                 <w:sz w:val="17"/>
                 <w:szCs w:val="17"/>
               </w:rPr>
-              <w:t xml:space="preserve">Elbows pinned. Full extension at bottom. Supports pressing strength.</w:t>
-            </w:r>
-            <w:r>
-              <w:rPr>
-                <w:rFonts w:ascii="Arial" w:cs="Arial" w:eastAsia="Arial" w:hAnsi="Arial"/>
-                <w:i/>
-                <w:iCs/>
-                <w:color w:val="00695C"/>
-                <w:sz w:val="14"/>
-                <w:szCs w:val="14"/>
-              </w:rPr>
-              <w:t xml:space="preserve">  1 RIR — accessory</w:t>
+              <w:t xml:space="preserve">Pull to face with external rotation. Elbows at ear height. Rear delt and rotator cuff health.</w:t>
+            </w:r>
+          </w:p>
+        </w:tc>
+      </w:tr>
+    </w:tbl>
+    <w:p>
+      <w:pPr>
+        <w:spacing w:after="100"/>
+      </w:pPr>
+    </w:p>
+    <w:p>
+      <w:pPr>
+        <w:spacing w:after="60" w:before="120"/>
+      </w:pPr>
+      <w:r>
+        <w:rPr>
+          <w:rFonts w:ascii="Arial" w:cs="Arial" w:eastAsia="Arial" w:hAnsi="Arial"/>
+          <w:b/>
+          <w:bCs/>
+          <w:color w:val="C9A227"/>
+          <w:sz w:val="17"/>
+          <w:szCs w:val="17"/>
+        </w:rPr>
+        <w:t xml:space="preserve">D — FULL-BODY INTEGRATION — CORE UNDER TENSION</w:t>
+      </w:r>
+    </w:p>
+    <w:p>
+      <w:pPr>
+        <w:spacing w:after="80"/>
+      </w:pPr>
+      <w:r>
+        <w:rPr>
+          <w:rFonts w:ascii="Arial" w:cs="Arial" w:eastAsia="Arial" w:hAnsi="Arial"/>
+          <w:b/>
+          <w:bCs/>
+          <w:color w:val="C9A227"/>
+          <w:sz w:val="17"/>
+          <w:szCs w:val="17"/>
+        </w:rPr>
+        <w:t xml:space="preserve">Why:  </w:t>
+      </w:r>
+      <w:r>
+        <w:rPr>
+          <w:rFonts w:ascii="Arial" w:cs="Arial" w:eastAsia="Arial" w:hAnsi="Arial"/>
+          <w:color w:val="2C2C2C"/>
+          <w:sz w:val="17"/>
+          <w:szCs w:val="17"/>
+        </w:rPr>
+        <w:t xml:space="preserve">The closing hold: one braced plank puts the whole session's posture — ribs down, glutes on, shoulders packed — under one continuous demand.</w:t>
+      </w:r>
+    </w:p>
+    <w:tbl>
+      <w:tblPr>
+        <w:tblW w:type="dxa" w:w="10440"/>
+        <w:tblBorders>
+          <w:top w:val="none" w:color="FFFFFF" w:sz="0"/>
+          <w:left w:val="none" w:color="FFFFFF" w:sz="0"/>
+          <w:bottom w:val="none" w:color="FFFFFF" w:sz="0"/>
+          <w:right w:val="none" w:color="FFFFFF" w:sz="0"/>
+          <w:insideH w:val="single" w:color="auto" w:sz="4"/>
+          <w:insideV w:val="single" w:color="auto" w:sz="4"/>
+        </w:tblBorders>
+      </w:tblPr>
+      <w:tblGrid>
+        <w:gridCol w:w="2400"/>
+        <w:gridCol w:w="380"/>
+        <w:gridCol w:w="420"/>
+        <w:gridCol w:w="680"/>
+        <w:gridCol w:w="540"/>
+        <w:gridCol w:w="440"/>
+        <w:gridCol w:w="5580"/>
+      </w:tblGrid>
+      <w:tr>
+        <w:tc>
+          <w:tcPr>
+            <w:tcW w:type="dxa" w:w="2400"/>
+            <w:tcBorders>
+              <w:top w:val="none" w:color="FFFFFF" w:sz="0"/>
+              <w:left w:val="none" w:color="FFFFFF" w:sz="0"/>
+              <w:bottom w:val="none" w:color="FFFFFF" w:sz="0"/>
+              <w:right w:val="none" w:color="FFFFFF" w:sz="0"/>
+            </w:tcBorders>
+            <w:shd w:fill="F5E8C0" w:color="auto" w:val="clear"/>
+            <w:tcMar>
+              <w:top w:type="dxa" w:w="40"/>
+              <w:left w:type="dxa" w:w="80"/>
+              <w:bottom w:type="dxa" w:w="40"/>
+              <w:right w:type="dxa" w:w="80"/>
+            </w:tcMar>
+            <w:vAlign w:val="center"/>
+          </w:tcPr>
+          <w:p>
+            <w:pPr>
+              <w:jc w:val="left"/>
+            </w:pPr>
+            <w:r>
+              <w:rPr>
+                <w:rFonts w:ascii="Arial" w:cs="Arial" w:eastAsia="Arial" w:hAnsi="Arial"/>
+                <w:b/>
+                <w:bCs/>
+                <w:color w:val="C9A227"/>
+                <w:sz w:val="15"/>
+                <w:szCs w:val="15"/>
+              </w:rPr>
+              <w:t xml:space="preserve">EXERCISE</w:t>
+            </w:r>
+          </w:p>
+        </w:tc>
+        <w:tc>
+          <w:tcPr>
+            <w:tcW w:type="dxa" w:w="380"/>
+            <w:tcBorders>
+              <w:top w:val="none" w:color="FFFFFF" w:sz="0"/>
+              <w:left w:val="none" w:color="FFFFFF" w:sz="0"/>
+              <w:bottom w:val="none" w:color="FFFFFF" w:sz="0"/>
+              <w:right w:val="none" w:color="FFFFFF" w:sz="0"/>
+            </w:tcBorders>
+            <w:shd w:fill="F5E8C0" w:color="auto" w:val="clear"/>
+            <w:tcMar>
+              <w:top w:type="dxa" w:w="40"/>
+              <w:left w:type="dxa" w:w="80"/>
+              <w:bottom w:type="dxa" w:w="40"/>
+              <w:right w:type="dxa" w:w="80"/>
+            </w:tcMar>
+            <w:vAlign w:val="center"/>
+          </w:tcPr>
+          <w:p>
+            <w:pPr>
+              <w:jc w:val="center"/>
+            </w:pPr>
+            <w:r>
+              <w:rPr>
+                <w:rFonts w:ascii="Arial" w:cs="Arial" w:eastAsia="Arial" w:hAnsi="Arial"/>
+                <w:b/>
+                <w:bCs/>
+                <w:color w:val="C9A227"/>
+                <w:sz w:val="13"/>
+                <w:szCs w:val="13"/>
+              </w:rPr>
+              <w:t xml:space="preserve">SETS</w:t>
+            </w:r>
+          </w:p>
+        </w:tc>
+        <w:tc>
+          <w:tcPr>
+            <w:tcW w:type="dxa" w:w="420"/>
+            <w:tcBorders>
+              <w:top w:val="none" w:color="FFFFFF" w:sz="0"/>
+              <w:left w:val="none" w:color="FFFFFF" w:sz="0"/>
+              <w:bottom w:val="none" w:color="FFFFFF" w:sz="0"/>
+              <w:right w:val="none" w:color="FFFFFF" w:sz="0"/>
+            </w:tcBorders>
+            <w:shd w:fill="F5E8C0" w:color="auto" w:val="clear"/>
+            <w:tcMar>
+              <w:top w:type="dxa" w:w="40"/>
+              <w:left w:type="dxa" w:w="80"/>
+              <w:bottom w:type="dxa" w:w="40"/>
+              <w:right w:type="dxa" w:w="80"/>
+            </w:tcMar>
+            <w:vAlign w:val="center"/>
+          </w:tcPr>
+          <w:p>
+            <w:pPr>
+              <w:jc w:val="center"/>
+            </w:pPr>
+            <w:r>
+              <w:rPr>
+                <w:rFonts w:ascii="Arial" w:cs="Arial" w:eastAsia="Arial" w:hAnsi="Arial"/>
+                <w:b/>
+                <w:bCs/>
+                <w:color w:val="C9A227"/>
+                <w:sz w:val="13"/>
+                <w:szCs w:val="13"/>
+              </w:rPr>
+              <w:t xml:space="preserve">REPS</w:t>
+            </w:r>
+          </w:p>
+        </w:tc>
+        <w:tc>
+          <w:tcPr>
+            <w:tcW w:type="dxa" w:w="680"/>
+            <w:tcBorders>
+              <w:top w:val="none" w:color="FFFFFF" w:sz="0"/>
+              <w:left w:val="none" w:color="FFFFFF" w:sz="0"/>
+              <w:bottom w:val="none" w:color="FFFFFF" w:sz="0"/>
+              <w:right w:val="none" w:color="FFFFFF" w:sz="0"/>
+            </w:tcBorders>
+            <w:shd w:fill="F5E8C0" w:color="auto" w:val="clear"/>
+            <w:tcMar>
+              <w:top w:type="dxa" w:w="40"/>
+              <w:left w:type="dxa" w:w="80"/>
+              <w:bottom w:type="dxa" w:w="40"/>
+              <w:right w:type="dxa" w:w="80"/>
+            </w:tcMar>
+            <w:vAlign w:val="center"/>
+          </w:tcPr>
+          <w:p>
+            <w:pPr>
+              <w:jc w:val="center"/>
+            </w:pPr>
+            <w:r>
+              <w:rPr>
+                <w:rFonts w:ascii="Arial" w:cs="Arial" w:eastAsia="Arial" w:hAnsi="Arial"/>
+                <w:b/>
+                <w:bCs/>
+                <w:color w:val="C9A227"/>
+                <w:sz w:val="13"/>
+                <w:szCs w:val="13"/>
+              </w:rPr>
+              <w:t xml:space="preserve">LOAD</w:t>
+            </w:r>
+          </w:p>
+        </w:tc>
+        <w:tc>
+          <w:tcPr>
+            <w:tcW w:type="dxa" w:w="540"/>
+            <w:tcBorders>
+              <w:top w:val="none" w:color="FFFFFF" w:sz="0"/>
+              <w:left w:val="none" w:color="FFFFFF" w:sz="0"/>
+              <w:bottom w:val="none" w:color="FFFFFF" w:sz="0"/>
+              <w:right w:val="none" w:color="FFFFFF" w:sz="0"/>
+            </w:tcBorders>
+            <w:shd w:fill="F5E8C0" w:color="auto" w:val="clear"/>
+            <w:tcMar>
+              <w:top w:type="dxa" w:w="40"/>
+              <w:left w:type="dxa" w:w="80"/>
+              <w:bottom w:type="dxa" w:w="40"/>
+              <w:right w:type="dxa" w:w="80"/>
+            </w:tcMar>
+            <w:vAlign w:val="center"/>
+          </w:tcPr>
+          <w:p>
+            <w:pPr>
+              <w:jc w:val="center"/>
+            </w:pPr>
+            <w:r>
+              <w:rPr>
+                <w:rFonts w:ascii="Arial" w:cs="Arial" w:eastAsia="Arial" w:hAnsi="Arial"/>
+                <w:b/>
+                <w:bCs/>
+                <w:color w:val="C9A227"/>
+                <w:sz w:val="13"/>
+                <w:szCs w:val="13"/>
+              </w:rPr>
+              <w:t xml:space="preserve">TEMPO</w:t>
+            </w:r>
+          </w:p>
+        </w:tc>
+        <w:tc>
+          <w:tcPr>
+            <w:tcW w:type="dxa" w:w="440"/>
+            <w:tcBorders>
+              <w:top w:val="none" w:color="FFFFFF" w:sz="0"/>
+              <w:left w:val="none" w:color="FFFFFF" w:sz="0"/>
+              <w:bottom w:val="none" w:color="FFFFFF" w:sz="0"/>
+              <w:right w:val="none" w:color="FFFFFF" w:sz="0"/>
+            </w:tcBorders>
+            <w:shd w:fill="F5E8C0" w:color="auto" w:val="clear"/>
+            <w:tcMar>
+              <w:top w:type="dxa" w:w="40"/>
+              <w:left w:type="dxa" w:w="80"/>
+              <w:bottom w:type="dxa" w:w="40"/>
+              <w:right w:type="dxa" w:w="80"/>
+            </w:tcMar>
+            <w:vAlign w:val="center"/>
+          </w:tcPr>
+          <w:p>
+            <w:pPr>
+              <w:jc w:val="center"/>
+            </w:pPr>
+            <w:r>
+              <w:rPr>
+                <w:rFonts w:ascii="Arial" w:cs="Arial" w:eastAsia="Arial" w:hAnsi="Arial"/>
+                <w:b/>
+                <w:bCs/>
+                <w:color w:val="C9A227"/>
+                <w:sz w:val="13"/>
+                <w:szCs w:val="13"/>
+              </w:rPr>
+              <w:t xml:space="preserve">REST</w:t>
+            </w:r>
+          </w:p>
+        </w:tc>
+        <w:tc>
+          <w:tcPr>
+            <w:tcW w:type="dxa" w:w="5580"/>
+            <w:tcBorders>
+              <w:top w:val="none" w:color="FFFFFF" w:sz="0"/>
+              <w:left w:val="none" w:color="FFFFFF" w:sz="0"/>
+              <w:bottom w:val="none" w:color="FFFFFF" w:sz="0"/>
+              <w:right w:val="none" w:color="FFFFFF" w:sz="0"/>
+            </w:tcBorders>
+            <w:shd w:fill="F5E8C0" w:color="auto" w:val="clear"/>
+            <w:tcMar>
+              <w:top w:type="dxa" w:w="40"/>
+              <w:left w:type="dxa" w:w="80"/>
+              <w:bottom w:type="dxa" w:w="40"/>
+              <w:right w:type="dxa" w:w="80"/>
+            </w:tcMar>
+            <w:vAlign w:val="center"/>
+          </w:tcPr>
+          <w:p>
+            <w:pPr>
+              <w:jc w:val="left"/>
+            </w:pPr>
+            <w:r>
+              <w:rPr>
+                <w:rFonts w:ascii="Arial" w:cs="Arial" w:eastAsia="Arial" w:hAnsi="Arial"/>
+                <w:b/>
+                <w:bCs/>
+                <w:color w:val="C9A227"/>
+                <w:sz w:val="15"/>
+                <w:szCs w:val="15"/>
+              </w:rPr>
+              <w:t xml:space="preserve">COACHING CUE</w:t>
             </w:r>
           </w:p>
         </w:tc>
@@ -10702,7 +11901,7 @@
               <w:bottom w:val="none" w:color="FFFFFF" w:sz="0"/>
               <w:right w:val="none" w:color="FFFFFF" w:sz="0"/>
             </w:tcBorders>
-            <w:shd w:fill="FFFFFF" w:color="auto" w:val="clear"/>
+            <w:shd w:fill="FAF3E0" w:color="auto" w:val="clear"/>
             <w:tcMar>
               <w:top w:type="dxa" w:w="40"/>
               <w:left w:type="dxa" w:w="80"/>
@@ -10734,7 +11933,7 @@
               <w:bottom w:val="none" w:color="FFFFFF" w:sz="0"/>
               <w:right w:val="none" w:color="FFFFFF" w:sz="0"/>
             </w:tcBorders>
-            <w:shd w:fill="FFFFFF" w:color="auto" w:val="clear"/>
+            <w:shd w:fill="FAF3E0" w:color="auto" w:val="clear"/>
             <w:tcMar>
               <w:top w:type="dxa" w:w="40"/>
               <w:left w:type="dxa" w:w="80"/>
@@ -10767,7 +11966,7 @@
               <w:bottom w:val="none" w:color="FFFFFF" w:sz="0"/>
               <w:right w:val="none" w:color="FFFFFF" w:sz="0"/>
             </w:tcBorders>
-            <w:shd w:fill="FFFFFF" w:color="auto" w:val="clear"/>
+            <w:shd w:fill="FAF3E0" w:color="auto" w:val="clear"/>
             <w:tcMar>
               <w:top w:type="dxa" w:w="40"/>
               <w:left w:type="dxa" w:w="80"/>
@@ -10800,7 +11999,7 @@
               <w:bottom w:val="none" w:color="FFFFFF" w:sz="0"/>
               <w:right w:val="none" w:color="FFFFFF" w:sz="0"/>
             </w:tcBorders>
-            <w:shd w:fill="FFFFFF" w:color="auto" w:val="clear"/>
+            <w:shd w:fill="FAF3E0" w:color="auto" w:val="clear"/>
             <w:tcMar>
               <w:top w:type="dxa" w:w="40"/>
               <w:left w:type="dxa" w:w="80"/>
@@ -10833,7 +12032,7 @@
               <w:bottom w:val="none" w:color="FFFFFF" w:sz="0"/>
               <w:right w:val="none" w:color="FFFFFF" w:sz="0"/>
             </w:tcBorders>
-            <w:shd w:fill="FFFFFF" w:color="auto" w:val="clear"/>
+            <w:shd w:fill="FAF3E0" w:color="auto" w:val="clear"/>
             <w:tcMar>
               <w:top w:type="dxa" w:w="40"/>
               <w:left w:type="dxa" w:w="80"/>
@@ -10866,7 +12065,7 @@
               <w:bottom w:val="none" w:color="FFFFFF" w:sz="0"/>
               <w:right w:val="none" w:color="FFFFFF" w:sz="0"/>
             </w:tcBorders>
-            <w:shd w:fill="FFFFFF" w:color="auto" w:val="clear"/>
+            <w:shd w:fill="FAF3E0" w:color="auto" w:val="clear"/>
             <w:tcMar>
               <w:top w:type="dxa" w:w="40"/>
               <w:left w:type="dxa" w:w="80"/>
@@ -10899,7 +12098,7 @@
               <w:bottom w:val="none" w:color="FFFFFF" w:sz="0"/>
               <w:right w:val="none" w:color="FFFFFF" w:sz="0"/>
             </w:tcBorders>
-            <w:shd w:fill="FFFFFF" w:color="auto" w:val="clear"/>
+            <w:shd w:fill="FAF3E0" w:color="auto" w:val="clear"/>
             <w:tcMar>
               <w:top w:type="dxa" w:w="40"/>
               <w:left w:type="dxa" w:w="80"/>
@@ -11815,7 +13014,7 @@
                 <w:sz w:val="18"/>
                 <w:szCs w:val="18"/>
               </w:rPr>
-              <w:t xml:space="preserve">Cable/Band Adductor Pull</w:t>
+              <w:t xml:space="preserve">Adductor Pull (Kieser or Band)</w:t>
             </w:r>
           </w:p>
         </w:tc>
@@ -12010,7 +13209,7 @@
                 <w:sz w:val="17"/>
                 <w:szCs w:val="17"/>
               </w:rPr>
-              <w:t xml:space="preserve">Standing, cable or band at ankle height. Pull working leg across midline. Direct adductor strengthening.</w:t>
+              <w:t xml:space="preserve">Standing, Kieser or band at ankle height. Pull working leg across midline. Direct adductor strengthening.</w:t>
             </w:r>
           </w:p>
         </w:tc>
@@ -12276,7 +13475,7 @@
           <w:sz w:val="17"/>
           <w:szCs w:val="17"/>
         </w:rPr>
-        <w:t xml:space="preserve">B — PRIMARY HINGE STRENGTH (80% EFFORT)</w:t>
+        <w:t xml:space="preserve">B — PRIMARY COMPOUND — HINGE (80% EFFORT)</w:t>
       </w:r>
     </w:p>
     <w:p>
@@ -12301,7 +13500,7 @@
           <w:sz w:val="17"/>
           <w:szCs w:val="17"/>
         </w:rPr>
-        <w:t xml:space="preserve">Deadlift starts at 55–60 lbs and progresses to 75 lbs by Week 4. At 80% effort this means 3–4 reps feel like work but the set completes cleanly. Sumo RDL should load the adductors — feel the inner thigh under tension. HINGE STOP-SIGNAL: back pain during the deadlift or a single-leg hip hinge means STOP the set immediately — regress to hinge-free squat patterns for the remainder of the session and flag it before the next one. That call is not made mid-set.</w:t>
+        <w:t xml:space="preserve">Deadlift starts at 55–60 lbs and progresses to 75 lbs by Week 4. At 80% effort this means 3–4 reps feel like work but the set completes cleanly. Sumo RDL should load the adductors — feel the inner thigh under tension. If the day calls for a hinge variation, rotate between: a hex bar deadlift (more upright torso — often the friendliest hinge for a sensitive lower back), a two-dumbbell deadlift, or an elevated block pull (shortened range) — every option lives under the same stop-signal below, word for word, and the conventional deadlift stays the lift we track. HINGE STOP-SIGNAL: back pain during the deadlift or a single-leg hip hinge means STOP the set immediately — regress to hinge-free squat patterns for the remainder of the session and flag it before the next one. That call is not made mid-set.</w:t>
       </w:r>
     </w:p>
     <w:tbl>
@@ -12713,7 +13912,7 @@
                 <w:sz w:val="15"/>
                 <w:szCs w:val="15"/>
               </w:rPr>
-              <w:t xml:space="preserve">55–65 lbs</w:t>
+              <w:t xml:space="preserve">Wk1: 55–65 → Wk4: 75+ lbs</w:t>
             </w:r>
           </w:p>
         </w:tc>
@@ -13337,7 +14536,32 @@
           <w:sz w:val="17"/>
           <w:szCs w:val="17"/>
         </w:rPr>
-        <w:t xml:space="preserve">C — HIP THRUST &amp; POSTERIOR CHAIN</w:t>
+        <w:t xml:space="preserve">C — ACCESSORY — UNILATERAL HINGE (LEFT LEAD)</w:t>
+      </w:r>
+    </w:p>
+    <w:p>
+      <w:pPr>
+        <w:spacing w:after="80"/>
+      </w:pPr>
+      <w:r>
+        <w:rPr>
+          <w:rFonts w:ascii="Arial" w:cs="Arial" w:eastAsia="Arial" w:hAnsi="Arial"/>
+          <w:b/>
+          <w:bCs/>
+          <w:color w:val="C9A227"/>
+          <w:sz w:val="17"/>
+          <w:szCs w:val="17"/>
+        </w:rPr>
+        <w:t xml:space="preserve">Why:  </w:t>
+      </w:r>
+      <w:r>
+        <w:rPr>
+          <w:rFonts w:ascii="Arial" w:cs="Arial" w:eastAsia="Arial" w:hAnsi="Arial"/>
+          <w:color w:val="2C2C2C"/>
+          <w:sz w:val="17"/>
+          <w:szCs w:val="17"/>
+        </w:rPr>
+        <w:t xml:space="preserve">The unilateral hinge accessory behind the primary — balance, hip control, and left-side priority, governed by the same stop-signal as every hinge on this page.</w:t>
       </w:r>
     </w:p>
     <w:tbl>
@@ -13637,7 +14861,20 @@
                 <w:sz w:val="18"/>
                 <w:szCs w:val="18"/>
               </w:rPr>
-              <w:t xml:space="preserve">Hip Thrust (Barbell or DB)</w:t>
+              <w:t xml:space="preserve">Single-Leg RDL (Left Lead)</w:t>
+            </w:r>
+          </w:p>
+          <w:p>
+            <w:r>
+              <w:rPr>
+                <w:rFonts w:ascii="Arial" w:cs="Arial" w:eastAsia="Arial" w:hAnsi="Arial"/>
+                <w:i/>
+                <w:iCs/>
+                <w:color w:val="B71C1C"/>
+                <w:sz w:val="14"/>
+                <w:szCs w:val="14"/>
+              </w:rPr>
+              <w:t xml:space="preserve">Hinge stop-signal — back pain means STOP; regress to hinge-free squat patterns.</w:t>
             </w:r>
           </w:p>
         </w:tc>
@@ -13670,7 +14907,7 @@
                 <w:sz w:val="15"/>
                 <w:szCs w:val="15"/>
               </w:rPr>
-              <w:t xml:space="preserve">4</w:t>
+              <w:t xml:space="preserve">3</w:t>
             </w:r>
           </w:p>
         </w:tc>
@@ -13703,7 +14940,7 @@
                 <w:sz w:val="15"/>
                 <w:szCs w:val="15"/>
               </w:rPr>
-              <w:t xml:space="preserve">10―12</w:t>
+              <w:t xml:space="preserve">8 ea</w:t>
             </w:r>
           </w:p>
         </w:tc>
@@ -13736,7 +14973,7 @@
                 <w:sz w:val="15"/>
                 <w:szCs w:val="15"/>
               </w:rPr>
-              <w:t xml:space="preserve">45―60 lbs</w:t>
+              <w:t xml:space="preserve">12―17 lbs</w:t>
             </w:r>
           </w:p>
         </w:tc>
@@ -13769,7 +15006,7 @@
                 <w:sz w:val="15"/>
                 <w:szCs w:val="15"/>
               </w:rPr>
-              <w:t xml:space="preserve">2-2-1</w:t>
+              <w:t xml:space="preserve">3-1-1</w:t>
             </w:r>
           </w:p>
         </w:tc>
@@ -13832,7 +15069,7 @@
                 <w:sz w:val="17"/>
                 <w:szCs w:val="17"/>
               </w:rPr>
-              <w:t xml:space="preserve">Shoulders on bench, drive through heels. Hold squeeze 2 seconds at top. Add 5–10 lbs per week. This drives the glute strength that supports both squat and hinge corrections.</w:t>
+              <w:t xml:space="preserve">LEFT leg first, all sets. Hinge from hip, hamstring stretch. Balance and unilateral hip control.</w:t>
             </w:r>
             <w:r>
               <w:rPr>
@@ -13848,6 +15085,74 @@
           </w:p>
         </w:tc>
       </w:tr>
+    </w:tbl>
+    <w:p>
+      <w:pPr>
+        <w:spacing w:after="100"/>
+      </w:pPr>
+    </w:p>
+    <w:p>
+      <w:pPr>
+        <w:spacing w:after="60" w:before="120"/>
+      </w:pPr>
+      <w:r>
+        <w:rPr>
+          <w:rFonts w:ascii="Arial" w:cs="Arial" w:eastAsia="Arial" w:hAnsi="Arial"/>
+          <w:b/>
+          <w:bCs/>
+          <w:color w:val="C9A227"/>
+          <w:sz w:val="17"/>
+          <w:szCs w:val="17"/>
+        </w:rPr>
+        <w:t xml:space="preserve">D — SECONDARY COMPOUND — HIP THRUST</w:t>
+      </w:r>
+    </w:p>
+    <w:p>
+      <w:pPr>
+        <w:spacing w:after="80"/>
+      </w:pPr>
+      <w:r>
+        <w:rPr>
+          <w:rFonts w:ascii="Arial" w:cs="Arial" w:eastAsia="Arial" w:hAnsi="Arial"/>
+          <w:b/>
+          <w:bCs/>
+          <w:color w:val="C9A227"/>
+          <w:sz w:val="17"/>
+          <w:szCs w:val="17"/>
+        </w:rPr>
+        <w:t xml:space="preserve">Load Target:  </w:t>
+      </w:r>
+      <w:r>
+        <w:rPr>
+          <w:rFonts w:ascii="Arial" w:cs="Arial" w:eastAsia="Arial" w:hAnsi="Arial"/>
+          <w:color w:val="2C2C2C"/>
+          <w:sz w:val="17"/>
+          <w:szCs w:val="17"/>
+        </w:rPr>
+        <w:t xml:space="preserve">The day's second compound — hip extension without the hinge's spinal lever, which is exactly why it anchors the back half of this session. If the day calls for a variation, rotate between: a B-stance hip thrust, a heavy glute bridge from the floor, or a single-DB hip thrust — all hinge-free patterns. The barbell/DB hip thrust stays the lift we track.</w:t>
+      </w:r>
+    </w:p>
+    <w:tbl>
+      <w:tblPr>
+        <w:tblW w:type="dxa" w:w="10440"/>
+        <w:tblBorders>
+          <w:top w:val="none" w:color="FFFFFF" w:sz="0"/>
+          <w:left w:val="none" w:color="FFFFFF" w:sz="0"/>
+          <w:bottom w:val="none" w:color="FFFFFF" w:sz="0"/>
+          <w:right w:val="none" w:color="FFFFFF" w:sz="0"/>
+          <w:insideH w:val="single" w:color="auto" w:sz="4"/>
+          <w:insideV w:val="single" w:color="auto" w:sz="4"/>
+        </w:tblBorders>
+      </w:tblPr>
+      <w:tblGrid>
+        <w:gridCol w:w="2400"/>
+        <w:gridCol w:w="380"/>
+        <w:gridCol w:w="420"/>
+        <w:gridCol w:w="680"/>
+        <w:gridCol w:w="540"/>
+        <w:gridCol w:w="440"/>
+        <w:gridCol w:w="5580"/>
+      </w:tblGrid>
       <w:tr>
         <w:tc>
           <w:tcPr>
@@ -13858,7 +15163,254 @@
               <w:bottom w:val="none" w:color="FFFFFF" w:sz="0"/>
               <w:right w:val="none" w:color="FFFFFF" w:sz="0"/>
             </w:tcBorders>
-            <w:shd w:fill="FFFFFF" w:color="auto" w:val="clear"/>
+            <w:shd w:fill="F5E8C0" w:color="auto" w:val="clear"/>
+            <w:tcMar>
+              <w:top w:type="dxa" w:w="40"/>
+              <w:left w:type="dxa" w:w="80"/>
+              <w:bottom w:type="dxa" w:w="40"/>
+              <w:right w:type="dxa" w:w="80"/>
+            </w:tcMar>
+            <w:vAlign w:val="center"/>
+          </w:tcPr>
+          <w:p>
+            <w:pPr>
+              <w:jc w:val="left"/>
+            </w:pPr>
+            <w:r>
+              <w:rPr>
+                <w:rFonts w:ascii="Arial" w:cs="Arial" w:eastAsia="Arial" w:hAnsi="Arial"/>
+                <w:b/>
+                <w:bCs/>
+                <w:color w:val="C9A227"/>
+                <w:sz w:val="15"/>
+                <w:szCs w:val="15"/>
+              </w:rPr>
+              <w:t xml:space="preserve">EXERCISE</w:t>
+            </w:r>
+          </w:p>
+        </w:tc>
+        <w:tc>
+          <w:tcPr>
+            <w:tcW w:type="dxa" w:w="380"/>
+            <w:tcBorders>
+              <w:top w:val="none" w:color="FFFFFF" w:sz="0"/>
+              <w:left w:val="none" w:color="FFFFFF" w:sz="0"/>
+              <w:bottom w:val="none" w:color="FFFFFF" w:sz="0"/>
+              <w:right w:val="none" w:color="FFFFFF" w:sz="0"/>
+            </w:tcBorders>
+            <w:shd w:fill="F5E8C0" w:color="auto" w:val="clear"/>
+            <w:tcMar>
+              <w:top w:type="dxa" w:w="40"/>
+              <w:left w:type="dxa" w:w="80"/>
+              <w:bottom w:type="dxa" w:w="40"/>
+              <w:right w:type="dxa" w:w="80"/>
+            </w:tcMar>
+            <w:vAlign w:val="center"/>
+          </w:tcPr>
+          <w:p>
+            <w:pPr>
+              <w:jc w:val="center"/>
+            </w:pPr>
+            <w:r>
+              <w:rPr>
+                <w:rFonts w:ascii="Arial" w:cs="Arial" w:eastAsia="Arial" w:hAnsi="Arial"/>
+                <w:b/>
+                <w:bCs/>
+                <w:color w:val="C9A227"/>
+                <w:sz w:val="13"/>
+                <w:szCs w:val="13"/>
+              </w:rPr>
+              <w:t xml:space="preserve">SETS</w:t>
+            </w:r>
+          </w:p>
+        </w:tc>
+        <w:tc>
+          <w:tcPr>
+            <w:tcW w:type="dxa" w:w="420"/>
+            <w:tcBorders>
+              <w:top w:val="none" w:color="FFFFFF" w:sz="0"/>
+              <w:left w:val="none" w:color="FFFFFF" w:sz="0"/>
+              <w:bottom w:val="none" w:color="FFFFFF" w:sz="0"/>
+              <w:right w:val="none" w:color="FFFFFF" w:sz="0"/>
+            </w:tcBorders>
+            <w:shd w:fill="F5E8C0" w:color="auto" w:val="clear"/>
+            <w:tcMar>
+              <w:top w:type="dxa" w:w="40"/>
+              <w:left w:type="dxa" w:w="80"/>
+              <w:bottom w:type="dxa" w:w="40"/>
+              <w:right w:type="dxa" w:w="80"/>
+            </w:tcMar>
+            <w:vAlign w:val="center"/>
+          </w:tcPr>
+          <w:p>
+            <w:pPr>
+              <w:jc w:val="center"/>
+            </w:pPr>
+            <w:r>
+              <w:rPr>
+                <w:rFonts w:ascii="Arial" w:cs="Arial" w:eastAsia="Arial" w:hAnsi="Arial"/>
+                <w:b/>
+                <w:bCs/>
+                <w:color w:val="C9A227"/>
+                <w:sz w:val="13"/>
+                <w:szCs w:val="13"/>
+              </w:rPr>
+              <w:t xml:space="preserve">REPS</w:t>
+            </w:r>
+          </w:p>
+        </w:tc>
+        <w:tc>
+          <w:tcPr>
+            <w:tcW w:type="dxa" w:w="680"/>
+            <w:tcBorders>
+              <w:top w:val="none" w:color="FFFFFF" w:sz="0"/>
+              <w:left w:val="none" w:color="FFFFFF" w:sz="0"/>
+              <w:bottom w:val="none" w:color="FFFFFF" w:sz="0"/>
+              <w:right w:val="none" w:color="FFFFFF" w:sz="0"/>
+            </w:tcBorders>
+            <w:shd w:fill="F5E8C0" w:color="auto" w:val="clear"/>
+            <w:tcMar>
+              <w:top w:type="dxa" w:w="40"/>
+              <w:left w:type="dxa" w:w="80"/>
+              <w:bottom w:type="dxa" w:w="40"/>
+              <w:right w:type="dxa" w:w="80"/>
+            </w:tcMar>
+            <w:vAlign w:val="center"/>
+          </w:tcPr>
+          <w:p>
+            <w:pPr>
+              <w:jc w:val="center"/>
+            </w:pPr>
+            <w:r>
+              <w:rPr>
+                <w:rFonts w:ascii="Arial" w:cs="Arial" w:eastAsia="Arial" w:hAnsi="Arial"/>
+                <w:b/>
+                <w:bCs/>
+                <w:color w:val="C9A227"/>
+                <w:sz w:val="13"/>
+                <w:szCs w:val="13"/>
+              </w:rPr>
+              <w:t xml:space="preserve">LOAD</w:t>
+            </w:r>
+          </w:p>
+        </w:tc>
+        <w:tc>
+          <w:tcPr>
+            <w:tcW w:type="dxa" w:w="540"/>
+            <w:tcBorders>
+              <w:top w:val="none" w:color="FFFFFF" w:sz="0"/>
+              <w:left w:val="none" w:color="FFFFFF" w:sz="0"/>
+              <w:bottom w:val="none" w:color="FFFFFF" w:sz="0"/>
+              <w:right w:val="none" w:color="FFFFFF" w:sz="0"/>
+            </w:tcBorders>
+            <w:shd w:fill="F5E8C0" w:color="auto" w:val="clear"/>
+            <w:tcMar>
+              <w:top w:type="dxa" w:w="40"/>
+              <w:left w:type="dxa" w:w="80"/>
+              <w:bottom w:type="dxa" w:w="40"/>
+              <w:right w:type="dxa" w:w="80"/>
+            </w:tcMar>
+            <w:vAlign w:val="center"/>
+          </w:tcPr>
+          <w:p>
+            <w:pPr>
+              <w:jc w:val="center"/>
+            </w:pPr>
+            <w:r>
+              <w:rPr>
+                <w:rFonts w:ascii="Arial" w:cs="Arial" w:eastAsia="Arial" w:hAnsi="Arial"/>
+                <w:b/>
+                <w:bCs/>
+                <w:color w:val="C9A227"/>
+                <w:sz w:val="13"/>
+                <w:szCs w:val="13"/>
+              </w:rPr>
+              <w:t xml:space="preserve">TEMPO</w:t>
+            </w:r>
+          </w:p>
+        </w:tc>
+        <w:tc>
+          <w:tcPr>
+            <w:tcW w:type="dxa" w:w="440"/>
+            <w:tcBorders>
+              <w:top w:val="none" w:color="FFFFFF" w:sz="0"/>
+              <w:left w:val="none" w:color="FFFFFF" w:sz="0"/>
+              <w:bottom w:val="none" w:color="FFFFFF" w:sz="0"/>
+              <w:right w:val="none" w:color="FFFFFF" w:sz="0"/>
+            </w:tcBorders>
+            <w:shd w:fill="F5E8C0" w:color="auto" w:val="clear"/>
+            <w:tcMar>
+              <w:top w:type="dxa" w:w="40"/>
+              <w:left w:type="dxa" w:w="80"/>
+              <w:bottom w:type="dxa" w:w="40"/>
+              <w:right w:type="dxa" w:w="80"/>
+            </w:tcMar>
+            <w:vAlign w:val="center"/>
+          </w:tcPr>
+          <w:p>
+            <w:pPr>
+              <w:jc w:val="center"/>
+            </w:pPr>
+            <w:r>
+              <w:rPr>
+                <w:rFonts w:ascii="Arial" w:cs="Arial" w:eastAsia="Arial" w:hAnsi="Arial"/>
+                <w:b/>
+                <w:bCs/>
+                <w:color w:val="C9A227"/>
+                <w:sz w:val="13"/>
+                <w:szCs w:val="13"/>
+              </w:rPr>
+              <w:t xml:space="preserve">REST</w:t>
+            </w:r>
+          </w:p>
+        </w:tc>
+        <w:tc>
+          <w:tcPr>
+            <w:tcW w:type="dxa" w:w="5580"/>
+            <w:tcBorders>
+              <w:top w:val="none" w:color="FFFFFF" w:sz="0"/>
+              <w:left w:val="none" w:color="FFFFFF" w:sz="0"/>
+              <w:bottom w:val="none" w:color="FFFFFF" w:sz="0"/>
+              <w:right w:val="none" w:color="FFFFFF" w:sz="0"/>
+            </w:tcBorders>
+            <w:shd w:fill="F5E8C0" w:color="auto" w:val="clear"/>
+            <w:tcMar>
+              <w:top w:type="dxa" w:w="40"/>
+              <w:left w:type="dxa" w:w="80"/>
+              <w:bottom w:type="dxa" w:w="40"/>
+              <w:right w:type="dxa" w:w="80"/>
+            </w:tcMar>
+            <w:vAlign w:val="center"/>
+          </w:tcPr>
+          <w:p>
+            <w:pPr>
+              <w:jc w:val="left"/>
+            </w:pPr>
+            <w:r>
+              <w:rPr>
+                <w:rFonts w:ascii="Arial" w:cs="Arial" w:eastAsia="Arial" w:hAnsi="Arial"/>
+                <w:b/>
+                <w:bCs/>
+                <w:color w:val="C9A227"/>
+                <w:sz w:val="15"/>
+                <w:szCs w:val="15"/>
+              </w:rPr>
+              <w:t xml:space="preserve">COACHING CUE</w:t>
+            </w:r>
+          </w:p>
+        </w:tc>
+      </w:tr>
+      <w:tr>
+        <w:tc>
+          <w:tcPr>
+            <w:tcW w:type="dxa" w:w="2400"/>
+            <w:tcBorders>
+              <w:top w:val="none" w:color="FFFFFF" w:sz="0"/>
+              <w:left w:val="none" w:color="FFFFFF" w:sz="0"/>
+              <w:bottom w:val="none" w:color="FFFFFF" w:sz="0"/>
+              <w:right w:val="none" w:color="FFFFFF" w:sz="0"/>
+            </w:tcBorders>
+            <w:shd w:fill="FAF3E0" w:color="auto" w:val="clear"/>
             <w:tcMar>
               <w:top w:type="dxa" w:w="40"/>
               <w:left w:type="dxa" w:w="80"/>
@@ -13877,7 +15429,562 @@
                 <w:sz w:val="18"/>
                 <w:szCs w:val="18"/>
               </w:rPr>
-              <w:t xml:space="preserve">Single-Leg RDL (Left Lead)</w:t>
+              <w:t xml:space="preserve">Hip Thrust (Barbell or DB)</w:t>
+            </w:r>
+          </w:p>
+        </w:tc>
+        <w:tc>
+          <w:tcPr>
+            <w:tcW w:type="dxa" w:w="380"/>
+            <w:tcBorders>
+              <w:top w:val="none" w:color="FFFFFF" w:sz="0"/>
+              <w:left w:val="none" w:color="FFFFFF" w:sz="0"/>
+              <w:bottom w:val="none" w:color="FFFFFF" w:sz="0"/>
+              <w:right w:val="none" w:color="FFFFFF" w:sz="0"/>
+            </w:tcBorders>
+            <w:shd w:fill="FAF3E0" w:color="auto" w:val="clear"/>
+            <w:tcMar>
+              <w:top w:type="dxa" w:w="40"/>
+              <w:left w:type="dxa" w:w="80"/>
+              <w:bottom w:type="dxa" w:w="40"/>
+              <w:right w:type="dxa" w:w="80"/>
+            </w:tcMar>
+            <w:vAlign w:val="center"/>
+          </w:tcPr>
+          <w:p>
+            <w:pPr>
+              <w:jc w:val="center"/>
+            </w:pPr>
+            <w:r>
+              <w:rPr>
+                <w:rFonts w:ascii="Arial" w:cs="Arial" w:eastAsia="Arial" w:hAnsi="Arial"/>
+                <w:color w:val="6B6B6B"/>
+                <w:sz w:val="15"/>
+                <w:szCs w:val="15"/>
+              </w:rPr>
+              <w:t xml:space="preserve">4</w:t>
+            </w:r>
+          </w:p>
+        </w:tc>
+        <w:tc>
+          <w:tcPr>
+            <w:tcW w:type="dxa" w:w="420"/>
+            <w:tcBorders>
+              <w:top w:val="none" w:color="FFFFFF" w:sz="0"/>
+              <w:left w:val="none" w:color="FFFFFF" w:sz="0"/>
+              <w:bottom w:val="none" w:color="FFFFFF" w:sz="0"/>
+              <w:right w:val="none" w:color="FFFFFF" w:sz="0"/>
+            </w:tcBorders>
+            <w:shd w:fill="FAF3E0" w:color="auto" w:val="clear"/>
+            <w:tcMar>
+              <w:top w:type="dxa" w:w="40"/>
+              <w:left w:type="dxa" w:w="80"/>
+              <w:bottom w:type="dxa" w:w="40"/>
+              <w:right w:type="dxa" w:w="80"/>
+            </w:tcMar>
+            <w:vAlign w:val="center"/>
+          </w:tcPr>
+          <w:p>
+            <w:pPr>
+              <w:jc w:val="center"/>
+            </w:pPr>
+            <w:r>
+              <w:rPr>
+                <w:rFonts w:ascii="Arial" w:cs="Arial" w:eastAsia="Arial" w:hAnsi="Arial"/>
+                <w:color w:val="6B6B6B"/>
+                <w:sz w:val="15"/>
+                <w:szCs w:val="15"/>
+              </w:rPr>
+              <w:t xml:space="preserve">10―12</w:t>
+            </w:r>
+          </w:p>
+        </w:tc>
+        <w:tc>
+          <w:tcPr>
+            <w:tcW w:type="dxa" w:w="680"/>
+            <w:tcBorders>
+              <w:top w:val="none" w:color="FFFFFF" w:sz="0"/>
+              <w:left w:val="none" w:color="FFFFFF" w:sz="0"/>
+              <w:bottom w:val="none" w:color="FFFFFF" w:sz="0"/>
+              <w:right w:val="none" w:color="FFFFFF" w:sz="0"/>
+            </w:tcBorders>
+            <w:shd w:fill="FAF3E0" w:color="auto" w:val="clear"/>
+            <w:tcMar>
+              <w:top w:type="dxa" w:w="40"/>
+              <w:left w:type="dxa" w:w="80"/>
+              <w:bottom w:type="dxa" w:w="40"/>
+              <w:right w:type="dxa" w:w="80"/>
+            </w:tcMar>
+            <w:vAlign w:val="center"/>
+          </w:tcPr>
+          <w:p>
+            <w:pPr>
+              <w:jc w:val="center"/>
+            </w:pPr>
+            <w:r>
+              <w:rPr>
+                <w:rFonts w:ascii="Arial" w:cs="Arial" w:eastAsia="Arial" w:hAnsi="Arial"/>
+                <w:color w:val="6B6B6B"/>
+                <w:sz w:val="15"/>
+                <w:szCs w:val="15"/>
+              </w:rPr>
+              <w:t xml:space="preserve">Wk1: 45 → Wk4: 60 lbs</w:t>
+            </w:r>
+          </w:p>
+        </w:tc>
+        <w:tc>
+          <w:tcPr>
+            <w:tcW w:type="dxa" w:w="540"/>
+            <w:tcBorders>
+              <w:top w:val="none" w:color="FFFFFF" w:sz="0"/>
+              <w:left w:val="none" w:color="FFFFFF" w:sz="0"/>
+              <w:bottom w:val="none" w:color="FFFFFF" w:sz="0"/>
+              <w:right w:val="none" w:color="FFFFFF" w:sz="0"/>
+            </w:tcBorders>
+            <w:shd w:fill="FAF3E0" w:color="auto" w:val="clear"/>
+            <w:tcMar>
+              <w:top w:type="dxa" w:w="40"/>
+              <w:left w:type="dxa" w:w="80"/>
+              <w:bottom w:type="dxa" w:w="40"/>
+              <w:right w:type="dxa" w:w="80"/>
+            </w:tcMar>
+            <w:vAlign w:val="center"/>
+          </w:tcPr>
+          <w:p>
+            <w:pPr>
+              <w:jc w:val="center"/>
+            </w:pPr>
+            <w:r>
+              <w:rPr>
+                <w:rFonts w:ascii="Arial" w:cs="Arial" w:eastAsia="Arial" w:hAnsi="Arial"/>
+                <w:color w:val="6B6B6B"/>
+                <w:sz w:val="15"/>
+                <w:szCs w:val="15"/>
+              </w:rPr>
+              <w:t xml:space="preserve">2-2-1</w:t>
+            </w:r>
+          </w:p>
+        </w:tc>
+        <w:tc>
+          <w:tcPr>
+            <w:tcW w:type="dxa" w:w="440"/>
+            <w:tcBorders>
+              <w:top w:val="none" w:color="FFFFFF" w:sz="0"/>
+              <w:left w:val="none" w:color="FFFFFF" w:sz="0"/>
+              <w:bottom w:val="none" w:color="FFFFFF" w:sz="0"/>
+              <w:right w:val="none" w:color="FFFFFF" w:sz="0"/>
+            </w:tcBorders>
+            <w:shd w:fill="FAF3E0" w:color="auto" w:val="clear"/>
+            <w:tcMar>
+              <w:top w:type="dxa" w:w="40"/>
+              <w:left w:type="dxa" w:w="80"/>
+              <w:bottom w:type="dxa" w:w="40"/>
+              <w:right w:type="dxa" w:w="80"/>
+            </w:tcMar>
+            <w:vAlign w:val="center"/>
+          </w:tcPr>
+          <w:p>
+            <w:pPr>
+              <w:jc w:val="center"/>
+            </w:pPr>
+            <w:r>
+              <w:rPr>
+                <w:rFonts w:ascii="Arial" w:cs="Arial" w:eastAsia="Arial" w:hAnsi="Arial"/>
+                <w:color w:val="6B6B6B"/>
+                <w:sz w:val="15"/>
+                <w:szCs w:val="15"/>
+              </w:rPr>
+              <w:t xml:space="preserve">60s</w:t>
+            </w:r>
+          </w:p>
+        </w:tc>
+        <w:tc>
+          <w:tcPr>
+            <w:tcW w:type="dxa" w:w="5580"/>
+            <w:tcBorders>
+              <w:top w:val="none" w:color="FFFFFF" w:sz="0"/>
+              <w:left w:val="none" w:color="FFFFFF" w:sz="0"/>
+              <w:bottom w:val="none" w:color="FFFFFF" w:sz="0"/>
+              <w:right w:val="none" w:color="FFFFFF" w:sz="0"/>
+            </w:tcBorders>
+            <w:shd w:fill="FAF3E0" w:color="auto" w:val="clear"/>
+            <w:tcMar>
+              <w:top w:type="dxa" w:w="40"/>
+              <w:left w:type="dxa" w:w="80"/>
+              <w:bottom w:type="dxa" w:w="40"/>
+              <w:right w:type="dxa" w:w="80"/>
+            </w:tcMar>
+            <w:vAlign w:val="center"/>
+          </w:tcPr>
+          <w:p>
+            <w:r>
+              <w:rPr>
+                <w:rFonts w:ascii="Arial" w:cs="Arial" w:eastAsia="Arial" w:hAnsi="Arial"/>
+                <w:color w:val="6B6B6B"/>
+                <w:sz w:val="17"/>
+                <w:szCs w:val="17"/>
+              </w:rPr>
+              <w:t xml:space="preserve">Shoulders on bench, drive through heels. Hold squeeze 2 seconds at top. Add 5–10 lbs per week. This drives the glute strength that supports both squat and hinge corrections.</w:t>
+            </w:r>
+            <w:r>
+              <w:rPr>
+                <w:rFonts w:ascii="Arial" w:cs="Arial" w:eastAsia="Arial" w:hAnsi="Arial"/>
+                <w:i/>
+                <w:iCs/>
+                <w:color w:val="00695C"/>
+                <w:sz w:val="14"/>
+                <w:szCs w:val="14"/>
+              </w:rPr>
+              <w:t xml:space="preserve">  2 RIR</w:t>
+            </w:r>
+          </w:p>
+        </w:tc>
+      </w:tr>
+    </w:tbl>
+    <w:p>
+      <w:pPr>
+        <w:spacing w:after="100"/>
+      </w:pPr>
+    </w:p>
+    <w:p>
+      <w:pPr>
+        <w:spacing w:after="60" w:before="120"/>
+      </w:pPr>
+      <w:r>
+        <w:rPr>
+          <w:rFonts w:ascii="Arial" w:cs="Arial" w:eastAsia="Arial" w:hAnsi="Arial"/>
+          <w:b/>
+          <w:bCs/>
+          <w:color w:val="C9A227"/>
+          <w:sz w:val="17"/>
+          <w:szCs w:val="17"/>
+        </w:rPr>
+        <w:t xml:space="preserve">E — FULL-BODY INTEGRATION — FARMER CARRY (LIGHT)</w:t>
+      </w:r>
+    </w:p>
+    <w:p>
+      <w:pPr>
+        <w:spacing w:after="80"/>
+      </w:pPr>
+      <w:r>
+        <w:rPr>
+          <w:rFonts w:ascii="Arial" w:cs="Arial" w:eastAsia="Arial" w:hAnsi="Arial"/>
+          <w:b/>
+          <w:bCs/>
+          <w:color w:val="C9A227"/>
+          <w:sz w:val="17"/>
+          <w:szCs w:val="17"/>
+        </w:rPr>
+        <w:t xml:space="preserve">Why:  </w:t>
+      </w:r>
+      <w:r>
+        <w:rPr>
+          <w:rFonts w:ascii="Arial" w:cs="Arial" w:eastAsia="Arial" w:hAnsi="Arial"/>
+          <w:color w:val="2C2C2C"/>
+          <w:sz w:val="17"/>
+          <w:szCs w:val="17"/>
+        </w:rPr>
+        <w:t xml:space="preserve">The closing compound: a short, light farmer carry integrates the day's brace and hip work into upright gait — deliberately below Friday's working carry loads. The pickup is a hinge: the same stop-signal governs it, and the set ends there if the back speaks up.</w:t>
+      </w:r>
+    </w:p>
+    <w:tbl>
+      <w:tblPr>
+        <w:tblW w:type="dxa" w:w="10440"/>
+        <w:tblBorders>
+          <w:top w:val="none" w:color="FFFFFF" w:sz="0"/>
+          <w:left w:val="none" w:color="FFFFFF" w:sz="0"/>
+          <w:bottom w:val="none" w:color="FFFFFF" w:sz="0"/>
+          <w:right w:val="none" w:color="FFFFFF" w:sz="0"/>
+          <w:insideH w:val="single" w:color="auto" w:sz="4"/>
+          <w:insideV w:val="single" w:color="auto" w:sz="4"/>
+        </w:tblBorders>
+      </w:tblPr>
+      <w:tblGrid>
+        <w:gridCol w:w="2400"/>
+        <w:gridCol w:w="380"/>
+        <w:gridCol w:w="420"/>
+        <w:gridCol w:w="680"/>
+        <w:gridCol w:w="540"/>
+        <w:gridCol w:w="440"/>
+        <w:gridCol w:w="5580"/>
+      </w:tblGrid>
+      <w:tr>
+        <w:tc>
+          <w:tcPr>
+            <w:tcW w:type="dxa" w:w="2400"/>
+            <w:tcBorders>
+              <w:top w:val="none" w:color="FFFFFF" w:sz="0"/>
+              <w:left w:val="none" w:color="FFFFFF" w:sz="0"/>
+              <w:bottom w:val="none" w:color="FFFFFF" w:sz="0"/>
+              <w:right w:val="none" w:color="FFFFFF" w:sz="0"/>
+            </w:tcBorders>
+            <w:shd w:fill="F5E8C0" w:color="auto" w:val="clear"/>
+            <w:tcMar>
+              <w:top w:type="dxa" w:w="40"/>
+              <w:left w:type="dxa" w:w="80"/>
+              <w:bottom w:type="dxa" w:w="40"/>
+              <w:right w:type="dxa" w:w="80"/>
+            </w:tcMar>
+            <w:vAlign w:val="center"/>
+          </w:tcPr>
+          <w:p>
+            <w:pPr>
+              <w:jc w:val="left"/>
+            </w:pPr>
+            <w:r>
+              <w:rPr>
+                <w:rFonts w:ascii="Arial" w:cs="Arial" w:eastAsia="Arial" w:hAnsi="Arial"/>
+                <w:b/>
+                <w:bCs/>
+                <w:color w:val="C9A227"/>
+                <w:sz w:val="15"/>
+                <w:szCs w:val="15"/>
+              </w:rPr>
+              <w:t xml:space="preserve">EXERCISE</w:t>
+            </w:r>
+          </w:p>
+        </w:tc>
+        <w:tc>
+          <w:tcPr>
+            <w:tcW w:type="dxa" w:w="380"/>
+            <w:tcBorders>
+              <w:top w:val="none" w:color="FFFFFF" w:sz="0"/>
+              <w:left w:val="none" w:color="FFFFFF" w:sz="0"/>
+              <w:bottom w:val="none" w:color="FFFFFF" w:sz="0"/>
+              <w:right w:val="none" w:color="FFFFFF" w:sz="0"/>
+            </w:tcBorders>
+            <w:shd w:fill="F5E8C0" w:color="auto" w:val="clear"/>
+            <w:tcMar>
+              <w:top w:type="dxa" w:w="40"/>
+              <w:left w:type="dxa" w:w="80"/>
+              <w:bottom w:type="dxa" w:w="40"/>
+              <w:right w:type="dxa" w:w="80"/>
+            </w:tcMar>
+            <w:vAlign w:val="center"/>
+          </w:tcPr>
+          <w:p>
+            <w:pPr>
+              <w:jc w:val="center"/>
+            </w:pPr>
+            <w:r>
+              <w:rPr>
+                <w:rFonts w:ascii="Arial" w:cs="Arial" w:eastAsia="Arial" w:hAnsi="Arial"/>
+                <w:b/>
+                <w:bCs/>
+                <w:color w:val="C9A227"/>
+                <w:sz w:val="13"/>
+                <w:szCs w:val="13"/>
+              </w:rPr>
+              <w:t xml:space="preserve">SETS</w:t>
+            </w:r>
+          </w:p>
+        </w:tc>
+        <w:tc>
+          <w:tcPr>
+            <w:tcW w:type="dxa" w:w="420"/>
+            <w:tcBorders>
+              <w:top w:val="none" w:color="FFFFFF" w:sz="0"/>
+              <w:left w:val="none" w:color="FFFFFF" w:sz="0"/>
+              <w:bottom w:val="none" w:color="FFFFFF" w:sz="0"/>
+              <w:right w:val="none" w:color="FFFFFF" w:sz="0"/>
+            </w:tcBorders>
+            <w:shd w:fill="F5E8C0" w:color="auto" w:val="clear"/>
+            <w:tcMar>
+              <w:top w:type="dxa" w:w="40"/>
+              <w:left w:type="dxa" w:w="80"/>
+              <w:bottom w:type="dxa" w:w="40"/>
+              <w:right w:type="dxa" w:w="80"/>
+            </w:tcMar>
+            <w:vAlign w:val="center"/>
+          </w:tcPr>
+          <w:p>
+            <w:pPr>
+              <w:jc w:val="center"/>
+            </w:pPr>
+            <w:r>
+              <w:rPr>
+                <w:rFonts w:ascii="Arial" w:cs="Arial" w:eastAsia="Arial" w:hAnsi="Arial"/>
+                <w:b/>
+                <w:bCs/>
+                <w:color w:val="C9A227"/>
+                <w:sz w:val="13"/>
+                <w:szCs w:val="13"/>
+              </w:rPr>
+              <w:t xml:space="preserve">REPS</w:t>
+            </w:r>
+          </w:p>
+        </w:tc>
+        <w:tc>
+          <w:tcPr>
+            <w:tcW w:type="dxa" w:w="680"/>
+            <w:tcBorders>
+              <w:top w:val="none" w:color="FFFFFF" w:sz="0"/>
+              <w:left w:val="none" w:color="FFFFFF" w:sz="0"/>
+              <w:bottom w:val="none" w:color="FFFFFF" w:sz="0"/>
+              <w:right w:val="none" w:color="FFFFFF" w:sz="0"/>
+            </w:tcBorders>
+            <w:shd w:fill="F5E8C0" w:color="auto" w:val="clear"/>
+            <w:tcMar>
+              <w:top w:type="dxa" w:w="40"/>
+              <w:left w:type="dxa" w:w="80"/>
+              <w:bottom w:type="dxa" w:w="40"/>
+              <w:right w:type="dxa" w:w="80"/>
+            </w:tcMar>
+            <w:vAlign w:val="center"/>
+          </w:tcPr>
+          <w:p>
+            <w:pPr>
+              <w:jc w:val="center"/>
+            </w:pPr>
+            <w:r>
+              <w:rPr>
+                <w:rFonts w:ascii="Arial" w:cs="Arial" w:eastAsia="Arial" w:hAnsi="Arial"/>
+                <w:b/>
+                <w:bCs/>
+                <w:color w:val="C9A227"/>
+                <w:sz w:val="13"/>
+                <w:szCs w:val="13"/>
+              </w:rPr>
+              <w:t xml:space="preserve">LOAD</w:t>
+            </w:r>
+          </w:p>
+        </w:tc>
+        <w:tc>
+          <w:tcPr>
+            <w:tcW w:type="dxa" w:w="540"/>
+            <w:tcBorders>
+              <w:top w:val="none" w:color="FFFFFF" w:sz="0"/>
+              <w:left w:val="none" w:color="FFFFFF" w:sz="0"/>
+              <w:bottom w:val="none" w:color="FFFFFF" w:sz="0"/>
+              <w:right w:val="none" w:color="FFFFFF" w:sz="0"/>
+            </w:tcBorders>
+            <w:shd w:fill="F5E8C0" w:color="auto" w:val="clear"/>
+            <w:tcMar>
+              <w:top w:type="dxa" w:w="40"/>
+              <w:left w:type="dxa" w:w="80"/>
+              <w:bottom w:type="dxa" w:w="40"/>
+              <w:right w:type="dxa" w:w="80"/>
+            </w:tcMar>
+            <w:vAlign w:val="center"/>
+          </w:tcPr>
+          <w:p>
+            <w:pPr>
+              <w:jc w:val="center"/>
+            </w:pPr>
+            <w:r>
+              <w:rPr>
+                <w:rFonts w:ascii="Arial" w:cs="Arial" w:eastAsia="Arial" w:hAnsi="Arial"/>
+                <w:b/>
+                <w:bCs/>
+                <w:color w:val="C9A227"/>
+                <w:sz w:val="13"/>
+                <w:szCs w:val="13"/>
+              </w:rPr>
+              <w:t xml:space="preserve">TEMPO</w:t>
+            </w:r>
+          </w:p>
+        </w:tc>
+        <w:tc>
+          <w:tcPr>
+            <w:tcW w:type="dxa" w:w="440"/>
+            <w:tcBorders>
+              <w:top w:val="none" w:color="FFFFFF" w:sz="0"/>
+              <w:left w:val="none" w:color="FFFFFF" w:sz="0"/>
+              <w:bottom w:val="none" w:color="FFFFFF" w:sz="0"/>
+              <w:right w:val="none" w:color="FFFFFF" w:sz="0"/>
+            </w:tcBorders>
+            <w:shd w:fill="F5E8C0" w:color="auto" w:val="clear"/>
+            <w:tcMar>
+              <w:top w:type="dxa" w:w="40"/>
+              <w:left w:type="dxa" w:w="80"/>
+              <w:bottom w:type="dxa" w:w="40"/>
+              <w:right w:type="dxa" w:w="80"/>
+            </w:tcMar>
+            <w:vAlign w:val="center"/>
+          </w:tcPr>
+          <w:p>
+            <w:pPr>
+              <w:jc w:val="center"/>
+            </w:pPr>
+            <w:r>
+              <w:rPr>
+                <w:rFonts w:ascii="Arial" w:cs="Arial" w:eastAsia="Arial" w:hAnsi="Arial"/>
+                <w:b/>
+                <w:bCs/>
+                <w:color w:val="C9A227"/>
+                <w:sz w:val="13"/>
+                <w:szCs w:val="13"/>
+              </w:rPr>
+              <w:t xml:space="preserve">REST</w:t>
+            </w:r>
+          </w:p>
+        </w:tc>
+        <w:tc>
+          <w:tcPr>
+            <w:tcW w:type="dxa" w:w="5580"/>
+            <w:tcBorders>
+              <w:top w:val="none" w:color="FFFFFF" w:sz="0"/>
+              <w:left w:val="none" w:color="FFFFFF" w:sz="0"/>
+              <w:bottom w:val="none" w:color="FFFFFF" w:sz="0"/>
+              <w:right w:val="none" w:color="FFFFFF" w:sz="0"/>
+            </w:tcBorders>
+            <w:shd w:fill="F5E8C0" w:color="auto" w:val="clear"/>
+            <w:tcMar>
+              <w:top w:type="dxa" w:w="40"/>
+              <w:left w:type="dxa" w:w="80"/>
+              <w:bottom w:type="dxa" w:w="40"/>
+              <w:right w:type="dxa" w:w="80"/>
+            </w:tcMar>
+            <w:vAlign w:val="center"/>
+          </w:tcPr>
+          <w:p>
+            <w:pPr>
+              <w:jc w:val="left"/>
+            </w:pPr>
+            <w:r>
+              <w:rPr>
+                <w:rFonts w:ascii="Arial" w:cs="Arial" w:eastAsia="Arial" w:hAnsi="Arial"/>
+                <w:b/>
+                <w:bCs/>
+                <w:color w:val="C9A227"/>
+                <w:sz w:val="15"/>
+                <w:szCs w:val="15"/>
+              </w:rPr>
+              <w:t xml:space="preserve">COACHING CUE</w:t>
+            </w:r>
+          </w:p>
+        </w:tc>
+      </w:tr>
+      <w:tr>
+        <w:tc>
+          <w:tcPr>
+            <w:tcW w:type="dxa" w:w="2400"/>
+            <w:tcBorders>
+              <w:top w:val="none" w:color="FFFFFF" w:sz="0"/>
+              <w:left w:val="none" w:color="FFFFFF" w:sz="0"/>
+              <w:bottom w:val="none" w:color="FFFFFF" w:sz="0"/>
+              <w:right w:val="none" w:color="FFFFFF" w:sz="0"/>
+            </w:tcBorders>
+            <w:shd w:fill="FAF3E0" w:color="auto" w:val="clear"/>
+            <w:tcMar>
+              <w:top w:type="dxa" w:w="40"/>
+              <w:left w:type="dxa" w:w="80"/>
+              <w:bottom w:type="dxa" w:w="40"/>
+              <w:right w:type="dxa" w:w="80"/>
+            </w:tcMar>
+            <w:vAlign w:val="center"/>
+          </w:tcPr>
+          <w:p>
+            <w:r>
+              <w:rPr>
+                <w:rFonts w:ascii="Arial" w:cs="Arial" w:eastAsia="Arial" w:hAnsi="Arial"/>
+                <w:b/>
+                <w:bCs/>
+                <w:color w:val="2C2C2C"/>
+                <w:sz w:val="18"/>
+                <w:szCs w:val="18"/>
+              </w:rPr>
+              <w:t xml:space="preserve">Farmer Carry (Light — Integration)</w:t>
             </w:r>
           </w:p>
           <w:p>
@@ -13890,7 +15997,7 @@
                 <w:sz w:val="14"/>
                 <w:szCs w:val="14"/>
               </w:rPr>
-              <w:t xml:space="preserve">Hinge stop-signal — back pain means STOP; regress to hinge-free squat patterns.</w:t>
+              <w:t xml:space="preserve">Hinge stop-signal governs the pickup — back pain means STOP.</w:t>
             </w:r>
           </w:p>
         </w:tc>
@@ -13903,27 +16010,27 @@
               <w:bottom w:val="none" w:color="FFFFFF" w:sz="0"/>
               <w:right w:val="none" w:color="FFFFFF" w:sz="0"/>
             </w:tcBorders>
-            <w:shd w:fill="FFFFFF" w:color="auto" w:val="clear"/>
-            <w:tcMar>
-              <w:top w:type="dxa" w:w="40"/>
-              <w:left w:type="dxa" w:w="80"/>
-              <w:bottom w:type="dxa" w:w="40"/>
-              <w:right w:type="dxa" w:w="80"/>
-            </w:tcMar>
-            <w:vAlign w:val="center"/>
-          </w:tcPr>
-          <w:p>
-            <w:pPr>
-              <w:jc w:val="center"/>
-            </w:pPr>
-            <w:r>
-              <w:rPr>
-                <w:rFonts w:ascii="Arial" w:cs="Arial" w:eastAsia="Arial" w:hAnsi="Arial"/>
-                <w:color w:val="6B6B6B"/>
-                <w:sz w:val="15"/>
-                <w:szCs w:val="15"/>
-              </w:rPr>
-              <w:t xml:space="preserve">3</w:t>
+            <w:shd w:fill="FAF3E0" w:color="auto" w:val="clear"/>
+            <w:tcMar>
+              <w:top w:type="dxa" w:w="40"/>
+              <w:left w:type="dxa" w:w="80"/>
+              <w:bottom w:type="dxa" w:w="40"/>
+              <w:right w:type="dxa" w:w="80"/>
+            </w:tcMar>
+            <w:vAlign w:val="center"/>
+          </w:tcPr>
+          <w:p>
+            <w:pPr>
+              <w:jc w:val="center"/>
+            </w:pPr>
+            <w:r>
+              <w:rPr>
+                <w:rFonts w:ascii="Arial" w:cs="Arial" w:eastAsia="Arial" w:hAnsi="Arial"/>
+                <w:color w:val="6B6B6B"/>
+                <w:sz w:val="15"/>
+                <w:szCs w:val="15"/>
+              </w:rPr>
+              <w:t xml:space="preserve">2</w:t>
             </w:r>
           </w:p>
         </w:tc>
@@ -13936,27 +16043,27 @@
               <w:bottom w:val="none" w:color="FFFFFF" w:sz="0"/>
               <w:right w:val="none" w:color="FFFFFF" w:sz="0"/>
             </w:tcBorders>
-            <w:shd w:fill="FFFFFF" w:color="auto" w:val="clear"/>
-            <w:tcMar>
-              <w:top w:type="dxa" w:w="40"/>
-              <w:left w:type="dxa" w:w="80"/>
-              <w:bottom w:type="dxa" w:w="40"/>
-              <w:right w:type="dxa" w:w="80"/>
-            </w:tcMar>
-            <w:vAlign w:val="center"/>
-          </w:tcPr>
-          <w:p>
-            <w:pPr>
-              <w:jc w:val="center"/>
-            </w:pPr>
-            <w:r>
-              <w:rPr>
-                <w:rFonts w:ascii="Arial" w:cs="Arial" w:eastAsia="Arial" w:hAnsi="Arial"/>
-                <w:color w:val="6B6B6B"/>
-                <w:sz w:val="15"/>
-                <w:szCs w:val="15"/>
-              </w:rPr>
-              <w:t xml:space="preserve">8 ea</w:t>
+            <w:shd w:fill="FAF3E0" w:color="auto" w:val="clear"/>
+            <w:tcMar>
+              <w:top w:type="dxa" w:w="40"/>
+              <w:left w:type="dxa" w:w="80"/>
+              <w:bottom w:type="dxa" w:w="40"/>
+              <w:right w:type="dxa" w:w="80"/>
+            </w:tcMar>
+            <w:vAlign w:val="center"/>
+          </w:tcPr>
+          <w:p>
+            <w:pPr>
+              <w:jc w:val="center"/>
+            </w:pPr>
+            <w:r>
+              <w:rPr>
+                <w:rFonts w:ascii="Arial" w:cs="Arial" w:eastAsia="Arial" w:hAnsi="Arial"/>
+                <w:color w:val="6B6B6B"/>
+                <w:sz w:val="15"/>
+                <w:szCs w:val="15"/>
+              </w:rPr>
+              <w:t xml:space="preserve">25–30 yds</w:t>
             </w:r>
           </w:p>
         </w:tc>
@@ -13969,27 +16076,27 @@
               <w:bottom w:val="none" w:color="FFFFFF" w:sz="0"/>
               <w:right w:val="none" w:color="FFFFFF" w:sz="0"/>
             </w:tcBorders>
-            <w:shd w:fill="FFFFFF" w:color="auto" w:val="clear"/>
-            <w:tcMar>
-              <w:top w:type="dxa" w:w="40"/>
-              <w:left w:type="dxa" w:w="80"/>
-              <w:bottom w:type="dxa" w:w="40"/>
-              <w:right w:type="dxa" w:w="80"/>
-            </w:tcMar>
-            <w:vAlign w:val="center"/>
-          </w:tcPr>
-          <w:p>
-            <w:pPr>
-              <w:jc w:val="center"/>
-            </w:pPr>
-            <w:r>
-              <w:rPr>
-                <w:rFonts w:ascii="Arial" w:cs="Arial" w:eastAsia="Arial" w:hAnsi="Arial"/>
-                <w:color w:val="6B6B6B"/>
-                <w:sz w:val="15"/>
-                <w:szCs w:val="15"/>
-              </w:rPr>
-              <w:t xml:space="preserve">12―17 lbs</w:t>
+            <w:shd w:fill="FAF3E0" w:color="auto" w:val="clear"/>
+            <w:tcMar>
+              <w:top w:type="dxa" w:w="40"/>
+              <w:left w:type="dxa" w:w="80"/>
+              <w:bottom w:type="dxa" w:w="40"/>
+              <w:right w:type="dxa" w:w="80"/>
+            </w:tcMar>
+            <w:vAlign w:val="center"/>
+          </w:tcPr>
+          <w:p>
+            <w:pPr>
+              <w:jc w:val="center"/>
+            </w:pPr>
+            <w:r>
+              <w:rPr>
+                <w:rFonts w:ascii="Arial" w:cs="Arial" w:eastAsia="Arial" w:hAnsi="Arial"/>
+                <w:color w:val="6B6B6B"/>
+                <w:sz w:val="15"/>
+                <w:szCs w:val="15"/>
+              </w:rPr>
+              <w:t xml:space="preserve">25–30 lbs/hand</w:t>
             </w:r>
           </w:p>
         </w:tc>
@@ -14002,27 +16109,27 @@
               <w:bottom w:val="none" w:color="FFFFFF" w:sz="0"/>
               <w:right w:val="none" w:color="FFFFFF" w:sz="0"/>
             </w:tcBorders>
-            <w:shd w:fill="FFFFFF" w:color="auto" w:val="clear"/>
-            <w:tcMar>
-              <w:top w:type="dxa" w:w="40"/>
-              <w:left w:type="dxa" w:w="80"/>
-              <w:bottom w:type="dxa" w:w="40"/>
-              <w:right w:type="dxa" w:w="80"/>
-            </w:tcMar>
-            <w:vAlign w:val="center"/>
-          </w:tcPr>
-          <w:p>
-            <w:pPr>
-              <w:jc w:val="center"/>
-            </w:pPr>
-            <w:r>
-              <w:rPr>
-                <w:rFonts w:ascii="Arial" w:cs="Arial" w:eastAsia="Arial" w:hAnsi="Arial"/>
-                <w:color w:val="6B6B6B"/>
-                <w:sz w:val="15"/>
-                <w:szCs w:val="15"/>
-              </w:rPr>
-              <w:t xml:space="preserve">3-1-1</w:t>
+            <w:shd w:fill="FAF3E0" w:color="auto" w:val="clear"/>
+            <w:tcMar>
+              <w:top w:type="dxa" w:w="40"/>
+              <w:left w:type="dxa" w:w="80"/>
+              <w:bottom w:type="dxa" w:w="40"/>
+              <w:right w:type="dxa" w:w="80"/>
+            </w:tcMar>
+            <w:vAlign w:val="center"/>
+          </w:tcPr>
+          <w:p>
+            <w:pPr>
+              <w:jc w:val="center"/>
+            </w:pPr>
+            <w:r>
+              <w:rPr>
+                <w:rFonts w:ascii="Arial" w:cs="Arial" w:eastAsia="Arial" w:hAnsi="Arial"/>
+                <w:color w:val="6B6B6B"/>
+                <w:sz w:val="15"/>
+                <w:szCs w:val="15"/>
+              </w:rPr>
+              <w:t xml:space="preserve">Controlled</w:t>
             </w:r>
           </w:p>
         </w:tc>
@@ -14035,7 +16142,7 @@
               <w:bottom w:val="none" w:color="FFFFFF" w:sz="0"/>
               <w:right w:val="none" w:color="FFFFFF" w:sz="0"/>
             </w:tcBorders>
-            <w:shd w:fill="FFFFFF" w:color="auto" w:val="clear"/>
+            <w:shd w:fill="FAF3E0" w:color="auto" w:val="clear"/>
             <w:tcMar>
               <w:top w:type="dxa" w:w="40"/>
               <w:left w:type="dxa" w:w="80"/>
@@ -14068,7 +16175,7 @@
               <w:bottom w:val="none" w:color="FFFFFF" w:sz="0"/>
               <w:right w:val="none" w:color="FFFFFF" w:sz="0"/>
             </w:tcBorders>
-            <w:shd w:fill="FFFFFF" w:color="auto" w:val="clear"/>
+            <w:shd w:fill="FAF3E0" w:color="auto" w:val="clear"/>
             <w:tcMar>
               <w:top w:type="dxa" w:w="40"/>
               <w:left w:type="dxa" w:w="80"/>
@@ -14085,18 +16192,7 @@
                 <w:sz w:val="17"/>
                 <w:szCs w:val="17"/>
               </w:rPr>
-              <w:t xml:space="preserve">LEFT leg first, all sets. Hinge from hip, hamstring stretch. Balance and unilateral hip control.</w:t>
-            </w:r>
-            <w:r>
-              <w:rPr>
-                <w:rFonts w:ascii="Arial" w:cs="Arial" w:eastAsia="Arial" w:hAnsi="Arial"/>
-                <w:i/>
-                <w:iCs/>
-                <w:color w:val="00695C"/>
-                <w:sz w:val="14"/>
-                <w:szCs w:val="14"/>
-              </w:rPr>
-              <w:t xml:space="preserve">  2 RIR</w:t>
+              <w:t xml:space="preserve">Hinge cleanly to lift, walk tall, hinge cleanly to set down. Quality over load.</w:t>
             </w:r>
           </w:p>
         </w:tc>
@@ -14425,7 +16521,7 @@
           <w:sz w:val="17"/>
           <w:szCs w:val="17"/>
         </w:rPr>
-        <w:t xml:space="preserve">Band pull-aparts 2×15, arm circles, shoulder external rotation, cat-cow 10 reps, light DB warm-up press 2×10. Longer warm-up than usual — Friday loads are heavy.</w:t>
+        <w:t xml:space="preserve">Band pull-aparts 2×15, arm circles, shoulder external rotation, cat-cow 10 reps. The DB press warm-up ramp opens Block A. Longer warm-up than usual — Friday loads are heavy.</w:t>
       </w:r>
     </w:p>
     <w:p>
@@ -14441,7 +16537,7 @@
           <w:sz w:val="17"/>
           <w:szCs w:val="17"/>
         </w:rPr>
-        <w:t xml:space="preserve">A — OVERHEAD &amp; VERTICAL PULL STRENGTH (90% EFFORT)</w:t>
+        <w:t xml:space="preserve">A — PRIMARY COMPOUND — OVERHEAD PRESS &amp; VERTICAL PULL (90% EFFORT)</w:t>
       </w:r>
     </w:p>
     <w:p>
@@ -14466,7 +16562,7 @@
           <w:sz w:val="17"/>
           <w:szCs w:val="17"/>
         </w:rPr>
-        <w:t xml:space="preserve">Baseline is 25 lbs ×3RM. At 90% effort: Week 1 = 22.5 lbs ×8. Week 2 = 22.5–25 lbs ×6–8. Week 3 = 25 lbs ×6. Week 4 = attempt 27.5 lbs ×3RM (new PR test). This is the fastest-progressing lift in this plan.</w:t>
+        <w:t xml:space="preserve">Baseline is 25 lbs ×3RM. At 90% effort: Week 1 = 22.5 lbs ×8. Week 2 = 22.5–25 lbs ×6–8. Week 3 = 25 lbs ×6. Week 4 = attempt 27.5 lbs ×3RM (new PR test). This is the fastest-progressing lift in this plan. If the day calls for a press variation: a seated DB press (strictest line) or a standing single-arm press at matched effort — the two-DB standing press stays the tracked lift and the PR-test movement. The warm-up ramp opens the block.</w:t>
       </w:r>
     </w:p>
     <w:tbl>
@@ -14766,7 +16862,7 @@
                 <w:sz w:val="18"/>
                 <w:szCs w:val="18"/>
               </w:rPr>
-              <w:t xml:space="preserve">Dumbbell Overhead Press (Heavy)</w:t>
+              <w:t xml:space="preserve">DB Press — Warm-Up Ramp</w:t>
             </w:r>
           </w:p>
         </w:tc>
@@ -14799,7 +16895,7 @@
                 <w:sz w:val="15"/>
                 <w:szCs w:val="15"/>
               </w:rPr>
-              <w:t xml:space="preserve">4</w:t>
+              <w:t xml:space="preserve">2</w:t>
             </w:r>
           </w:p>
         </w:tc>
@@ -14832,7 +16928,7 @@
                 <w:sz w:val="15"/>
                 <w:szCs w:val="15"/>
               </w:rPr>
-              <w:t xml:space="preserve">6–8</w:t>
+              <w:t xml:space="preserve">10</w:t>
             </w:r>
           </w:p>
         </w:tc>
@@ -14865,7 +16961,7 @@
                 <w:sz w:val="15"/>
                 <w:szCs w:val="15"/>
               </w:rPr>
-              <w:t xml:space="preserve">22.5–25 lbs/hand</w:t>
+              <w:t xml:space="preserve">Light DBs</w:t>
             </w:r>
           </w:p>
         </w:tc>
@@ -14898,7 +16994,7 @@
                 <w:sz w:val="15"/>
                 <w:szCs w:val="15"/>
               </w:rPr>
-              <w:t xml:space="preserve">2-1-1</w:t>
+              <w:t xml:space="preserve">Controlled</w:t>
             </w:r>
           </w:p>
         </w:tc>
@@ -14931,7 +17027,7 @@
                 <w:sz w:val="15"/>
                 <w:szCs w:val="15"/>
               </w:rPr>
-              <w:t xml:space="preserve">90s</w:t>
+              <w:t xml:space="preserve">30s</w:t>
             </w:r>
           </w:p>
         </w:tc>
@@ -14961,7 +17057,7 @@
                 <w:sz w:val="17"/>
                 <w:szCs w:val="17"/>
               </w:rPr>
-              <w:t xml:space="preserve">90% day = near-maximal load. Neutral grip. Press straight overhead. Lock out at top. Core rigid. Slightly heavier than Wednesday. Last 2 reps should be hard.</w:t>
+              <w:t xml:space="preserve">Priming only — light, crisp reps before the near-maximal working sets.</w:t>
             </w:r>
             <w:r>
               <w:rPr>
@@ -14972,7 +17068,7 @@
                 <w:sz w:val="14"/>
                 <w:szCs w:val="14"/>
               </w:rPr>
-              <w:t xml:space="preserve">  2 RIR — at this load, 2 RIR arrives early</w:t>
+              <w:t xml:space="preserve">  3+ RIR — ramp</w:t>
             </w:r>
           </w:p>
         </w:tc>
@@ -15006,7 +17102,7 @@
                 <w:sz w:val="18"/>
                 <w:szCs w:val="18"/>
               </w:rPr>
-              <w:t xml:space="preserve">Assisted Pull-Up (Level 9→12)</w:t>
+              <w:t xml:space="preserve">Dumbbell Overhead Press (Heavy)</w:t>
             </w:r>
           </w:p>
         </w:tc>
@@ -15072,7 +17168,7 @@
                 <w:sz w:val="15"/>
                 <w:szCs w:val="15"/>
               </w:rPr>
-              <w:t xml:space="preserve">5–8</w:t>
+              <w:t xml:space="preserve">6–8</w:t>
             </w:r>
           </w:p>
         </w:tc>
@@ -15105,7 +17201,7 @@
                 <w:sz w:val="15"/>
                 <w:szCs w:val="15"/>
               </w:rPr>
-              <w:t xml:space="preserve">Level 9 assisted</w:t>
+              <w:t xml:space="preserve">Wk1: 22.5 → Wk4: 27.5 lbs/hand (PR test)</w:t>
             </w:r>
           </w:p>
         </w:tc>
@@ -15138,7 +17234,7 @@
                 <w:sz w:val="15"/>
                 <w:szCs w:val="15"/>
               </w:rPr>
-              <w:t xml:space="preserve">3-1-1</w:t>
+              <w:t xml:space="preserve">2-1-1</w:t>
             </w:r>
           </w:p>
         </w:tc>
@@ -15201,7 +17297,7 @@
                 <w:sz w:val="17"/>
                 <w:szCs w:val="17"/>
               </w:rPr>
-              <w:t xml:space="preserve">Baseline Level 9/12 (heavier band). Full hang at bottom, chin over bar. Drop one level every 2–3 weeks. Target Level 6 by Week 4.</w:t>
+              <w:t xml:space="preserve">90% day = near-maximal load. Neutral grip. Press straight overhead. Lock out at top. Core rigid. Slightly heavier than Wednesday. Last 2 reps should be hard.</w:t>
             </w:r>
             <w:r>
               <w:rPr>
@@ -15212,7 +17308,7 @@
                 <w:sz w:val="14"/>
                 <w:szCs w:val="14"/>
               </w:rPr>
-              <w:t xml:space="preserve">  1 RIR</w:t>
+              <w:t xml:space="preserve">  2 RIR — at this load, 2 RIR arrives early</w:t>
             </w:r>
           </w:p>
         </w:tc>
@@ -15246,7 +17342,7 @@
                 <w:sz w:val="18"/>
                 <w:szCs w:val="18"/>
               </w:rPr>
-              <w:t xml:space="preserve">Seated Cable Row (Wide Grip)</w:t>
+              <w:t xml:space="preserve">Assisted Pull-Up (Level 9→12)</w:t>
             </w:r>
           </w:p>
         </w:tc>
@@ -15279,6 +17375,246 @@
                 <w:sz w:val="15"/>
                 <w:szCs w:val="15"/>
               </w:rPr>
+              <w:t xml:space="preserve">4</w:t>
+            </w:r>
+          </w:p>
+        </w:tc>
+        <w:tc>
+          <w:tcPr>
+            <w:tcW w:type="dxa" w:w="420"/>
+            <w:tcBorders>
+              <w:top w:val="none" w:color="FFFFFF" w:sz="0"/>
+              <w:left w:val="none" w:color="FFFFFF" w:sz="0"/>
+              <w:bottom w:val="none" w:color="FFFFFF" w:sz="0"/>
+              <w:right w:val="none" w:color="FFFFFF" w:sz="0"/>
+            </w:tcBorders>
+            <w:shd w:fill="FFF5F5" w:color="auto" w:val="clear"/>
+            <w:tcMar>
+              <w:top w:type="dxa" w:w="40"/>
+              <w:left w:type="dxa" w:w="80"/>
+              <w:bottom w:type="dxa" w:w="40"/>
+              <w:right w:type="dxa" w:w="80"/>
+            </w:tcMar>
+            <w:vAlign w:val="center"/>
+          </w:tcPr>
+          <w:p>
+            <w:pPr>
+              <w:jc w:val="center"/>
+            </w:pPr>
+            <w:r>
+              <w:rPr>
+                <w:rFonts w:ascii="Arial" w:cs="Arial" w:eastAsia="Arial" w:hAnsi="Arial"/>
+                <w:color w:val="6B6B6B"/>
+                <w:sz w:val="15"/>
+                <w:szCs w:val="15"/>
+              </w:rPr>
+              <w:t xml:space="preserve">5–8</w:t>
+            </w:r>
+          </w:p>
+        </w:tc>
+        <w:tc>
+          <w:tcPr>
+            <w:tcW w:type="dxa" w:w="680"/>
+            <w:tcBorders>
+              <w:top w:val="none" w:color="FFFFFF" w:sz="0"/>
+              <w:left w:val="none" w:color="FFFFFF" w:sz="0"/>
+              <w:bottom w:val="none" w:color="FFFFFF" w:sz="0"/>
+              <w:right w:val="none" w:color="FFFFFF" w:sz="0"/>
+            </w:tcBorders>
+            <w:shd w:fill="FFF5F5" w:color="auto" w:val="clear"/>
+            <w:tcMar>
+              <w:top w:type="dxa" w:w="40"/>
+              <w:left w:type="dxa" w:w="80"/>
+              <w:bottom w:type="dxa" w:w="40"/>
+              <w:right w:type="dxa" w:w="80"/>
+            </w:tcMar>
+            <w:vAlign w:val="center"/>
+          </w:tcPr>
+          <w:p>
+            <w:pPr>
+              <w:jc w:val="center"/>
+            </w:pPr>
+            <w:r>
+              <w:rPr>
+                <w:rFonts w:ascii="Arial" w:cs="Arial" w:eastAsia="Arial" w:hAnsi="Arial"/>
+                <w:color w:val="6B6B6B"/>
+                <w:sz w:val="15"/>
+                <w:szCs w:val="15"/>
+              </w:rPr>
+              <w:t xml:space="preserve">Wk1: Level 9 → Wk4: Level 6</w:t>
+            </w:r>
+          </w:p>
+        </w:tc>
+        <w:tc>
+          <w:tcPr>
+            <w:tcW w:type="dxa" w:w="540"/>
+            <w:tcBorders>
+              <w:top w:val="none" w:color="FFFFFF" w:sz="0"/>
+              <w:left w:val="none" w:color="FFFFFF" w:sz="0"/>
+              <w:bottom w:val="none" w:color="FFFFFF" w:sz="0"/>
+              <w:right w:val="none" w:color="FFFFFF" w:sz="0"/>
+            </w:tcBorders>
+            <w:shd w:fill="FFF5F5" w:color="auto" w:val="clear"/>
+            <w:tcMar>
+              <w:top w:type="dxa" w:w="40"/>
+              <w:left w:type="dxa" w:w="80"/>
+              <w:bottom w:type="dxa" w:w="40"/>
+              <w:right w:type="dxa" w:w="80"/>
+            </w:tcMar>
+            <w:vAlign w:val="center"/>
+          </w:tcPr>
+          <w:p>
+            <w:pPr>
+              <w:jc w:val="center"/>
+            </w:pPr>
+            <w:r>
+              <w:rPr>
+                <w:rFonts w:ascii="Arial" w:cs="Arial" w:eastAsia="Arial" w:hAnsi="Arial"/>
+                <w:color w:val="6B6B6B"/>
+                <w:sz w:val="15"/>
+                <w:szCs w:val="15"/>
+              </w:rPr>
+              <w:t xml:space="preserve">3-1-1</w:t>
+            </w:r>
+          </w:p>
+        </w:tc>
+        <w:tc>
+          <w:tcPr>
+            <w:tcW w:type="dxa" w:w="440"/>
+            <w:tcBorders>
+              <w:top w:val="none" w:color="FFFFFF" w:sz="0"/>
+              <w:left w:val="none" w:color="FFFFFF" w:sz="0"/>
+              <w:bottom w:val="none" w:color="FFFFFF" w:sz="0"/>
+              <w:right w:val="none" w:color="FFFFFF" w:sz="0"/>
+            </w:tcBorders>
+            <w:shd w:fill="FFF5F5" w:color="auto" w:val="clear"/>
+            <w:tcMar>
+              <w:top w:type="dxa" w:w="40"/>
+              <w:left w:type="dxa" w:w="80"/>
+              <w:bottom w:type="dxa" w:w="40"/>
+              <w:right w:type="dxa" w:w="80"/>
+            </w:tcMar>
+            <w:vAlign w:val="center"/>
+          </w:tcPr>
+          <w:p>
+            <w:pPr>
+              <w:jc w:val="center"/>
+            </w:pPr>
+            <w:r>
+              <w:rPr>
+                <w:rFonts w:ascii="Arial" w:cs="Arial" w:eastAsia="Arial" w:hAnsi="Arial"/>
+                <w:color w:val="6B6B6B"/>
+                <w:sz w:val="15"/>
+                <w:szCs w:val="15"/>
+              </w:rPr>
+              <w:t xml:space="preserve">90s</w:t>
+            </w:r>
+          </w:p>
+        </w:tc>
+        <w:tc>
+          <w:tcPr>
+            <w:tcW w:type="dxa" w:w="5580"/>
+            <w:tcBorders>
+              <w:top w:val="none" w:color="FFFFFF" w:sz="0"/>
+              <w:left w:val="none" w:color="FFFFFF" w:sz="0"/>
+              <w:bottom w:val="none" w:color="FFFFFF" w:sz="0"/>
+              <w:right w:val="none" w:color="FFFFFF" w:sz="0"/>
+            </w:tcBorders>
+            <w:shd w:fill="FFF5F5" w:color="auto" w:val="clear"/>
+            <w:tcMar>
+              <w:top w:type="dxa" w:w="40"/>
+              <w:left w:type="dxa" w:w="80"/>
+              <w:bottom w:type="dxa" w:w="40"/>
+              <w:right w:type="dxa" w:w="80"/>
+            </w:tcMar>
+            <w:vAlign w:val="center"/>
+          </w:tcPr>
+          <w:p>
+            <w:r>
+              <w:rPr>
+                <w:rFonts w:ascii="Arial" w:cs="Arial" w:eastAsia="Arial" w:hAnsi="Arial"/>
+                <w:color w:val="6B6B6B"/>
+                <w:sz w:val="17"/>
+                <w:szCs w:val="17"/>
+              </w:rPr>
+              <w:t xml:space="preserve">Baseline Level 9/12 (heavier band). Full hang at bottom, chin over bar. Drop one level every 2–3 weeks. Target Level 6 by Week 4.</w:t>
+            </w:r>
+            <w:r>
+              <w:rPr>
+                <w:rFonts w:ascii="Arial" w:cs="Arial" w:eastAsia="Arial" w:hAnsi="Arial"/>
+                <w:i/>
+                <w:iCs/>
+                <w:color w:val="00695C"/>
+                <w:sz w:val="14"/>
+                <w:szCs w:val="14"/>
+              </w:rPr>
+              <w:t xml:space="preserve">  1 RIR</w:t>
+            </w:r>
+          </w:p>
+        </w:tc>
+      </w:tr>
+      <w:tr>
+        <w:tc>
+          <w:tcPr>
+            <w:tcW w:type="dxa" w:w="2400"/>
+            <w:tcBorders>
+              <w:top w:val="none" w:color="FFFFFF" w:sz="0"/>
+              <w:left w:val="none" w:color="FFFFFF" w:sz="0"/>
+              <w:bottom w:val="none" w:color="FFFFFF" w:sz="0"/>
+              <w:right w:val="none" w:color="FFFFFF" w:sz="0"/>
+            </w:tcBorders>
+            <w:shd w:fill="FFFFFF" w:color="auto" w:val="clear"/>
+            <w:tcMar>
+              <w:top w:type="dxa" w:w="40"/>
+              <w:left w:type="dxa" w:w="80"/>
+              <w:bottom w:type="dxa" w:w="40"/>
+              <w:right w:type="dxa" w:w="80"/>
+            </w:tcMar>
+            <w:vAlign w:val="center"/>
+          </w:tcPr>
+          <w:p>
+            <w:r>
+              <w:rPr>
+                <w:rFonts w:ascii="Arial" w:cs="Arial" w:eastAsia="Arial" w:hAnsi="Arial"/>
+                <w:b/>
+                <w:bCs/>
+                <w:color w:val="2C2C2C"/>
+                <w:sz w:val="18"/>
+                <w:szCs w:val="18"/>
+              </w:rPr>
+              <w:t xml:space="preserve">Seated Row (Kieser, Wide Grip)</w:t>
+            </w:r>
+          </w:p>
+        </w:tc>
+        <w:tc>
+          <w:tcPr>
+            <w:tcW w:type="dxa" w:w="380"/>
+            <w:tcBorders>
+              <w:top w:val="none" w:color="FFFFFF" w:sz="0"/>
+              <w:left w:val="none" w:color="FFFFFF" w:sz="0"/>
+              <w:bottom w:val="none" w:color="FFFFFF" w:sz="0"/>
+              <w:right w:val="none" w:color="FFFFFF" w:sz="0"/>
+            </w:tcBorders>
+            <w:shd w:fill="FFFFFF" w:color="auto" w:val="clear"/>
+            <w:tcMar>
+              <w:top w:type="dxa" w:w="40"/>
+              <w:left w:type="dxa" w:w="80"/>
+              <w:bottom w:type="dxa" w:w="40"/>
+              <w:right w:type="dxa" w:w="80"/>
+            </w:tcMar>
+            <w:vAlign w:val="center"/>
+          </w:tcPr>
+          <w:p>
+            <w:pPr>
+              <w:jc w:val="center"/>
+            </w:pPr>
+            <w:r>
+              <w:rPr>
+                <w:rFonts w:ascii="Arial" w:cs="Arial" w:eastAsia="Arial" w:hAnsi="Arial"/>
+                <w:color w:val="6B6B6B"/>
+                <w:sz w:val="15"/>
+                <w:szCs w:val="15"/>
+              </w:rPr>
               <w:t xml:space="preserve">3</w:t>
             </w:r>
           </w:p>
@@ -15292,7 +17628,7 @@
               <w:bottom w:val="none" w:color="FFFFFF" w:sz="0"/>
               <w:right w:val="none" w:color="FFFFFF" w:sz="0"/>
             </w:tcBorders>
-            <w:shd w:fill="FFF5F5" w:color="auto" w:val="clear"/>
+            <w:shd w:fill="FFFFFF" w:color="auto" w:val="clear"/>
             <w:tcMar>
               <w:top w:type="dxa" w:w="40"/>
               <w:left w:type="dxa" w:w="80"/>
@@ -15325,7 +17661,7 @@
               <w:bottom w:val="none" w:color="FFFFFF" w:sz="0"/>
               <w:right w:val="none" w:color="FFFFFF" w:sz="0"/>
             </w:tcBorders>
-            <w:shd w:fill="FFF5F5" w:color="auto" w:val="clear"/>
+            <w:shd w:fill="FFFFFF" w:color="auto" w:val="clear"/>
             <w:tcMar>
               <w:top w:type="dxa" w:w="40"/>
               <w:left w:type="dxa" w:w="80"/>
@@ -15358,7 +17694,7 @@
               <w:bottom w:val="none" w:color="FFFFFF" w:sz="0"/>
               <w:right w:val="none" w:color="FFFFFF" w:sz="0"/>
             </w:tcBorders>
-            <w:shd w:fill="FFF5F5" w:color="auto" w:val="clear"/>
+            <w:shd w:fill="FFFFFF" w:color="auto" w:val="clear"/>
             <w:tcMar>
               <w:top w:type="dxa" w:w="40"/>
               <w:left w:type="dxa" w:w="80"/>
@@ -15391,7 +17727,7 @@
               <w:bottom w:val="none" w:color="FFFFFF" w:sz="0"/>
               <w:right w:val="none" w:color="FFFFFF" w:sz="0"/>
             </w:tcBorders>
-            <w:shd w:fill="FFF5F5" w:color="auto" w:val="clear"/>
+            <w:shd w:fill="FFFFFF" w:color="auto" w:val="clear"/>
             <w:tcMar>
               <w:top w:type="dxa" w:w="40"/>
               <w:left w:type="dxa" w:w="80"/>
@@ -15424,7 +17760,7 @@
               <w:bottom w:val="none" w:color="FFFFFF" w:sz="0"/>
               <w:right w:val="none" w:color="FFFFFF" w:sz="0"/>
             </w:tcBorders>
-            <w:shd w:fill="FFF5F5" w:color="auto" w:val="clear"/>
+            <w:shd w:fill="FFFFFF" w:color="auto" w:val="clear"/>
             <w:tcMar>
               <w:top w:type="dxa" w:w="40"/>
               <w:left w:type="dxa" w:w="80"/>
@@ -15476,7 +17812,7 @@
           <w:sz w:val="17"/>
           <w:szCs w:val="17"/>
         </w:rPr>
-        <w:t xml:space="preserve">B — LOADED CARRY &amp; GRIP STRENGTH</w:t>
+        <w:t xml:space="preserve">B — SECONDARY COMPOUND — LOADED CARRY &amp; GRIP (ICONS BATTERY)</w:t>
       </w:r>
     </w:p>
     <w:p>
@@ -15501,7 +17837,7 @@
           <w:sz w:val="17"/>
           <w:szCs w:val="17"/>
         </w:rPr>
-        <w:t xml:space="preserve">This is the confirmed working weight. Week 1: 35 lbs ×4 sets. Week 2: 40 lbs. Week 3: 45 lbs. Week 4: test 50 lbs. Add 5 lbs/hand each week consistently.</w:t>
+        <w:t xml:space="preserve">This is the confirmed working weight. Week 1: 35 lbs ×4 sets. Week 2: 40 lbs. Week 3: 45 lbs. Week 4: test 50 lbs. Add 5 lbs/hand each week consistently — and past 60 lbs per hand (the Week 8 target of 65 lands there) the carry moves to the hex bar, since dumbbells stop at 60. When a variation suits the day, the suitcase carry (left lead) or a hex-bar frame carry covers the same ground; the two-hand farmer carry stays the tracked battery movement.</w:t>
       </w:r>
     </w:p>
     <w:tbl>
@@ -16500,7 +18836,32 @@
           <w:sz w:val="17"/>
           <w:szCs w:val="17"/>
         </w:rPr>
-        <w:t xml:space="preserve">C — CORE, POSTURE &amp; PUSH-UP</w:t>
+        <w:t xml:space="preserve">C — FULL-BODY INTEGRATION — CORE, POSTURE &amp; PUSH-UP TEST</w:t>
+      </w:r>
+    </w:p>
+    <w:p>
+      <w:pPr>
+        <w:spacing w:after="80"/>
+      </w:pPr>
+      <w:r>
+        <w:rPr>
+          <w:rFonts w:ascii="Arial" w:cs="Arial" w:eastAsia="Arial" w:hAnsi="Arial"/>
+          <w:b/>
+          <w:bCs/>
+          <w:color w:val="C9A227"/>
+          <w:sz w:val="17"/>
+          <w:szCs w:val="17"/>
+        </w:rPr>
+        <w:t xml:space="preserve">Why:  </w:t>
+      </w:r>
+      <w:r>
+        <w:rPr>
+          <w:rFonts w:ascii="Arial" w:cs="Arial" w:eastAsia="Arial" w:hAnsi="Arial"/>
+          <w:color w:val="2C2C2C"/>
+          <w:sz w:val="17"/>
+          <w:szCs w:val="17"/>
+        </w:rPr>
+        <w:t xml:space="preserve">The closing block integrates the week's posture and brace work under direct demand — and ends on the one true test set of the week: the Friday push-up max.</w:t>
       </w:r>
     </w:p>
     <w:tbl>
@@ -17029,7 +19390,7 @@
                 <w:sz w:val="18"/>
                 <w:szCs w:val="18"/>
               </w:rPr>
-              <w:t xml:space="preserve">Pallof Press (Cable/Band)</w:t>
+              <w:t xml:space="preserve">Pallof Press (Kieser or Band)</w:t>
             </w:r>
           </w:p>
         </w:tc>
@@ -23360,7 +25721,7 @@
           <w:sz w:val="17"/>
           <w:szCs w:val="17"/>
         </w:rPr>
-        <w:t xml:space="preserve">Wk2: goblet squat knees tracking clean without banded cue. Wk2: 5+ full floor push-ups. Wk3: pull-up drops to Level 8. Wk4: deadlift at 75+ lbs, carry at 50 lbs/hand, plank at 1:20, OHP at 25 lbs ×6. Wk4 also carries the full strength reassessment — every tested lift in the baselines table gets re-checked and working loads reset from the result.</w:t>
+        <w:t xml:space="preserve">Wk2: goblet squat knees tracking clean without banded cue. Wk2: 5+ full floor push-ups. Wk3: pull-up drops to Level 8. Wk4: deadlift at 75+ lbs, carry at 50 lbs/hand, plank at 1:20, OHP at 25 lbs ×6. Wk4 also carries the full strength reassessment — every tested lift in the baselines table gets re-checked and working loads reset from the result. Week 5 that follows is the planned deload ("reload") week: same movements, sets roughly halved, 50–70% loads, everything at 3+ reps in reserve — before Weeks 6–8 rebuild toward the 8-week targets.</w:t>
       </w:r>
     </w:p>
     <w:p>
@@ -23385,7 +25746,7 @@
           <w:sz w:val="17"/>
           <w:szCs w:val="17"/>
         </w:rPr>
-        <w:t xml:space="preserve">15 full push-ups unassisted. Pull-up at Level 6 or below. Deadlift at 90+ lbs. Farmer carry at 65 lbs/hand. OHP at 27.5–30 lbs ×6. Plank at 1:45. Row at 50 lbs ×10. Styku re-scan to measure body comp change.</w:t>
+        <w:t xml:space="preserve">Reached through the Week 4 reassessment, the planned Week 5 deload, and the Weeks 6–8 rebuild: 15 full push-ups unassisted. Pull-up at Level 6 or below. Deadlift at 90+ lbs. Farmer carry at 65 lbs/hand (on the hex bar — dumbbells stop at 60 lbs per hand). OHP at 27.5–30 lbs ×6. Plank at 1:45. Row at 50 lbs ×10. Styku re-scan to measure body comp change.</w:t>
       </w:r>
     </w:p>
     <w:p>
@@ -23410,7 +25771,7 @@
           <w:sz w:val="17"/>
           <w:szCs w:val="17"/>
         </w:rPr>
-        <w:t xml:space="preserve">Styku 3D scan at Week 8 measures leg lean mass asymmetry (baseline: left 15.7 vs right 16.5 lbs), body fat % (baseline 36.4%), and Shape Score (baseline 61/100). This is the objective measure of the corrective and recomposition program. Read every figure as a personal trend across scans rather than a precise diagnostic number — this scanner is far better at tracking change in one person over time than at pinning an exact absolute value on any single reading.</w:t>
+        <w:t xml:space="preserve">Styku 3D scan at Week 8 measures leg lean mass asymmetry (baseline: left 15.7 vs right 16.5 lbs), body fat % (baseline 36.4%), and Shape Score (baseline 61/100). The scan lands at the end of the Weeks 6–8 rebuild that follows the planned Week 5 deload — it reads a consolidated block, not a mid-deload dip. This is the objective measure of the corrective and recomposition program. Read every figure as a personal trend across scans rather than a precise diagnostic number — this scanner is far better at tracking change in one person over time than at pinning an exact absolute value on any single reading.</w:t>
       </w:r>
     </w:p>
     <w:p>

--- a/clients/kelly_mulroy/Kelly_Mulroy_5Day_Training_Plan.docx
+++ b/clients/kelly_mulroy/Kelly_Mulroy_5Day_Training_Plan.docx
@@ -7157,7 +7157,7 @@
                 <w:sz w:val="14"/>
                 <w:szCs w:val="14"/>
               </w:rPr>
-              <w:t xml:space="preserve">  1 RIR — accessory</w:t>
+              <w:t xml:space="preserve">  1 RIR — hypertrophy priority</w:t>
             </w:r>
           </w:p>
         </w:tc>
@@ -7747,6 +7747,19 @@
                 <w:szCs w:val="18"/>
               </w:rPr>
               <w:t xml:space="preserve">Suitcase Carry (Left Lead)</w:t>
+            </w:r>
+          </w:p>
+          <w:p>
+            <w:r>
+              <w:rPr>
+                <w:rFonts w:ascii="Arial" w:cs="Arial" w:eastAsia="Arial" w:hAnsi="Arial"/>
+                <w:i/>
+                <w:iCs/>
+                <w:color w:val="B71C1C"/>
+                <w:sz w:val="14"/>
+                <w:szCs w:val="14"/>
+              </w:rPr>
+              <w:t xml:space="preserve">Hinge stop-signal governs the pickup and set-down — back pain means STOP.</w:t>
             </w:r>
           </w:p>
         </w:tc>
@@ -18140,6 +18153,19 @@
               <w:t xml:space="preserve">Farmer Carry (Both Hands)</w:t>
             </w:r>
           </w:p>
+          <w:p>
+            <w:r>
+              <w:rPr>
+                <w:rFonts w:ascii="Arial" w:cs="Arial" w:eastAsia="Arial" w:hAnsi="Arial"/>
+                <w:i/>
+                <w:iCs/>
+                <w:color w:val="B71C1C"/>
+                <w:sz w:val="14"/>
+                <w:szCs w:val="14"/>
+              </w:rPr>
+              <w:t xml:space="preserve">Hinge stop-signal governs the pickup and set-down — back pain means STOP.</w:t>
+            </w:r>
+          </w:p>
         </w:tc>
         <w:tc>
           <w:tcPr>
@@ -18378,6 +18404,19 @@
                 <w:szCs w:val="18"/>
               </w:rPr>
               <w:t xml:space="preserve">Suitcase Carry (Left Lead)</w:t>
+            </w:r>
+          </w:p>
+          <w:p>
+            <w:r>
+              <w:rPr>
+                <w:rFonts w:ascii="Arial" w:cs="Arial" w:eastAsia="Arial" w:hAnsi="Arial"/>
+                <w:i/>
+                <w:iCs/>
+                <w:color w:val="B71C1C"/>
+                <w:sz w:val="14"/>
+                <w:szCs w:val="14"/>
+              </w:rPr>
+              <w:t xml:space="preserve">Hinge stop-signal governs the pickup and set-down — back pain means STOP.</w:t>
             </w:r>
           </w:p>
         </w:tc>

--- a/clients/kelly_mulroy/Kelly_Mulroy_5Day_Training_Plan.docx
+++ b/clients/kelly_mulroy/Kelly_Mulroy_5Day_Training_Plan.docx
@@ -2072,7 +2072,7 @@
           <w:sz w:val="17"/>
           <w:szCs w:val="17"/>
         </w:rPr>
-        <w:t xml:space="preserve">~28g per meal minimum (leucine threshold), distributed across 4+ meals/day.</w:t>
+        <w:t xml:space="preserve">~21g per meal (≈0.3 g/kg), across 4 meals spaced 3–4 hours apart.</w:t>
       </w:r>
     </w:p>
     <w:p>

--- a/clients/kelly_mulroy/Kelly_Mulroy_5Day_Training_Plan.docx
+++ b/clients/kelly_mulroy/Kelly_Mulroy_5Day_Training_Plan.docx
@@ -14290,6 +14290,321 @@
           </w:p>
         </w:tc>
       </w:tr>
+    </w:tbl>
+    <w:p>
+      <w:pPr>
+        <w:spacing w:after="100"/>
+      </w:pPr>
+    </w:p>
+    <w:p>
+      <w:pPr>
+        <w:spacing w:after="60" w:before="120"/>
+      </w:pPr>
+      <w:r>
+        <w:rPr>
+          <w:rFonts w:ascii="Arial" w:cs="Arial" w:eastAsia="Arial" w:hAnsi="Arial"/>
+          <w:b/>
+          <w:bCs/>
+          <w:color w:val="C9A227"/>
+          <w:sz w:val="17"/>
+          <w:szCs w:val="17"/>
+        </w:rPr>
+        <w:t xml:space="preserve">C — FULL-BODY INTEGRATION — FARMER CARRY (LIGHT)</w:t>
+      </w:r>
+    </w:p>
+    <w:p>
+      <w:pPr>
+        <w:spacing w:after="80"/>
+      </w:pPr>
+      <w:r>
+        <w:rPr>
+          <w:rFonts w:ascii="Arial" w:cs="Arial" w:eastAsia="Arial" w:hAnsi="Arial"/>
+          <w:b/>
+          <w:bCs/>
+          <w:color w:val="C9A227"/>
+          <w:sz w:val="17"/>
+          <w:szCs w:val="17"/>
+        </w:rPr>
+        <w:t xml:space="preserve">Why:  </w:t>
+      </w:r>
+      <w:r>
+        <w:rPr>
+          <w:rFonts w:ascii="Arial" w:cs="Arial" w:eastAsia="Arial" w:hAnsi="Arial"/>
+          <w:color w:val="2C2C2C"/>
+          <w:sz w:val="17"/>
+          <w:szCs w:val="17"/>
+        </w:rPr>
+        <w:t xml:space="preserve">The closing compound: a short, light farmer carry integrates the day's brace and hip work into upright gait — deliberately below Friday's working carry loads. The pickup is a hinge: the same stop-signal governs it, and the set ends there if the back speaks up.</w:t>
+      </w:r>
+    </w:p>
+    <w:tbl>
+      <w:tblPr>
+        <w:tblW w:type="dxa" w:w="10440"/>
+        <w:tblBorders>
+          <w:top w:val="none" w:color="FFFFFF" w:sz="0"/>
+          <w:left w:val="none" w:color="FFFFFF" w:sz="0"/>
+          <w:bottom w:val="none" w:color="FFFFFF" w:sz="0"/>
+          <w:right w:val="none" w:color="FFFFFF" w:sz="0"/>
+          <w:insideH w:val="single" w:color="auto" w:sz="4"/>
+          <w:insideV w:val="single" w:color="auto" w:sz="4"/>
+        </w:tblBorders>
+      </w:tblPr>
+      <w:tblGrid>
+        <w:gridCol w:w="2400"/>
+        <w:gridCol w:w="380"/>
+        <w:gridCol w:w="420"/>
+        <w:gridCol w:w="680"/>
+        <w:gridCol w:w="540"/>
+        <w:gridCol w:w="440"/>
+        <w:gridCol w:w="5580"/>
+      </w:tblGrid>
+      <w:tr>
+        <w:tc>
+          <w:tcPr>
+            <w:tcW w:type="dxa" w:w="2400"/>
+            <w:tcBorders>
+              <w:top w:val="none" w:color="FFFFFF" w:sz="0"/>
+              <w:left w:val="none" w:color="FFFFFF" w:sz="0"/>
+              <w:bottom w:val="none" w:color="FFFFFF" w:sz="0"/>
+              <w:right w:val="none" w:color="FFFFFF" w:sz="0"/>
+            </w:tcBorders>
+            <w:shd w:fill="F5E8C0" w:color="auto" w:val="clear"/>
+            <w:tcMar>
+              <w:top w:type="dxa" w:w="40"/>
+              <w:left w:type="dxa" w:w="80"/>
+              <w:bottom w:type="dxa" w:w="40"/>
+              <w:right w:type="dxa" w:w="80"/>
+            </w:tcMar>
+            <w:vAlign w:val="center"/>
+          </w:tcPr>
+          <w:p>
+            <w:pPr>
+              <w:jc w:val="left"/>
+            </w:pPr>
+            <w:r>
+              <w:rPr>
+                <w:rFonts w:ascii="Arial" w:cs="Arial" w:eastAsia="Arial" w:hAnsi="Arial"/>
+                <w:b/>
+                <w:bCs/>
+                <w:color w:val="C9A227"/>
+                <w:sz w:val="15"/>
+                <w:szCs w:val="15"/>
+              </w:rPr>
+              <w:t xml:space="preserve">EXERCISE</w:t>
+            </w:r>
+          </w:p>
+        </w:tc>
+        <w:tc>
+          <w:tcPr>
+            <w:tcW w:type="dxa" w:w="380"/>
+            <w:tcBorders>
+              <w:top w:val="none" w:color="FFFFFF" w:sz="0"/>
+              <w:left w:val="none" w:color="FFFFFF" w:sz="0"/>
+              <w:bottom w:val="none" w:color="FFFFFF" w:sz="0"/>
+              <w:right w:val="none" w:color="FFFFFF" w:sz="0"/>
+            </w:tcBorders>
+            <w:shd w:fill="F5E8C0" w:color="auto" w:val="clear"/>
+            <w:tcMar>
+              <w:top w:type="dxa" w:w="40"/>
+              <w:left w:type="dxa" w:w="80"/>
+              <w:bottom w:type="dxa" w:w="40"/>
+              <w:right w:type="dxa" w:w="80"/>
+            </w:tcMar>
+            <w:vAlign w:val="center"/>
+          </w:tcPr>
+          <w:p>
+            <w:pPr>
+              <w:jc w:val="center"/>
+            </w:pPr>
+            <w:r>
+              <w:rPr>
+                <w:rFonts w:ascii="Arial" w:cs="Arial" w:eastAsia="Arial" w:hAnsi="Arial"/>
+                <w:b/>
+                <w:bCs/>
+                <w:color w:val="C9A227"/>
+                <w:sz w:val="13"/>
+                <w:szCs w:val="13"/>
+              </w:rPr>
+              <w:t xml:space="preserve">SETS</w:t>
+            </w:r>
+          </w:p>
+        </w:tc>
+        <w:tc>
+          <w:tcPr>
+            <w:tcW w:type="dxa" w:w="420"/>
+            <w:tcBorders>
+              <w:top w:val="none" w:color="FFFFFF" w:sz="0"/>
+              <w:left w:val="none" w:color="FFFFFF" w:sz="0"/>
+              <w:bottom w:val="none" w:color="FFFFFF" w:sz="0"/>
+              <w:right w:val="none" w:color="FFFFFF" w:sz="0"/>
+            </w:tcBorders>
+            <w:shd w:fill="F5E8C0" w:color="auto" w:val="clear"/>
+            <w:tcMar>
+              <w:top w:type="dxa" w:w="40"/>
+              <w:left w:type="dxa" w:w="80"/>
+              <w:bottom w:type="dxa" w:w="40"/>
+              <w:right w:type="dxa" w:w="80"/>
+            </w:tcMar>
+            <w:vAlign w:val="center"/>
+          </w:tcPr>
+          <w:p>
+            <w:pPr>
+              <w:jc w:val="center"/>
+            </w:pPr>
+            <w:r>
+              <w:rPr>
+                <w:rFonts w:ascii="Arial" w:cs="Arial" w:eastAsia="Arial" w:hAnsi="Arial"/>
+                <w:b/>
+                <w:bCs/>
+                <w:color w:val="C9A227"/>
+                <w:sz w:val="13"/>
+                <w:szCs w:val="13"/>
+              </w:rPr>
+              <w:t xml:space="preserve">REPS</w:t>
+            </w:r>
+          </w:p>
+        </w:tc>
+        <w:tc>
+          <w:tcPr>
+            <w:tcW w:type="dxa" w:w="680"/>
+            <w:tcBorders>
+              <w:top w:val="none" w:color="FFFFFF" w:sz="0"/>
+              <w:left w:val="none" w:color="FFFFFF" w:sz="0"/>
+              <w:bottom w:val="none" w:color="FFFFFF" w:sz="0"/>
+              <w:right w:val="none" w:color="FFFFFF" w:sz="0"/>
+            </w:tcBorders>
+            <w:shd w:fill="F5E8C0" w:color="auto" w:val="clear"/>
+            <w:tcMar>
+              <w:top w:type="dxa" w:w="40"/>
+              <w:left w:type="dxa" w:w="80"/>
+              <w:bottom w:type="dxa" w:w="40"/>
+              <w:right w:type="dxa" w:w="80"/>
+            </w:tcMar>
+            <w:vAlign w:val="center"/>
+          </w:tcPr>
+          <w:p>
+            <w:pPr>
+              <w:jc w:val="center"/>
+            </w:pPr>
+            <w:r>
+              <w:rPr>
+                <w:rFonts w:ascii="Arial" w:cs="Arial" w:eastAsia="Arial" w:hAnsi="Arial"/>
+                <w:b/>
+                <w:bCs/>
+                <w:color w:val="C9A227"/>
+                <w:sz w:val="13"/>
+                <w:szCs w:val="13"/>
+              </w:rPr>
+              <w:t xml:space="preserve">LOAD</w:t>
+            </w:r>
+          </w:p>
+        </w:tc>
+        <w:tc>
+          <w:tcPr>
+            <w:tcW w:type="dxa" w:w="540"/>
+            <w:tcBorders>
+              <w:top w:val="none" w:color="FFFFFF" w:sz="0"/>
+              <w:left w:val="none" w:color="FFFFFF" w:sz="0"/>
+              <w:bottom w:val="none" w:color="FFFFFF" w:sz="0"/>
+              <w:right w:val="none" w:color="FFFFFF" w:sz="0"/>
+            </w:tcBorders>
+            <w:shd w:fill="F5E8C0" w:color="auto" w:val="clear"/>
+            <w:tcMar>
+              <w:top w:type="dxa" w:w="40"/>
+              <w:left w:type="dxa" w:w="80"/>
+              <w:bottom w:type="dxa" w:w="40"/>
+              <w:right w:type="dxa" w:w="80"/>
+            </w:tcMar>
+            <w:vAlign w:val="center"/>
+          </w:tcPr>
+          <w:p>
+            <w:pPr>
+              <w:jc w:val="center"/>
+            </w:pPr>
+            <w:r>
+              <w:rPr>
+                <w:rFonts w:ascii="Arial" w:cs="Arial" w:eastAsia="Arial" w:hAnsi="Arial"/>
+                <w:b/>
+                <w:bCs/>
+                <w:color w:val="C9A227"/>
+                <w:sz w:val="13"/>
+                <w:szCs w:val="13"/>
+              </w:rPr>
+              <w:t xml:space="preserve">TEMPO</w:t>
+            </w:r>
+          </w:p>
+        </w:tc>
+        <w:tc>
+          <w:tcPr>
+            <w:tcW w:type="dxa" w:w="440"/>
+            <w:tcBorders>
+              <w:top w:val="none" w:color="FFFFFF" w:sz="0"/>
+              <w:left w:val="none" w:color="FFFFFF" w:sz="0"/>
+              <w:bottom w:val="none" w:color="FFFFFF" w:sz="0"/>
+              <w:right w:val="none" w:color="FFFFFF" w:sz="0"/>
+            </w:tcBorders>
+            <w:shd w:fill="F5E8C0" w:color="auto" w:val="clear"/>
+            <w:tcMar>
+              <w:top w:type="dxa" w:w="40"/>
+              <w:left w:type="dxa" w:w="80"/>
+              <w:bottom w:type="dxa" w:w="40"/>
+              <w:right w:type="dxa" w:w="80"/>
+            </w:tcMar>
+            <w:vAlign w:val="center"/>
+          </w:tcPr>
+          <w:p>
+            <w:pPr>
+              <w:jc w:val="center"/>
+            </w:pPr>
+            <w:r>
+              <w:rPr>
+                <w:rFonts w:ascii="Arial" w:cs="Arial" w:eastAsia="Arial" w:hAnsi="Arial"/>
+                <w:b/>
+                <w:bCs/>
+                <w:color w:val="C9A227"/>
+                <w:sz w:val="13"/>
+                <w:szCs w:val="13"/>
+              </w:rPr>
+              <w:t xml:space="preserve">REST</w:t>
+            </w:r>
+          </w:p>
+        </w:tc>
+        <w:tc>
+          <w:tcPr>
+            <w:tcW w:type="dxa" w:w="5580"/>
+            <w:tcBorders>
+              <w:top w:val="none" w:color="FFFFFF" w:sz="0"/>
+              <w:left w:val="none" w:color="FFFFFF" w:sz="0"/>
+              <w:bottom w:val="none" w:color="FFFFFF" w:sz="0"/>
+              <w:right w:val="none" w:color="FFFFFF" w:sz="0"/>
+            </w:tcBorders>
+            <w:shd w:fill="F5E8C0" w:color="auto" w:val="clear"/>
+            <w:tcMar>
+              <w:top w:type="dxa" w:w="40"/>
+              <w:left w:type="dxa" w:w="80"/>
+              <w:bottom w:type="dxa" w:w="40"/>
+              <w:right w:type="dxa" w:w="80"/>
+            </w:tcMar>
+            <w:vAlign w:val="center"/>
+          </w:tcPr>
+          <w:p>
+            <w:pPr>
+              <w:jc w:val="left"/>
+            </w:pPr>
+            <w:r>
+              <w:rPr>
+                <w:rFonts w:ascii="Arial" w:cs="Arial" w:eastAsia="Arial" w:hAnsi="Arial"/>
+                <w:b/>
+                <w:bCs/>
+                <w:color w:val="C9A227"/>
+                <w:sz w:val="15"/>
+                <w:szCs w:val="15"/>
+              </w:rPr>
+              <w:t xml:space="preserve">COACHING CUE</w:t>
+            </w:r>
+          </w:p>
+        </w:tc>
+      </w:tr>
       <w:tr>
         <w:tc>
           <w:tcPr>
@@ -14319,7 +14634,20 @@
                 <w:sz w:val="18"/>
                 <w:szCs w:val="18"/>
               </w:rPr>
-              <w:t xml:space="preserve">Lateral Lunge (Left Lead)</w:t>
+              <w:t xml:space="preserve">Farmer Carry (Light — Integration)</w:t>
+            </w:r>
+          </w:p>
+          <w:p>
+            <w:r>
+              <w:rPr>
+                <w:rFonts w:ascii="Arial" w:cs="Arial" w:eastAsia="Arial" w:hAnsi="Arial"/>
+                <w:i/>
+                <w:iCs/>
+                <w:color w:val="B71C1C"/>
+                <w:sz w:val="14"/>
+                <w:szCs w:val="14"/>
+              </w:rPr>
+              <w:t xml:space="preserve">Hinge stop-signal governs the pickup — back pain means STOP.</w:t>
             </w:r>
           </w:p>
         </w:tc>
@@ -14352,7 +14680,7 @@
                 <w:sz w:val="15"/>
                 <w:szCs w:val="15"/>
               </w:rPr>
-              <w:t xml:space="preserve">3</w:t>
+              <w:t xml:space="preserve">2</w:t>
             </w:r>
           </w:p>
         </w:tc>
@@ -14385,7 +14713,7 @@
                 <w:sz w:val="15"/>
                 <w:szCs w:val="15"/>
               </w:rPr>
-              <w:t xml:space="preserve">10 ea</w:t>
+              <w:t xml:space="preserve">25–30 yds</w:t>
             </w:r>
           </w:p>
         </w:tc>
@@ -14418,7 +14746,7 @@
                 <w:sz w:val="15"/>
                 <w:szCs w:val="15"/>
               </w:rPr>
-              <w:t xml:space="preserve">12―17 lbs/hand</w:t>
+              <w:t xml:space="preserve">25–30 lbs/hand</w:t>
             </w:r>
           </w:p>
         </w:tc>
@@ -14451,7 +14779,7 @@
                 <w:sz w:val="15"/>
                 <w:szCs w:val="15"/>
               </w:rPr>
-              <w:t xml:space="preserve">2-1-1</w:t>
+              <w:t xml:space="preserve">Controlled</w:t>
             </w:r>
           </w:p>
         </w:tc>
@@ -14514,18 +14842,7 @@
                 <w:sz w:val="17"/>
                 <w:szCs w:val="17"/>
               </w:rPr>
-              <w:t xml:space="preserve">LEFT leg leads. Step wide, sit into the hip. Inner thigh of the standing leg lengthens under load.</w:t>
-            </w:r>
-            <w:r>
-              <w:rPr>
-                <w:rFonts w:ascii="Arial" w:cs="Arial" w:eastAsia="Arial" w:hAnsi="Arial"/>
-                <w:i/>
-                <w:iCs/>
-                <w:color w:val="00695C"/>
-                <w:sz w:val="14"/>
-                <w:szCs w:val="14"/>
-              </w:rPr>
-              <w:t xml:space="preserve">  2 RIR</w:t>
+              <w:t xml:space="preserve">Hinge cleanly to lift, walk tall, hinge cleanly to set down. Quality over load.</w:t>
             </w:r>
           </w:p>
         </w:tc>
@@ -14549,7 +14866,7 @@
           <w:sz w:val="17"/>
           <w:szCs w:val="17"/>
         </w:rPr>
-        <w:t xml:space="preserve">C — ACCESSORY — UNILATERAL HINGE (LEFT LEAD)</w:t>
+        <w:t xml:space="preserve">D — ACCESSORY — UNILATERAL LOWER (LEFT LEAD)</w:t>
       </w:r>
     </w:p>
     <w:p>
@@ -14874,6 +15191,246 @@
                 <w:sz w:val="18"/>
                 <w:szCs w:val="18"/>
               </w:rPr>
+              <w:t xml:space="preserve">Lateral Lunge (Left Lead)</w:t>
+            </w:r>
+          </w:p>
+        </w:tc>
+        <w:tc>
+          <w:tcPr>
+            <w:tcW w:type="dxa" w:w="380"/>
+            <w:tcBorders>
+              <w:top w:val="none" w:color="FFFFFF" w:sz="0"/>
+              <w:left w:val="none" w:color="FFFFFF" w:sz="0"/>
+              <w:bottom w:val="none" w:color="FFFFFF" w:sz="0"/>
+              <w:right w:val="none" w:color="FFFFFF" w:sz="0"/>
+            </w:tcBorders>
+            <w:shd w:fill="FAF3E0" w:color="auto" w:val="clear"/>
+            <w:tcMar>
+              <w:top w:type="dxa" w:w="40"/>
+              <w:left w:type="dxa" w:w="80"/>
+              <w:bottom w:type="dxa" w:w="40"/>
+              <w:right w:type="dxa" w:w="80"/>
+            </w:tcMar>
+            <w:vAlign w:val="center"/>
+          </w:tcPr>
+          <w:p>
+            <w:pPr>
+              <w:jc w:val="center"/>
+            </w:pPr>
+            <w:r>
+              <w:rPr>
+                <w:rFonts w:ascii="Arial" w:cs="Arial" w:eastAsia="Arial" w:hAnsi="Arial"/>
+                <w:color w:val="6B6B6B"/>
+                <w:sz w:val="15"/>
+                <w:szCs w:val="15"/>
+              </w:rPr>
+              <w:t xml:space="preserve">3</w:t>
+            </w:r>
+          </w:p>
+        </w:tc>
+        <w:tc>
+          <w:tcPr>
+            <w:tcW w:type="dxa" w:w="420"/>
+            <w:tcBorders>
+              <w:top w:val="none" w:color="FFFFFF" w:sz="0"/>
+              <w:left w:val="none" w:color="FFFFFF" w:sz="0"/>
+              <w:bottom w:val="none" w:color="FFFFFF" w:sz="0"/>
+              <w:right w:val="none" w:color="FFFFFF" w:sz="0"/>
+            </w:tcBorders>
+            <w:shd w:fill="FAF3E0" w:color="auto" w:val="clear"/>
+            <w:tcMar>
+              <w:top w:type="dxa" w:w="40"/>
+              <w:left w:type="dxa" w:w="80"/>
+              <w:bottom w:type="dxa" w:w="40"/>
+              <w:right w:type="dxa" w:w="80"/>
+            </w:tcMar>
+            <w:vAlign w:val="center"/>
+          </w:tcPr>
+          <w:p>
+            <w:pPr>
+              <w:jc w:val="center"/>
+            </w:pPr>
+            <w:r>
+              <w:rPr>
+                <w:rFonts w:ascii="Arial" w:cs="Arial" w:eastAsia="Arial" w:hAnsi="Arial"/>
+                <w:color w:val="6B6B6B"/>
+                <w:sz w:val="15"/>
+                <w:szCs w:val="15"/>
+              </w:rPr>
+              <w:t xml:space="preserve">10 ea</w:t>
+            </w:r>
+          </w:p>
+        </w:tc>
+        <w:tc>
+          <w:tcPr>
+            <w:tcW w:type="dxa" w:w="680"/>
+            <w:tcBorders>
+              <w:top w:val="none" w:color="FFFFFF" w:sz="0"/>
+              <w:left w:val="none" w:color="FFFFFF" w:sz="0"/>
+              <w:bottom w:val="none" w:color="FFFFFF" w:sz="0"/>
+              <w:right w:val="none" w:color="FFFFFF" w:sz="0"/>
+            </w:tcBorders>
+            <w:shd w:fill="FAF3E0" w:color="auto" w:val="clear"/>
+            <w:tcMar>
+              <w:top w:type="dxa" w:w="40"/>
+              <w:left w:type="dxa" w:w="80"/>
+              <w:bottom w:type="dxa" w:w="40"/>
+              <w:right w:type="dxa" w:w="80"/>
+            </w:tcMar>
+            <w:vAlign w:val="center"/>
+          </w:tcPr>
+          <w:p>
+            <w:pPr>
+              <w:jc w:val="center"/>
+            </w:pPr>
+            <w:r>
+              <w:rPr>
+                <w:rFonts w:ascii="Arial" w:cs="Arial" w:eastAsia="Arial" w:hAnsi="Arial"/>
+                <w:color w:val="6B6B6B"/>
+                <w:sz w:val="15"/>
+                <w:szCs w:val="15"/>
+              </w:rPr>
+              <w:t xml:space="preserve">12―17 lbs/hand</w:t>
+            </w:r>
+          </w:p>
+        </w:tc>
+        <w:tc>
+          <w:tcPr>
+            <w:tcW w:type="dxa" w:w="540"/>
+            <w:tcBorders>
+              <w:top w:val="none" w:color="FFFFFF" w:sz="0"/>
+              <w:left w:val="none" w:color="FFFFFF" w:sz="0"/>
+              <w:bottom w:val="none" w:color="FFFFFF" w:sz="0"/>
+              <w:right w:val="none" w:color="FFFFFF" w:sz="0"/>
+            </w:tcBorders>
+            <w:shd w:fill="FAF3E0" w:color="auto" w:val="clear"/>
+            <w:tcMar>
+              <w:top w:type="dxa" w:w="40"/>
+              <w:left w:type="dxa" w:w="80"/>
+              <w:bottom w:type="dxa" w:w="40"/>
+              <w:right w:type="dxa" w:w="80"/>
+            </w:tcMar>
+            <w:vAlign w:val="center"/>
+          </w:tcPr>
+          <w:p>
+            <w:pPr>
+              <w:jc w:val="center"/>
+            </w:pPr>
+            <w:r>
+              <w:rPr>
+                <w:rFonts w:ascii="Arial" w:cs="Arial" w:eastAsia="Arial" w:hAnsi="Arial"/>
+                <w:color w:val="6B6B6B"/>
+                <w:sz w:val="15"/>
+                <w:szCs w:val="15"/>
+              </w:rPr>
+              <w:t xml:space="preserve">2-1-1</w:t>
+            </w:r>
+          </w:p>
+        </w:tc>
+        <w:tc>
+          <w:tcPr>
+            <w:tcW w:type="dxa" w:w="440"/>
+            <w:tcBorders>
+              <w:top w:val="none" w:color="FFFFFF" w:sz="0"/>
+              <w:left w:val="none" w:color="FFFFFF" w:sz="0"/>
+              <w:bottom w:val="none" w:color="FFFFFF" w:sz="0"/>
+              <w:right w:val="none" w:color="FFFFFF" w:sz="0"/>
+            </w:tcBorders>
+            <w:shd w:fill="FAF3E0" w:color="auto" w:val="clear"/>
+            <w:tcMar>
+              <w:top w:type="dxa" w:w="40"/>
+              <w:left w:type="dxa" w:w="80"/>
+              <w:bottom w:type="dxa" w:w="40"/>
+              <w:right w:type="dxa" w:w="80"/>
+            </w:tcMar>
+            <w:vAlign w:val="center"/>
+          </w:tcPr>
+          <w:p>
+            <w:pPr>
+              <w:jc w:val="center"/>
+            </w:pPr>
+            <w:r>
+              <w:rPr>
+                <w:rFonts w:ascii="Arial" w:cs="Arial" w:eastAsia="Arial" w:hAnsi="Arial"/>
+                <w:color w:val="6B6B6B"/>
+                <w:sz w:val="15"/>
+                <w:szCs w:val="15"/>
+              </w:rPr>
+              <w:t xml:space="preserve">60s</w:t>
+            </w:r>
+          </w:p>
+        </w:tc>
+        <w:tc>
+          <w:tcPr>
+            <w:tcW w:type="dxa" w:w="5580"/>
+            <w:tcBorders>
+              <w:top w:val="none" w:color="FFFFFF" w:sz="0"/>
+              <w:left w:val="none" w:color="FFFFFF" w:sz="0"/>
+              <w:bottom w:val="none" w:color="FFFFFF" w:sz="0"/>
+              <w:right w:val="none" w:color="FFFFFF" w:sz="0"/>
+            </w:tcBorders>
+            <w:shd w:fill="FAF3E0" w:color="auto" w:val="clear"/>
+            <w:tcMar>
+              <w:top w:type="dxa" w:w="40"/>
+              <w:left w:type="dxa" w:w="80"/>
+              <w:bottom w:type="dxa" w:w="40"/>
+              <w:right w:type="dxa" w:w="80"/>
+            </w:tcMar>
+            <w:vAlign w:val="center"/>
+          </w:tcPr>
+          <w:p>
+            <w:r>
+              <w:rPr>
+                <w:rFonts w:ascii="Arial" w:cs="Arial" w:eastAsia="Arial" w:hAnsi="Arial"/>
+                <w:color w:val="6B6B6B"/>
+                <w:sz w:val="17"/>
+                <w:szCs w:val="17"/>
+              </w:rPr>
+              <w:t xml:space="preserve">LEFT leg leads. Step wide, sit into the hip. Inner thigh of the standing leg lengthens under load.</w:t>
+            </w:r>
+            <w:r>
+              <w:rPr>
+                <w:rFonts w:ascii="Arial" w:cs="Arial" w:eastAsia="Arial" w:hAnsi="Arial"/>
+                <w:i/>
+                <w:iCs/>
+                <w:color w:val="00695C"/>
+                <w:sz w:val="14"/>
+                <w:szCs w:val="14"/>
+              </w:rPr>
+              <w:t xml:space="preserve">  2 RIR</w:t>
+            </w:r>
+          </w:p>
+        </w:tc>
+      </w:tr>
+      <w:tr>
+        <w:tc>
+          <w:tcPr>
+            <w:tcW w:type="dxa" w:w="2400"/>
+            <w:tcBorders>
+              <w:top w:val="none" w:color="FFFFFF" w:sz="0"/>
+              <w:left w:val="none" w:color="FFFFFF" w:sz="0"/>
+              <w:bottom w:val="none" w:color="FFFFFF" w:sz="0"/>
+              <w:right w:val="none" w:color="FFFFFF" w:sz="0"/>
+            </w:tcBorders>
+            <w:shd w:fill="FFFFFF" w:color="auto" w:val="clear"/>
+            <w:tcMar>
+              <w:top w:type="dxa" w:w="40"/>
+              <w:left w:type="dxa" w:w="80"/>
+              <w:bottom w:type="dxa" w:w="40"/>
+              <w:right w:type="dxa" w:w="80"/>
+            </w:tcMar>
+            <w:vAlign w:val="center"/>
+          </w:tcPr>
+          <w:p>
+            <w:r>
+              <w:rPr>
+                <w:rFonts w:ascii="Arial" w:cs="Arial" w:eastAsia="Arial" w:hAnsi="Arial"/>
+                <w:b/>
+                <w:bCs/>
+                <w:color w:val="2C2C2C"/>
+                <w:sz w:val="18"/>
+                <w:szCs w:val="18"/>
+              </w:rPr>
               <w:t xml:space="preserve">Single-Leg RDL (Left Lead)</w:t>
             </w:r>
           </w:p>
@@ -14900,7 +15457,7 @@
               <w:bottom w:val="none" w:color="FFFFFF" w:sz="0"/>
               <w:right w:val="none" w:color="FFFFFF" w:sz="0"/>
             </w:tcBorders>
-            <w:shd w:fill="FAF3E0" w:color="auto" w:val="clear"/>
+            <w:shd w:fill="FFFFFF" w:color="auto" w:val="clear"/>
             <w:tcMar>
               <w:top w:type="dxa" w:w="40"/>
               <w:left w:type="dxa" w:w="80"/>
@@ -14933,7 +15490,7 @@
               <w:bottom w:val="none" w:color="FFFFFF" w:sz="0"/>
               <w:right w:val="none" w:color="FFFFFF" w:sz="0"/>
             </w:tcBorders>
-            <w:shd w:fill="FAF3E0" w:color="auto" w:val="clear"/>
+            <w:shd w:fill="FFFFFF" w:color="auto" w:val="clear"/>
             <w:tcMar>
               <w:top w:type="dxa" w:w="40"/>
               <w:left w:type="dxa" w:w="80"/>
@@ -14966,7 +15523,7 @@
               <w:bottom w:val="none" w:color="FFFFFF" w:sz="0"/>
               <w:right w:val="none" w:color="FFFFFF" w:sz="0"/>
             </w:tcBorders>
-            <w:shd w:fill="FAF3E0" w:color="auto" w:val="clear"/>
+            <w:shd w:fill="FFFFFF" w:color="auto" w:val="clear"/>
             <w:tcMar>
               <w:top w:type="dxa" w:w="40"/>
               <w:left w:type="dxa" w:w="80"/>
@@ -14999,7 +15556,7 @@
               <w:bottom w:val="none" w:color="FFFFFF" w:sz="0"/>
               <w:right w:val="none" w:color="FFFFFF" w:sz="0"/>
             </w:tcBorders>
-            <w:shd w:fill="FAF3E0" w:color="auto" w:val="clear"/>
+            <w:shd w:fill="FFFFFF" w:color="auto" w:val="clear"/>
             <w:tcMar>
               <w:top w:type="dxa" w:w="40"/>
               <w:left w:type="dxa" w:w="80"/>
@@ -15032,7 +15589,7 @@
               <w:bottom w:val="none" w:color="FFFFFF" w:sz="0"/>
               <w:right w:val="none" w:color="FFFFFF" w:sz="0"/>
             </w:tcBorders>
-            <w:shd w:fill="FAF3E0" w:color="auto" w:val="clear"/>
+            <w:shd w:fill="FFFFFF" w:color="auto" w:val="clear"/>
             <w:tcMar>
               <w:top w:type="dxa" w:w="40"/>
               <w:left w:type="dxa" w:w="80"/>
@@ -15065,7 +15622,7 @@
               <w:bottom w:val="none" w:color="FFFFFF" w:sz="0"/>
               <w:right w:val="none" w:color="FFFFFF" w:sz="0"/>
             </w:tcBorders>
-            <w:shd w:fill="FAF3E0" w:color="auto" w:val="clear"/>
+            <w:shd w:fill="FFFFFF" w:color="auto" w:val="clear"/>
             <w:tcMar>
               <w:top w:type="dxa" w:w="40"/>
               <w:left w:type="dxa" w:w="80"/>
@@ -15117,7 +15674,7 @@
           <w:sz w:val="17"/>
           <w:szCs w:val="17"/>
         </w:rPr>
-        <w:t xml:space="preserve">D — SECONDARY COMPOUND — HIP THRUST</w:t>
+        <w:t xml:space="preserve">E — SECONDARY COMPOUND — HIP THRUST</w:t>
       </w:r>
     </w:p>
     <w:p>
@@ -15649,563 +16206,6 @@
                 <w:szCs w:val="14"/>
               </w:rPr>
               <w:t xml:space="preserve">  2 RIR</w:t>
-            </w:r>
-          </w:p>
-        </w:tc>
-      </w:tr>
-    </w:tbl>
-    <w:p>
-      <w:pPr>
-        <w:spacing w:after="100"/>
-      </w:pPr>
-    </w:p>
-    <w:p>
-      <w:pPr>
-        <w:spacing w:after="60" w:before="120"/>
-      </w:pPr>
-      <w:r>
-        <w:rPr>
-          <w:rFonts w:ascii="Arial" w:cs="Arial" w:eastAsia="Arial" w:hAnsi="Arial"/>
-          <w:b/>
-          <w:bCs/>
-          <w:color w:val="C9A227"/>
-          <w:sz w:val="17"/>
-          <w:szCs w:val="17"/>
-        </w:rPr>
-        <w:t xml:space="preserve">E — FULL-BODY INTEGRATION — FARMER CARRY (LIGHT)</w:t>
-      </w:r>
-    </w:p>
-    <w:p>
-      <w:pPr>
-        <w:spacing w:after="80"/>
-      </w:pPr>
-      <w:r>
-        <w:rPr>
-          <w:rFonts w:ascii="Arial" w:cs="Arial" w:eastAsia="Arial" w:hAnsi="Arial"/>
-          <w:b/>
-          <w:bCs/>
-          <w:color w:val="C9A227"/>
-          <w:sz w:val="17"/>
-          <w:szCs w:val="17"/>
-        </w:rPr>
-        <w:t xml:space="preserve">Why:  </w:t>
-      </w:r>
-      <w:r>
-        <w:rPr>
-          <w:rFonts w:ascii="Arial" w:cs="Arial" w:eastAsia="Arial" w:hAnsi="Arial"/>
-          <w:color w:val="2C2C2C"/>
-          <w:sz w:val="17"/>
-          <w:szCs w:val="17"/>
-        </w:rPr>
-        <w:t xml:space="preserve">The closing compound: a short, light farmer carry integrates the day's brace and hip work into upright gait — deliberately below Friday's working carry loads. The pickup is a hinge: the same stop-signal governs it, and the set ends there if the back speaks up.</w:t>
-      </w:r>
-    </w:p>
-    <w:tbl>
-      <w:tblPr>
-        <w:tblW w:type="dxa" w:w="10440"/>
-        <w:tblBorders>
-          <w:top w:val="none" w:color="FFFFFF" w:sz="0"/>
-          <w:left w:val="none" w:color="FFFFFF" w:sz="0"/>
-          <w:bottom w:val="none" w:color="FFFFFF" w:sz="0"/>
-          <w:right w:val="none" w:color="FFFFFF" w:sz="0"/>
-          <w:insideH w:val="single" w:color="auto" w:sz="4"/>
-          <w:insideV w:val="single" w:color="auto" w:sz="4"/>
-        </w:tblBorders>
-      </w:tblPr>
-      <w:tblGrid>
-        <w:gridCol w:w="2400"/>
-        <w:gridCol w:w="380"/>
-        <w:gridCol w:w="420"/>
-        <w:gridCol w:w="680"/>
-        <w:gridCol w:w="540"/>
-        <w:gridCol w:w="440"/>
-        <w:gridCol w:w="5580"/>
-      </w:tblGrid>
-      <w:tr>
-        <w:tc>
-          <w:tcPr>
-            <w:tcW w:type="dxa" w:w="2400"/>
-            <w:tcBorders>
-              <w:top w:val="none" w:color="FFFFFF" w:sz="0"/>
-              <w:left w:val="none" w:color="FFFFFF" w:sz="0"/>
-              <w:bottom w:val="none" w:color="FFFFFF" w:sz="0"/>
-              <w:right w:val="none" w:color="FFFFFF" w:sz="0"/>
-            </w:tcBorders>
-            <w:shd w:fill="F5E8C0" w:color="auto" w:val="clear"/>
-            <w:tcMar>
-              <w:top w:type="dxa" w:w="40"/>
-              <w:left w:type="dxa" w:w="80"/>
-              <w:bottom w:type="dxa" w:w="40"/>
-              <w:right w:type="dxa" w:w="80"/>
-            </w:tcMar>
-            <w:vAlign w:val="center"/>
-          </w:tcPr>
-          <w:p>
-            <w:pPr>
-              <w:jc w:val="left"/>
-            </w:pPr>
-            <w:r>
-              <w:rPr>
-                <w:rFonts w:ascii="Arial" w:cs="Arial" w:eastAsia="Arial" w:hAnsi="Arial"/>
-                <w:b/>
-                <w:bCs/>
-                <w:color w:val="C9A227"/>
-                <w:sz w:val="15"/>
-                <w:szCs w:val="15"/>
-              </w:rPr>
-              <w:t xml:space="preserve">EXERCISE</w:t>
-            </w:r>
-          </w:p>
-        </w:tc>
-        <w:tc>
-          <w:tcPr>
-            <w:tcW w:type="dxa" w:w="380"/>
-            <w:tcBorders>
-              <w:top w:val="none" w:color="FFFFFF" w:sz="0"/>
-              <w:left w:val="none" w:color="FFFFFF" w:sz="0"/>
-              <w:bottom w:val="none" w:color="FFFFFF" w:sz="0"/>
-              <w:right w:val="none" w:color="FFFFFF" w:sz="0"/>
-            </w:tcBorders>
-            <w:shd w:fill="F5E8C0" w:color="auto" w:val="clear"/>
-            <w:tcMar>
-              <w:top w:type="dxa" w:w="40"/>
-              <w:left w:type="dxa" w:w="80"/>
-              <w:bottom w:type="dxa" w:w="40"/>
-              <w:right w:type="dxa" w:w="80"/>
-            </w:tcMar>
-            <w:vAlign w:val="center"/>
-          </w:tcPr>
-          <w:p>
-            <w:pPr>
-              <w:jc w:val="center"/>
-            </w:pPr>
-            <w:r>
-              <w:rPr>
-                <w:rFonts w:ascii="Arial" w:cs="Arial" w:eastAsia="Arial" w:hAnsi="Arial"/>
-                <w:b/>
-                <w:bCs/>
-                <w:color w:val="C9A227"/>
-                <w:sz w:val="13"/>
-                <w:szCs w:val="13"/>
-              </w:rPr>
-              <w:t xml:space="preserve">SETS</w:t>
-            </w:r>
-          </w:p>
-        </w:tc>
-        <w:tc>
-          <w:tcPr>
-            <w:tcW w:type="dxa" w:w="420"/>
-            <w:tcBorders>
-              <w:top w:val="none" w:color="FFFFFF" w:sz="0"/>
-              <w:left w:val="none" w:color="FFFFFF" w:sz="0"/>
-              <w:bottom w:val="none" w:color="FFFFFF" w:sz="0"/>
-              <w:right w:val="none" w:color="FFFFFF" w:sz="0"/>
-            </w:tcBorders>
-            <w:shd w:fill="F5E8C0" w:color="auto" w:val="clear"/>
-            <w:tcMar>
-              <w:top w:type="dxa" w:w="40"/>
-              <w:left w:type="dxa" w:w="80"/>
-              <w:bottom w:type="dxa" w:w="40"/>
-              <w:right w:type="dxa" w:w="80"/>
-            </w:tcMar>
-            <w:vAlign w:val="center"/>
-          </w:tcPr>
-          <w:p>
-            <w:pPr>
-              <w:jc w:val="center"/>
-            </w:pPr>
-            <w:r>
-              <w:rPr>
-                <w:rFonts w:ascii="Arial" w:cs="Arial" w:eastAsia="Arial" w:hAnsi="Arial"/>
-                <w:b/>
-                <w:bCs/>
-                <w:color w:val="C9A227"/>
-                <w:sz w:val="13"/>
-                <w:szCs w:val="13"/>
-              </w:rPr>
-              <w:t xml:space="preserve">REPS</w:t>
-            </w:r>
-          </w:p>
-        </w:tc>
-        <w:tc>
-          <w:tcPr>
-            <w:tcW w:type="dxa" w:w="680"/>
-            <w:tcBorders>
-              <w:top w:val="none" w:color="FFFFFF" w:sz="0"/>
-              <w:left w:val="none" w:color="FFFFFF" w:sz="0"/>
-              <w:bottom w:val="none" w:color="FFFFFF" w:sz="0"/>
-              <w:right w:val="none" w:color="FFFFFF" w:sz="0"/>
-            </w:tcBorders>
-            <w:shd w:fill="F5E8C0" w:color="auto" w:val="clear"/>
-            <w:tcMar>
-              <w:top w:type="dxa" w:w="40"/>
-              <w:left w:type="dxa" w:w="80"/>
-              <w:bottom w:type="dxa" w:w="40"/>
-              <w:right w:type="dxa" w:w="80"/>
-            </w:tcMar>
-            <w:vAlign w:val="center"/>
-          </w:tcPr>
-          <w:p>
-            <w:pPr>
-              <w:jc w:val="center"/>
-            </w:pPr>
-            <w:r>
-              <w:rPr>
-                <w:rFonts w:ascii="Arial" w:cs="Arial" w:eastAsia="Arial" w:hAnsi="Arial"/>
-                <w:b/>
-                <w:bCs/>
-                <w:color w:val="C9A227"/>
-                <w:sz w:val="13"/>
-                <w:szCs w:val="13"/>
-              </w:rPr>
-              <w:t xml:space="preserve">LOAD</w:t>
-            </w:r>
-          </w:p>
-        </w:tc>
-        <w:tc>
-          <w:tcPr>
-            <w:tcW w:type="dxa" w:w="540"/>
-            <w:tcBorders>
-              <w:top w:val="none" w:color="FFFFFF" w:sz="0"/>
-              <w:left w:val="none" w:color="FFFFFF" w:sz="0"/>
-              <w:bottom w:val="none" w:color="FFFFFF" w:sz="0"/>
-              <w:right w:val="none" w:color="FFFFFF" w:sz="0"/>
-            </w:tcBorders>
-            <w:shd w:fill="F5E8C0" w:color="auto" w:val="clear"/>
-            <w:tcMar>
-              <w:top w:type="dxa" w:w="40"/>
-              <w:left w:type="dxa" w:w="80"/>
-              <w:bottom w:type="dxa" w:w="40"/>
-              <w:right w:type="dxa" w:w="80"/>
-            </w:tcMar>
-            <w:vAlign w:val="center"/>
-          </w:tcPr>
-          <w:p>
-            <w:pPr>
-              <w:jc w:val="center"/>
-            </w:pPr>
-            <w:r>
-              <w:rPr>
-                <w:rFonts w:ascii="Arial" w:cs="Arial" w:eastAsia="Arial" w:hAnsi="Arial"/>
-                <w:b/>
-                <w:bCs/>
-                <w:color w:val="C9A227"/>
-                <w:sz w:val="13"/>
-                <w:szCs w:val="13"/>
-              </w:rPr>
-              <w:t xml:space="preserve">TEMPO</w:t>
-            </w:r>
-          </w:p>
-        </w:tc>
-        <w:tc>
-          <w:tcPr>
-            <w:tcW w:type="dxa" w:w="440"/>
-            <w:tcBorders>
-              <w:top w:val="none" w:color="FFFFFF" w:sz="0"/>
-              <w:left w:val="none" w:color="FFFFFF" w:sz="0"/>
-              <w:bottom w:val="none" w:color="FFFFFF" w:sz="0"/>
-              <w:right w:val="none" w:color="FFFFFF" w:sz="0"/>
-            </w:tcBorders>
-            <w:shd w:fill="F5E8C0" w:color="auto" w:val="clear"/>
-            <w:tcMar>
-              <w:top w:type="dxa" w:w="40"/>
-              <w:left w:type="dxa" w:w="80"/>
-              <w:bottom w:type="dxa" w:w="40"/>
-              <w:right w:type="dxa" w:w="80"/>
-            </w:tcMar>
-            <w:vAlign w:val="center"/>
-          </w:tcPr>
-          <w:p>
-            <w:pPr>
-              <w:jc w:val="center"/>
-            </w:pPr>
-            <w:r>
-              <w:rPr>
-                <w:rFonts w:ascii="Arial" w:cs="Arial" w:eastAsia="Arial" w:hAnsi="Arial"/>
-                <w:b/>
-                <w:bCs/>
-                <w:color w:val="C9A227"/>
-                <w:sz w:val="13"/>
-                <w:szCs w:val="13"/>
-              </w:rPr>
-              <w:t xml:space="preserve">REST</w:t>
-            </w:r>
-          </w:p>
-        </w:tc>
-        <w:tc>
-          <w:tcPr>
-            <w:tcW w:type="dxa" w:w="5580"/>
-            <w:tcBorders>
-              <w:top w:val="none" w:color="FFFFFF" w:sz="0"/>
-              <w:left w:val="none" w:color="FFFFFF" w:sz="0"/>
-              <w:bottom w:val="none" w:color="FFFFFF" w:sz="0"/>
-              <w:right w:val="none" w:color="FFFFFF" w:sz="0"/>
-            </w:tcBorders>
-            <w:shd w:fill="F5E8C0" w:color="auto" w:val="clear"/>
-            <w:tcMar>
-              <w:top w:type="dxa" w:w="40"/>
-              <w:left w:type="dxa" w:w="80"/>
-              <w:bottom w:type="dxa" w:w="40"/>
-              <w:right w:type="dxa" w:w="80"/>
-            </w:tcMar>
-            <w:vAlign w:val="center"/>
-          </w:tcPr>
-          <w:p>
-            <w:pPr>
-              <w:jc w:val="left"/>
-            </w:pPr>
-            <w:r>
-              <w:rPr>
-                <w:rFonts w:ascii="Arial" w:cs="Arial" w:eastAsia="Arial" w:hAnsi="Arial"/>
-                <w:b/>
-                <w:bCs/>
-                <w:color w:val="C9A227"/>
-                <w:sz w:val="15"/>
-                <w:szCs w:val="15"/>
-              </w:rPr>
-              <w:t xml:space="preserve">COACHING CUE</w:t>
-            </w:r>
-          </w:p>
-        </w:tc>
-      </w:tr>
-      <w:tr>
-        <w:tc>
-          <w:tcPr>
-            <w:tcW w:type="dxa" w:w="2400"/>
-            <w:tcBorders>
-              <w:top w:val="none" w:color="FFFFFF" w:sz="0"/>
-              <w:left w:val="none" w:color="FFFFFF" w:sz="0"/>
-              <w:bottom w:val="none" w:color="FFFFFF" w:sz="0"/>
-              <w:right w:val="none" w:color="FFFFFF" w:sz="0"/>
-            </w:tcBorders>
-            <w:shd w:fill="FAF3E0" w:color="auto" w:val="clear"/>
-            <w:tcMar>
-              <w:top w:type="dxa" w:w="40"/>
-              <w:left w:type="dxa" w:w="80"/>
-              <w:bottom w:type="dxa" w:w="40"/>
-              <w:right w:type="dxa" w:w="80"/>
-            </w:tcMar>
-            <w:vAlign w:val="center"/>
-          </w:tcPr>
-          <w:p>
-            <w:r>
-              <w:rPr>
-                <w:rFonts w:ascii="Arial" w:cs="Arial" w:eastAsia="Arial" w:hAnsi="Arial"/>
-                <w:b/>
-                <w:bCs/>
-                <w:color w:val="2C2C2C"/>
-                <w:sz w:val="18"/>
-                <w:szCs w:val="18"/>
-              </w:rPr>
-              <w:t xml:space="preserve">Farmer Carry (Light — Integration)</w:t>
-            </w:r>
-          </w:p>
-          <w:p>
-            <w:r>
-              <w:rPr>
-                <w:rFonts w:ascii="Arial" w:cs="Arial" w:eastAsia="Arial" w:hAnsi="Arial"/>
-                <w:i/>
-                <w:iCs/>
-                <w:color w:val="B71C1C"/>
-                <w:sz w:val="14"/>
-                <w:szCs w:val="14"/>
-              </w:rPr>
-              <w:t xml:space="preserve">Hinge stop-signal governs the pickup — back pain means STOP.</w:t>
-            </w:r>
-          </w:p>
-        </w:tc>
-        <w:tc>
-          <w:tcPr>
-            <w:tcW w:type="dxa" w:w="380"/>
-            <w:tcBorders>
-              <w:top w:val="none" w:color="FFFFFF" w:sz="0"/>
-              <w:left w:val="none" w:color="FFFFFF" w:sz="0"/>
-              <w:bottom w:val="none" w:color="FFFFFF" w:sz="0"/>
-              <w:right w:val="none" w:color="FFFFFF" w:sz="0"/>
-            </w:tcBorders>
-            <w:shd w:fill="FAF3E0" w:color="auto" w:val="clear"/>
-            <w:tcMar>
-              <w:top w:type="dxa" w:w="40"/>
-              <w:left w:type="dxa" w:w="80"/>
-              <w:bottom w:type="dxa" w:w="40"/>
-              <w:right w:type="dxa" w:w="80"/>
-            </w:tcMar>
-            <w:vAlign w:val="center"/>
-          </w:tcPr>
-          <w:p>
-            <w:pPr>
-              <w:jc w:val="center"/>
-            </w:pPr>
-            <w:r>
-              <w:rPr>
-                <w:rFonts w:ascii="Arial" w:cs="Arial" w:eastAsia="Arial" w:hAnsi="Arial"/>
-                <w:color w:val="6B6B6B"/>
-                <w:sz w:val="15"/>
-                <w:szCs w:val="15"/>
-              </w:rPr>
-              <w:t xml:space="preserve">2</w:t>
-            </w:r>
-          </w:p>
-        </w:tc>
-        <w:tc>
-          <w:tcPr>
-            <w:tcW w:type="dxa" w:w="420"/>
-            <w:tcBorders>
-              <w:top w:val="none" w:color="FFFFFF" w:sz="0"/>
-              <w:left w:val="none" w:color="FFFFFF" w:sz="0"/>
-              <w:bottom w:val="none" w:color="FFFFFF" w:sz="0"/>
-              <w:right w:val="none" w:color="FFFFFF" w:sz="0"/>
-            </w:tcBorders>
-            <w:shd w:fill="FAF3E0" w:color="auto" w:val="clear"/>
-            <w:tcMar>
-              <w:top w:type="dxa" w:w="40"/>
-              <w:left w:type="dxa" w:w="80"/>
-              <w:bottom w:type="dxa" w:w="40"/>
-              <w:right w:type="dxa" w:w="80"/>
-            </w:tcMar>
-            <w:vAlign w:val="center"/>
-          </w:tcPr>
-          <w:p>
-            <w:pPr>
-              <w:jc w:val="center"/>
-            </w:pPr>
-            <w:r>
-              <w:rPr>
-                <w:rFonts w:ascii="Arial" w:cs="Arial" w:eastAsia="Arial" w:hAnsi="Arial"/>
-                <w:color w:val="6B6B6B"/>
-                <w:sz w:val="15"/>
-                <w:szCs w:val="15"/>
-              </w:rPr>
-              <w:t xml:space="preserve">25–30 yds</w:t>
-            </w:r>
-          </w:p>
-        </w:tc>
-        <w:tc>
-          <w:tcPr>
-            <w:tcW w:type="dxa" w:w="680"/>
-            <w:tcBorders>
-              <w:top w:val="none" w:color="FFFFFF" w:sz="0"/>
-              <w:left w:val="none" w:color="FFFFFF" w:sz="0"/>
-              <w:bottom w:val="none" w:color="FFFFFF" w:sz="0"/>
-              <w:right w:val="none" w:color="FFFFFF" w:sz="0"/>
-            </w:tcBorders>
-            <w:shd w:fill="FAF3E0" w:color="auto" w:val="clear"/>
-            <w:tcMar>
-              <w:top w:type="dxa" w:w="40"/>
-              <w:left w:type="dxa" w:w="80"/>
-              <w:bottom w:type="dxa" w:w="40"/>
-              <w:right w:type="dxa" w:w="80"/>
-            </w:tcMar>
-            <w:vAlign w:val="center"/>
-          </w:tcPr>
-          <w:p>
-            <w:pPr>
-              <w:jc w:val="center"/>
-            </w:pPr>
-            <w:r>
-              <w:rPr>
-                <w:rFonts w:ascii="Arial" w:cs="Arial" w:eastAsia="Arial" w:hAnsi="Arial"/>
-                <w:color w:val="6B6B6B"/>
-                <w:sz w:val="15"/>
-                <w:szCs w:val="15"/>
-              </w:rPr>
-              <w:t xml:space="preserve">25–30 lbs/hand</w:t>
-            </w:r>
-          </w:p>
-        </w:tc>
-        <w:tc>
-          <w:tcPr>
-            <w:tcW w:type="dxa" w:w="540"/>
-            <w:tcBorders>
-              <w:top w:val="none" w:color="FFFFFF" w:sz="0"/>
-              <w:left w:val="none" w:color="FFFFFF" w:sz="0"/>
-              <w:bottom w:val="none" w:color="FFFFFF" w:sz="0"/>
-              <w:right w:val="none" w:color="FFFFFF" w:sz="0"/>
-            </w:tcBorders>
-            <w:shd w:fill="FAF3E0" w:color="auto" w:val="clear"/>
-            <w:tcMar>
-              <w:top w:type="dxa" w:w="40"/>
-              <w:left w:type="dxa" w:w="80"/>
-              <w:bottom w:type="dxa" w:w="40"/>
-              <w:right w:type="dxa" w:w="80"/>
-            </w:tcMar>
-            <w:vAlign w:val="center"/>
-          </w:tcPr>
-          <w:p>
-            <w:pPr>
-              <w:jc w:val="center"/>
-            </w:pPr>
-            <w:r>
-              <w:rPr>
-                <w:rFonts w:ascii="Arial" w:cs="Arial" w:eastAsia="Arial" w:hAnsi="Arial"/>
-                <w:color w:val="6B6B6B"/>
-                <w:sz w:val="15"/>
-                <w:szCs w:val="15"/>
-              </w:rPr>
-              <w:t xml:space="preserve">Controlled</w:t>
-            </w:r>
-          </w:p>
-        </w:tc>
-        <w:tc>
-          <w:tcPr>
-            <w:tcW w:type="dxa" w:w="440"/>
-            <w:tcBorders>
-              <w:top w:val="none" w:color="FFFFFF" w:sz="0"/>
-              <w:left w:val="none" w:color="FFFFFF" w:sz="0"/>
-              <w:bottom w:val="none" w:color="FFFFFF" w:sz="0"/>
-              <w:right w:val="none" w:color="FFFFFF" w:sz="0"/>
-            </w:tcBorders>
-            <w:shd w:fill="FAF3E0" w:color="auto" w:val="clear"/>
-            <w:tcMar>
-              <w:top w:type="dxa" w:w="40"/>
-              <w:left w:type="dxa" w:w="80"/>
-              <w:bottom w:type="dxa" w:w="40"/>
-              <w:right w:type="dxa" w:w="80"/>
-            </w:tcMar>
-            <w:vAlign w:val="center"/>
-          </w:tcPr>
-          <w:p>
-            <w:pPr>
-              <w:jc w:val="center"/>
-            </w:pPr>
-            <w:r>
-              <w:rPr>
-                <w:rFonts w:ascii="Arial" w:cs="Arial" w:eastAsia="Arial" w:hAnsi="Arial"/>
-                <w:color w:val="6B6B6B"/>
-                <w:sz w:val="15"/>
-                <w:szCs w:val="15"/>
-              </w:rPr>
-              <w:t xml:space="preserve">60s</w:t>
-            </w:r>
-          </w:p>
-        </w:tc>
-        <w:tc>
-          <w:tcPr>
-            <w:tcW w:type="dxa" w:w="5580"/>
-            <w:tcBorders>
-              <w:top w:val="none" w:color="FFFFFF" w:sz="0"/>
-              <w:left w:val="none" w:color="FFFFFF" w:sz="0"/>
-              <w:bottom w:val="none" w:color="FFFFFF" w:sz="0"/>
-              <w:right w:val="none" w:color="FFFFFF" w:sz="0"/>
-            </w:tcBorders>
-            <w:shd w:fill="FAF3E0" w:color="auto" w:val="clear"/>
-            <w:tcMar>
-              <w:top w:type="dxa" w:w="40"/>
-              <w:left w:type="dxa" w:w="80"/>
-              <w:bottom w:type="dxa" w:w="40"/>
-              <w:right w:type="dxa" w:w="80"/>
-            </w:tcMar>
-            <w:vAlign w:val="center"/>
-          </w:tcPr>
-          <w:p>
-            <w:r>
-              <w:rPr>
-                <w:rFonts w:ascii="Arial" w:cs="Arial" w:eastAsia="Arial" w:hAnsi="Arial"/>
-                <w:color w:val="6B6B6B"/>
-                <w:sz w:val="17"/>
-                <w:szCs w:val="17"/>
-              </w:rPr>
-              <w:t xml:space="preserve">Hinge cleanly to lift, walk tall, hinge cleanly to set down. Quality over load.</w:t>
             </w:r>
           </w:p>
         </w:tc>

--- a/clients/kelly_mulroy/Kelly_Mulroy_5Day_Training_Plan.docx
+++ b/clients/kelly_mulroy/Kelly_Mulroy_5Day_Training_Plan.docx
@@ -2072,7 +2072,7 @@
           <w:sz w:val="17"/>
           <w:szCs w:val="17"/>
         </w:rPr>
-        <w:t xml:space="preserve">~21g per meal (≈0.3 g/kg), across 4 meals spaced 3–4 hours apart.</w:t>
+        <w:t xml:space="preserve">~28g per meal (0.40 g/kg), across 4 meals spaced 3–4 hours apart.</w:t>
       </w:r>
     </w:p>
     <w:p>
